--- a/ai_business_assistant/AtelierPromptEngineering.docx
+++ b/ai_business_assistant/AtelierPromptEngineering.docx
@@ -1177,21 +1177,10 @@
       <w:r>
         <w:rPr>
           <w:rFonts w:hint="default" w:ascii="Times New Roman" w:hAnsi="Times New Roman" w:cs="Times New Roman"/>
-          <w:b/>
-          <w:bCs/>
-          <w:color w:val="7030A0"/>
-          <w:sz w:val="24"/>
-          <w:szCs w:val="24"/>
-        </w:rPr>
-        <w:t>Partie 1 – Anatomie d'un promp</w:t>
-      </w:r>
-      <w:r>
-        <w:rPr>
-          <w:rFonts w:hint="default" w:ascii="Times New Roman" w:hAnsi="Times New Roman" w:cs="Times New Roman"/>
-          <w:sz w:val="24"/>
-          <w:szCs w:val="24"/>
-        </w:rPr>
-        <w:t>t</w:t>
+          <w:sz w:val="24"/>
+          <w:szCs w:val="24"/>
+        </w:rPr>
+        <w:t>Partie 1 – Anatomie d'un prompt</w:t>
       </w:r>
     </w:p>
     <w:p>
@@ -1214,192 +1203,11 @@
     </w:p>
     <w:p>
       <w:pPr>
-        <w:spacing w:after="160" w:line="360" w:lineRule="auto"/>
-        <w:rPr>
-          <w:rFonts w:hint="default" w:ascii="Times New Roman" w:hAnsi="Times New Roman" w:cs="Times New Roman"/>
-          <w:sz w:val="24"/>
-          <w:szCs w:val="24"/>
-        </w:rPr>
-      </w:pPr>
-    </w:p>
-    <w:p>
-      <w:pPr>
-        <w:spacing w:after="160" w:line="360" w:lineRule="auto"/>
-        <w:rPr>
-          <w:rFonts w:hint="default" w:ascii="Times New Roman" w:hAnsi="Times New Roman" w:eastAsia="Consolas" w:cs="Times New Roman"/>
-          <w:color w:val="7030A0"/>
-          <w:sz w:val="24"/>
-          <w:szCs w:val="24"/>
-        </w:rPr>
-      </w:pPr>
-      <w:r>
-        <w:rPr>
-          <w:rFonts w:hint="default" w:ascii="Times New Roman" w:hAnsi="Times New Roman" w:cs="Times New Roman"/>
-          <w:color w:val="7030A0"/>
-          <w:sz w:val="24"/>
-          <w:szCs w:val="24"/>
-          <w:lang w:val="en-US"/>
-        </w:rPr>
-        <w:t xml:space="preserve">- </w:t>
-      </w:r>
-      <w:r>
-        <w:rPr>
-          <w:rFonts w:hint="default" w:ascii="Times New Roman" w:hAnsi="Times New Roman" w:eastAsia="Consolas" w:cs="Times New Roman"/>
-          <w:color w:val="7030A0"/>
-          <w:sz w:val="24"/>
-          <w:szCs w:val="24"/>
-        </w:rPr>
-        <w:t>Rôle</w:t>
-      </w:r>
-    </w:p>
-    <w:p>
-      <w:pPr>
-        <w:spacing w:after="160" w:line="360" w:lineRule="auto"/>
-        <w:rPr>
-          <w:rFonts w:hint="default" w:ascii="Times New Roman" w:hAnsi="Times New Roman" w:eastAsia="Consolas" w:cs="Times New Roman"/>
-          <w:color w:val="7030A0"/>
-          <w:sz w:val="24"/>
-          <w:szCs w:val="24"/>
-          <w:lang w:val="en-US"/>
-        </w:rPr>
-      </w:pPr>
-      <w:r>
-        <w:rPr>
-          <w:rFonts w:hint="default" w:ascii="Times New Roman" w:hAnsi="Times New Roman" w:eastAsia="Consolas" w:cs="Times New Roman"/>
-          <w:color w:val="7030A0"/>
-          <w:sz w:val="24"/>
-          <w:szCs w:val="24"/>
-          <w:lang w:val="en-US"/>
-        </w:rPr>
-        <w:t>-Contexte</w:t>
-      </w:r>
-    </w:p>
-    <w:p>
-      <w:pPr>
-        <w:spacing w:after="160" w:line="360" w:lineRule="auto"/>
-        <w:rPr>
-          <w:rFonts w:hint="default" w:ascii="Times New Roman" w:hAnsi="Times New Roman" w:eastAsia="Consolas" w:cs="Times New Roman"/>
-          <w:color w:val="7030A0"/>
-          <w:sz w:val="24"/>
-          <w:szCs w:val="24"/>
-          <w:lang w:val="en-US"/>
-        </w:rPr>
-      </w:pPr>
-      <w:r>
-        <w:rPr>
-          <w:rFonts w:hint="default" w:ascii="Times New Roman" w:hAnsi="Times New Roman" w:eastAsia="Consolas" w:cs="Times New Roman"/>
-          <w:color w:val="7030A0"/>
-          <w:sz w:val="24"/>
-          <w:szCs w:val="24"/>
-          <w:lang w:val="en-US"/>
-        </w:rPr>
-        <w:t>-Tache</w:t>
-      </w:r>
-    </w:p>
-    <w:p>
-      <w:pPr>
-        <w:spacing w:after="160" w:line="360" w:lineRule="auto"/>
-        <w:rPr>
-          <w:rFonts w:hint="default" w:ascii="Times New Roman" w:hAnsi="Times New Roman" w:eastAsia="Consolas" w:cs="Times New Roman"/>
-          <w:color w:val="7030A0"/>
-          <w:sz w:val="24"/>
-          <w:szCs w:val="24"/>
-          <w:lang w:val="en-US"/>
-        </w:rPr>
-      </w:pPr>
-      <w:r>
-        <w:rPr>
-          <w:rFonts w:hint="default" w:ascii="Times New Roman" w:hAnsi="Times New Roman" w:eastAsia="Consolas" w:cs="Times New Roman"/>
-          <w:color w:val="7030A0"/>
-          <w:sz w:val="24"/>
-          <w:szCs w:val="24"/>
-          <w:lang w:val="en-US"/>
-        </w:rPr>
-        <w:t>-Contraintes</w:t>
-      </w:r>
-    </w:p>
-    <w:p>
-      <w:pPr>
-        <w:spacing w:after="160" w:line="360" w:lineRule="auto"/>
-        <w:rPr>
-          <w:rFonts w:hint="default" w:ascii="Times New Roman" w:hAnsi="Times New Roman" w:eastAsia="Consolas" w:cs="Times New Roman"/>
-          <w:color w:val="7030A0"/>
-          <w:sz w:val="24"/>
-          <w:szCs w:val="24"/>
-          <w:lang w:val="en-US"/>
-        </w:rPr>
-      </w:pPr>
-      <w:r>
-        <w:rPr>
-          <w:rFonts w:hint="default" w:ascii="Times New Roman" w:hAnsi="Times New Roman" w:eastAsia="Consolas" w:cs="Times New Roman"/>
-          <w:color w:val="7030A0"/>
-          <w:sz w:val="24"/>
-          <w:szCs w:val="24"/>
-          <w:lang w:val="en-US"/>
-        </w:rPr>
-        <w:t>-format de sortie attendu</w:t>
-      </w:r>
-    </w:p>
-    <w:p>
-      <w:pPr>
-        <w:spacing w:after="160" w:line="360" w:lineRule="auto"/>
-        <w:rPr>
-          <w:rFonts w:hint="default" w:ascii="Times New Roman" w:hAnsi="Times New Roman" w:eastAsia="Consolas" w:cs="Times New Roman"/>
-          <w:color w:val="7030A0"/>
-          <w:sz w:val="24"/>
-          <w:szCs w:val="24"/>
-          <w:lang w:val="fr-FR"/>
-        </w:rPr>
-      </w:pPr>
-      <w:r>
-        <w:rPr>
-          <w:rFonts w:hint="default" w:ascii="Times New Roman" w:hAnsi="Times New Roman" w:eastAsia="Consolas" w:cs="Times New Roman"/>
-          <w:color w:val="7030A0"/>
-          <w:sz w:val="24"/>
-          <w:szCs w:val="24"/>
-          <w:lang w:val="en-US"/>
-        </w:rPr>
-        <w:t>-Donn</w:t>
-      </w:r>
-      <w:r>
-        <w:rPr>
-          <w:rFonts w:hint="default" w:ascii="Times New Roman" w:hAnsi="Times New Roman" w:eastAsia="Consolas" w:cs="Times New Roman"/>
-          <w:color w:val="7030A0"/>
-          <w:sz w:val="24"/>
-          <w:szCs w:val="24"/>
-          <w:lang w:val="fr-FR"/>
-        </w:rPr>
-        <w:t>ées d</w:t>
-      </w:r>
-      <w:r>
-        <w:rPr>
-          <w:rFonts w:hint="default" w:ascii="Times New Roman" w:hAnsi="Times New Roman" w:eastAsia="Consolas" w:cs="Times New Roman"/>
-          <w:color w:val="7030A0"/>
-          <w:sz w:val="24"/>
-          <w:szCs w:val="24"/>
-          <w:lang w:val="en-US"/>
-        </w:rPr>
-        <w:t>’</w:t>
-      </w:r>
-      <w:r>
-        <w:rPr>
-          <w:rFonts w:hint="default" w:ascii="Times New Roman" w:hAnsi="Times New Roman" w:eastAsia="Consolas" w:cs="Times New Roman"/>
-          <w:color w:val="7030A0"/>
-          <w:sz w:val="24"/>
-          <w:szCs w:val="24"/>
-          <w:lang w:val="fr-FR"/>
-        </w:rPr>
-        <w:t>entrée</w:t>
-      </w:r>
-    </w:p>
-    <w:p>
-      <w:pPr>
-        <w:spacing w:after="160" w:line="360" w:lineRule="auto"/>
-        <w:rPr>
-          <w:rFonts w:hint="default" w:ascii="Times New Roman" w:hAnsi="Times New Roman" w:eastAsia="Consolas" w:cs="Times New Roman"/>
-          <w:sz w:val="24"/>
-          <w:szCs w:val="24"/>
-          <w:lang w:val="fr-FR"/>
+        <w:spacing w:line="360" w:lineRule="auto"/>
+        <w:rPr>
+          <w:rFonts w:hint="default" w:ascii="Times New Roman" w:hAnsi="Times New Roman" w:cs="Times New Roman"/>
+          <w:sz w:val="24"/>
+          <w:szCs w:val="24"/>
         </w:rPr>
       </w:pPr>
     </w:p>
@@ -1408,10 +1216,8 @@
         <w:spacing w:before="40" w:after="60" w:line="360" w:lineRule="auto"/>
         <w:rPr>
           <w:rFonts w:hint="default" w:ascii="Times New Roman" w:hAnsi="Times New Roman" w:cs="Times New Roman"/>
-          <w:b/>
-          <w:bCs/>
-          <w:sz w:val="36"/>
-          <w:szCs w:val="36"/>
+          <w:sz w:val="24"/>
+          <w:szCs w:val="24"/>
         </w:rPr>
       </w:pPr>
       <w:r>
@@ -1420,8 +1226,8 @@
           <w:b/>
           <w:bCs/>
           <w:color w:val="555555"/>
-          <w:sz w:val="36"/>
-          <w:szCs w:val="36"/>
+          <w:sz w:val="32"/>
+          <w:szCs w:val="32"/>
         </w:rPr>
         <w:t>PROMPT</w:t>
       </w:r>
@@ -1431,10 +1237,82 @@
         <w:spacing w:after="40" w:line="360" w:lineRule="auto"/>
         <w:rPr>
           <w:rFonts w:hint="default" w:ascii="Times New Roman" w:hAnsi="Times New Roman" w:cs="Times New Roman"/>
+          <w:sz w:val="24"/>
+          <w:szCs w:val="24"/>
+        </w:rPr>
+      </w:pPr>
+      <w:r>
+        <w:rPr>
+          <w:rFonts w:hint="default" w:ascii="Times New Roman" w:hAnsi="Times New Roman" w:eastAsia="Consolas" w:cs="Times New Roman"/>
           <w:color w:val="7030A0"/>
           <w:sz w:val="24"/>
           <w:szCs w:val="24"/>
         </w:rPr>
+        <w:t xml:space="preserve">Rôle </w:t>
+      </w:r>
+      <w:r>
+        <w:rPr>
+          <w:rFonts w:hint="default" w:ascii="Times New Roman" w:hAnsi="Times New Roman" w:eastAsia="Consolas" w:cs="Times New Roman"/>
+          <w:sz w:val="24"/>
+          <w:szCs w:val="24"/>
+        </w:rPr>
+        <w:t>:</w:t>
+      </w:r>
+    </w:p>
+    <w:p>
+      <w:pPr>
+        <w:spacing w:after="40" w:line="360" w:lineRule="auto"/>
+        <w:rPr>
+          <w:rFonts w:hint="default" w:ascii="Times New Roman" w:hAnsi="Times New Roman" w:cs="Times New Roman"/>
+          <w:sz w:val="24"/>
+          <w:szCs w:val="24"/>
+        </w:rPr>
+      </w:pPr>
+      <w:r>
+        <w:rPr>
+          <w:rFonts w:hint="default" w:ascii="Times New Roman" w:hAnsi="Times New Roman" w:eastAsia="Consolas" w:cs="Times New Roman"/>
+          <w:sz w:val="24"/>
+          <w:szCs w:val="24"/>
+        </w:rPr>
+        <w:t>Tu es un analyste customer insights avec 10 ans d'expérience dans</w:t>
+      </w:r>
+    </w:p>
+    <w:p>
+      <w:pPr>
+        <w:spacing w:after="40" w:line="360" w:lineRule="auto"/>
+        <w:rPr>
+          <w:rFonts w:hint="default" w:ascii="Times New Roman" w:hAnsi="Times New Roman" w:cs="Times New Roman"/>
+          <w:sz w:val="24"/>
+          <w:szCs w:val="24"/>
+        </w:rPr>
+      </w:pPr>
+      <w:r>
+        <w:rPr>
+          <w:rFonts w:hint="default" w:ascii="Times New Roman" w:hAnsi="Times New Roman" w:eastAsia="Consolas" w:cs="Times New Roman"/>
+          <w:sz w:val="24"/>
+          <w:szCs w:val="24"/>
+        </w:rPr>
+        <w:t>l'analyse de retours clients pour des entreprises de service.</w:t>
+      </w:r>
+    </w:p>
+    <w:p>
+      <w:pPr>
+        <w:spacing w:after="40" w:line="360" w:lineRule="auto"/>
+        <w:rPr>
+          <w:rFonts w:hint="default" w:ascii="Times New Roman" w:hAnsi="Times New Roman" w:cs="Times New Roman"/>
+          <w:sz w:val="24"/>
+          <w:szCs w:val="24"/>
+        </w:rPr>
+      </w:pPr>
+    </w:p>
+    <w:p>
+      <w:pPr>
+        <w:spacing w:after="40" w:line="360" w:lineRule="auto"/>
+        <w:rPr>
+          <w:rFonts w:hint="default" w:ascii="Times New Roman" w:hAnsi="Times New Roman" w:cs="Times New Roman"/>
+          <w:sz w:val="24"/>
+          <w:szCs w:val="24"/>
+        </w:rPr>
       </w:pPr>
       <w:r>
         <w:rPr>
@@ -1443,64 +1321,162 @@
           <w:sz w:val="24"/>
           <w:szCs w:val="24"/>
         </w:rPr>
-        <w:t>Rôle :</w:t>
-      </w:r>
-    </w:p>
-    <w:p>
-      <w:pPr>
-        <w:spacing w:after="40" w:line="360" w:lineRule="auto"/>
-        <w:rPr>
-          <w:rFonts w:hint="default" w:ascii="Times New Roman" w:hAnsi="Times New Roman" w:cs="Times New Roman"/>
-          <w:sz w:val="24"/>
-          <w:szCs w:val="24"/>
-        </w:rPr>
-      </w:pPr>
-      <w:r>
-        <w:rPr>
-          <w:rFonts w:hint="default" w:ascii="Times New Roman" w:hAnsi="Times New Roman" w:eastAsia="Consolas" w:cs="Times New Roman"/>
-          <w:sz w:val="24"/>
-          <w:szCs w:val="24"/>
-        </w:rPr>
-        <w:t>Tu es un analyste customer insights avec 10 ans d'expérience dans</w:t>
-      </w:r>
-    </w:p>
-    <w:p>
-      <w:pPr>
-        <w:spacing w:after="40" w:line="360" w:lineRule="auto"/>
-        <w:rPr>
-          <w:rFonts w:hint="default" w:ascii="Times New Roman" w:hAnsi="Times New Roman" w:cs="Times New Roman"/>
-          <w:sz w:val="24"/>
-          <w:szCs w:val="24"/>
-        </w:rPr>
-      </w:pPr>
-      <w:r>
-        <w:rPr>
-          <w:rFonts w:hint="default" w:ascii="Times New Roman" w:hAnsi="Times New Roman" w:eastAsia="Consolas" w:cs="Times New Roman"/>
-          <w:sz w:val="24"/>
-          <w:szCs w:val="24"/>
-        </w:rPr>
-        <w:t>l'analyse de retours clients pour des entreprises de service.</w:t>
-      </w:r>
-    </w:p>
-    <w:p>
-      <w:pPr>
-        <w:spacing w:after="40" w:line="360" w:lineRule="auto"/>
-        <w:rPr>
-          <w:rFonts w:hint="default" w:ascii="Times New Roman" w:hAnsi="Times New Roman" w:cs="Times New Roman"/>
-          <w:sz w:val="24"/>
-          <w:szCs w:val="24"/>
-        </w:rPr>
-      </w:pPr>
-    </w:p>
-    <w:p>
-      <w:pPr>
-        <w:spacing w:after="40" w:line="360" w:lineRule="auto"/>
-        <w:rPr>
-          <w:rFonts w:hint="default" w:ascii="Times New Roman" w:hAnsi="Times New Roman" w:cs="Times New Roman"/>
+        <w:t xml:space="preserve">Contexte </w:t>
+      </w:r>
+      <w:r>
+        <w:rPr>
+          <w:rFonts w:hint="default" w:ascii="Times New Roman" w:hAnsi="Times New Roman" w:eastAsia="Consolas" w:cs="Times New Roman"/>
+          <w:sz w:val="24"/>
+          <w:szCs w:val="24"/>
+        </w:rPr>
+        <w:t>:</w:t>
+      </w:r>
+    </w:p>
+    <w:p>
+      <w:pPr>
+        <w:spacing w:after="40" w:line="360" w:lineRule="auto"/>
+        <w:rPr>
+          <w:rFonts w:hint="default" w:ascii="Times New Roman" w:hAnsi="Times New Roman" w:cs="Times New Roman"/>
+          <w:sz w:val="24"/>
+          <w:szCs w:val="24"/>
+        </w:rPr>
+      </w:pPr>
+      <w:r>
+        <w:rPr>
+          <w:rFonts w:hint="default" w:ascii="Times New Roman" w:hAnsi="Times New Roman" w:eastAsia="Consolas" w:cs="Times New Roman"/>
+          <w:sz w:val="24"/>
+          <w:szCs w:val="24"/>
+        </w:rPr>
+        <w:t>L'entreprise reçoit chaque semaine des dizaines d'avis clients via</w:t>
+      </w:r>
+    </w:p>
+    <w:p>
+      <w:pPr>
+        <w:spacing w:after="40" w:line="360" w:lineRule="auto"/>
+        <w:rPr>
+          <w:rFonts w:hint="default" w:ascii="Times New Roman" w:hAnsi="Times New Roman" w:cs="Times New Roman"/>
+          <w:sz w:val="24"/>
+          <w:szCs w:val="24"/>
+        </w:rPr>
+      </w:pPr>
+      <w:r>
+        <w:rPr>
+          <w:rFonts w:hint="default" w:ascii="Times New Roman" w:hAnsi="Times New Roman" w:eastAsia="Consolas" w:cs="Times New Roman"/>
+          <w:sz w:val="24"/>
+          <w:szCs w:val="24"/>
+        </w:rPr>
+        <w:t>son support, ses réseaux sociaux et son site web. Elle souhaite en</w:t>
+      </w:r>
+    </w:p>
+    <w:p>
+      <w:pPr>
+        <w:spacing w:after="40" w:line="360" w:lineRule="auto"/>
+        <w:rPr>
+          <w:rFonts w:hint="default" w:ascii="Times New Roman" w:hAnsi="Times New Roman" w:cs="Times New Roman"/>
+          <w:sz w:val="24"/>
+          <w:szCs w:val="24"/>
+        </w:rPr>
+      </w:pPr>
+      <w:r>
+        <w:rPr>
+          <w:rFonts w:hint="default" w:ascii="Times New Roman" w:hAnsi="Times New Roman" w:eastAsia="Consolas" w:cs="Times New Roman"/>
+          <w:sz w:val="24"/>
+          <w:szCs w:val="24"/>
+        </w:rPr>
+        <w:t>tirer des enseignements exploitables sans tout lire manuellement.</w:t>
+      </w:r>
+    </w:p>
+    <w:p>
+      <w:pPr>
+        <w:spacing w:after="40" w:line="360" w:lineRule="auto"/>
+        <w:rPr>
+          <w:rFonts w:hint="default" w:ascii="Times New Roman" w:hAnsi="Times New Roman" w:cs="Times New Roman"/>
+          <w:sz w:val="24"/>
+          <w:szCs w:val="24"/>
+        </w:rPr>
+      </w:pPr>
+    </w:p>
+    <w:p>
+      <w:pPr>
+        <w:spacing w:after="40" w:line="360" w:lineRule="auto"/>
+        <w:rPr>
+          <w:rFonts w:hint="default" w:ascii="Times New Roman" w:hAnsi="Times New Roman" w:cs="Times New Roman"/>
+          <w:sz w:val="24"/>
+          <w:szCs w:val="24"/>
+        </w:rPr>
+      </w:pPr>
+      <w:r>
+        <w:rPr>
+          <w:rFonts w:hint="default" w:ascii="Times New Roman" w:hAnsi="Times New Roman" w:eastAsia="Consolas" w:cs="Times New Roman"/>
           <w:color w:val="7030A0"/>
           <w:sz w:val="24"/>
           <w:szCs w:val="24"/>
         </w:rPr>
+        <w:t xml:space="preserve">Tâche </w:t>
+      </w:r>
+      <w:r>
+        <w:rPr>
+          <w:rFonts w:hint="default" w:ascii="Times New Roman" w:hAnsi="Times New Roman" w:eastAsia="Consolas" w:cs="Times New Roman"/>
+          <w:sz w:val="24"/>
+          <w:szCs w:val="24"/>
+        </w:rPr>
+        <w:t>:</w:t>
+      </w:r>
+    </w:p>
+    <w:p>
+      <w:pPr>
+        <w:spacing w:after="40" w:line="360" w:lineRule="auto"/>
+        <w:rPr>
+          <w:rFonts w:hint="default" w:ascii="Times New Roman" w:hAnsi="Times New Roman" w:cs="Times New Roman"/>
+          <w:sz w:val="24"/>
+          <w:szCs w:val="24"/>
+        </w:rPr>
+      </w:pPr>
+      <w:r>
+        <w:rPr>
+          <w:rFonts w:hint="default" w:ascii="Times New Roman" w:hAnsi="Times New Roman" w:eastAsia="Consolas" w:cs="Times New Roman"/>
+          <w:sz w:val="24"/>
+          <w:szCs w:val="24"/>
+        </w:rPr>
+        <w:t>Analyse les avis clients fournis ci-dessous et produis une synthèse</w:t>
+      </w:r>
+    </w:p>
+    <w:p>
+      <w:pPr>
+        <w:spacing w:after="40" w:line="360" w:lineRule="auto"/>
+        <w:rPr>
+          <w:rFonts w:hint="default" w:ascii="Times New Roman" w:hAnsi="Times New Roman" w:cs="Times New Roman"/>
+          <w:sz w:val="24"/>
+          <w:szCs w:val="24"/>
+        </w:rPr>
+      </w:pPr>
+      <w:r>
+        <w:rPr>
+          <w:rFonts w:hint="default" w:ascii="Times New Roman" w:hAnsi="Times New Roman" w:eastAsia="Consolas" w:cs="Times New Roman"/>
+          <w:sz w:val="24"/>
+          <w:szCs w:val="24"/>
+        </w:rPr>
+        <w:t>structurée destinée à l'équipe produit et à l'équipe support.</w:t>
+      </w:r>
+    </w:p>
+    <w:p>
+      <w:pPr>
+        <w:spacing w:after="40" w:line="360" w:lineRule="auto"/>
+        <w:rPr>
+          <w:rFonts w:hint="default" w:ascii="Times New Roman" w:hAnsi="Times New Roman" w:cs="Times New Roman"/>
+          <w:sz w:val="24"/>
+          <w:szCs w:val="24"/>
+        </w:rPr>
+      </w:pPr>
+    </w:p>
+    <w:p>
+      <w:pPr>
+        <w:spacing w:after="40" w:line="360" w:lineRule="auto"/>
+        <w:rPr>
+          <w:rFonts w:hint="default" w:ascii="Times New Roman" w:hAnsi="Times New Roman" w:cs="Times New Roman"/>
+          <w:sz w:val="24"/>
+          <w:szCs w:val="24"/>
+        </w:rPr>
       </w:pPr>
       <w:r>
         <w:rPr>
@@ -1509,61 +1485,87 @@
           <w:sz w:val="24"/>
           <w:szCs w:val="24"/>
         </w:rPr>
-        <w:t>Contexte :</w:t>
-      </w:r>
-    </w:p>
-    <w:p>
-      <w:pPr>
-        <w:spacing w:after="40" w:line="360" w:lineRule="auto"/>
-        <w:rPr>
-          <w:rFonts w:hint="default" w:ascii="Times New Roman" w:hAnsi="Times New Roman" w:cs="Times New Roman"/>
-          <w:sz w:val="24"/>
-          <w:szCs w:val="24"/>
-        </w:rPr>
-      </w:pPr>
-      <w:r>
-        <w:rPr>
-          <w:rFonts w:hint="default" w:ascii="Times New Roman" w:hAnsi="Times New Roman" w:eastAsia="Consolas" w:cs="Times New Roman"/>
-          <w:sz w:val="24"/>
-          <w:szCs w:val="24"/>
-        </w:rPr>
-        <w:t>L'entreprise reçoit chaque semaine des dizaines d'avis clients via</w:t>
-      </w:r>
-    </w:p>
-    <w:p>
-      <w:pPr>
-        <w:spacing w:after="40" w:line="360" w:lineRule="auto"/>
-        <w:rPr>
-          <w:rFonts w:hint="default" w:ascii="Times New Roman" w:hAnsi="Times New Roman" w:cs="Times New Roman"/>
-          <w:sz w:val="24"/>
-          <w:szCs w:val="24"/>
-        </w:rPr>
-      </w:pPr>
-      <w:r>
-        <w:rPr>
-          <w:rFonts w:hint="default" w:ascii="Times New Roman" w:hAnsi="Times New Roman" w:eastAsia="Consolas" w:cs="Times New Roman"/>
-          <w:sz w:val="24"/>
-          <w:szCs w:val="24"/>
-        </w:rPr>
-        <w:t>son support, ses réseaux sociaux et son site web. Elle souhaite en</w:t>
-      </w:r>
-    </w:p>
-    <w:p>
-      <w:pPr>
-        <w:spacing w:after="40" w:line="360" w:lineRule="auto"/>
-        <w:rPr>
-          <w:rFonts w:hint="default" w:ascii="Times New Roman" w:hAnsi="Times New Roman" w:cs="Times New Roman"/>
-          <w:sz w:val="24"/>
-          <w:szCs w:val="24"/>
-        </w:rPr>
-      </w:pPr>
-      <w:r>
-        <w:rPr>
-          <w:rFonts w:hint="default" w:ascii="Times New Roman" w:hAnsi="Times New Roman" w:eastAsia="Consolas" w:cs="Times New Roman"/>
-          <w:sz w:val="24"/>
-          <w:szCs w:val="24"/>
-        </w:rPr>
-        <w:t>tirer des enseignements exploitables sans tout lire manuellement.</w:t>
+        <w:t xml:space="preserve">Contraintes </w:t>
+      </w:r>
+      <w:r>
+        <w:rPr>
+          <w:rFonts w:hint="default" w:ascii="Times New Roman" w:hAnsi="Times New Roman" w:eastAsia="Consolas" w:cs="Times New Roman"/>
+          <w:sz w:val="24"/>
+          <w:szCs w:val="24"/>
+        </w:rPr>
+        <w:t>:</w:t>
+      </w:r>
+    </w:p>
+    <w:p>
+      <w:pPr>
+        <w:spacing w:after="40" w:line="360" w:lineRule="auto"/>
+        <w:rPr>
+          <w:rFonts w:hint="default" w:ascii="Times New Roman" w:hAnsi="Times New Roman" w:cs="Times New Roman"/>
+          <w:sz w:val="24"/>
+          <w:szCs w:val="24"/>
+        </w:rPr>
+      </w:pPr>
+      <w:r>
+        <w:rPr>
+          <w:rFonts w:hint="default" w:ascii="Times New Roman" w:hAnsi="Times New Roman" w:eastAsia="Consolas" w:cs="Times New Roman"/>
+          <w:sz w:val="24"/>
+          <w:szCs w:val="24"/>
+        </w:rPr>
+        <w:t>- N'invente aucune information absente des avis.</w:t>
+      </w:r>
+    </w:p>
+    <w:p>
+      <w:pPr>
+        <w:spacing w:after="40" w:line="360" w:lineRule="auto"/>
+        <w:rPr>
+          <w:rFonts w:hint="default" w:ascii="Times New Roman" w:hAnsi="Times New Roman" w:cs="Times New Roman"/>
+          <w:sz w:val="24"/>
+          <w:szCs w:val="24"/>
+        </w:rPr>
+      </w:pPr>
+      <w:r>
+        <w:rPr>
+          <w:rFonts w:hint="default" w:ascii="Times New Roman" w:hAnsi="Times New Roman" w:eastAsia="Consolas" w:cs="Times New Roman"/>
+          <w:sz w:val="24"/>
+          <w:szCs w:val="24"/>
+        </w:rPr>
+        <w:t>- Distingue les faits rapportés des interprétations.</w:t>
+      </w:r>
+    </w:p>
+    <w:p>
+      <w:pPr>
+        <w:spacing w:after="40" w:line="360" w:lineRule="auto"/>
+        <w:rPr>
+          <w:rFonts w:hint="default" w:ascii="Times New Roman" w:hAnsi="Times New Roman" w:cs="Times New Roman"/>
+          <w:sz w:val="24"/>
+          <w:szCs w:val="24"/>
+        </w:rPr>
+      </w:pPr>
+      <w:r>
+        <w:rPr>
+          <w:rFonts w:hint="default" w:ascii="Times New Roman" w:hAnsi="Times New Roman" w:eastAsia="Consolas" w:cs="Times New Roman"/>
+          <w:sz w:val="24"/>
+          <w:szCs w:val="24"/>
+        </w:rPr>
+        <w:t>- Regroupe les retours similaires plutôt que de les lister un par un.</w:t>
+      </w:r>
+    </w:p>
+    <w:p>
+      <w:pPr>
+        <w:spacing w:after="40" w:line="360" w:lineRule="auto"/>
+        <w:rPr>
+          <w:rFonts w:hint="default" w:ascii="Times New Roman" w:hAnsi="Times New Roman" w:cs="Times New Roman"/>
+          <w:sz w:val="24"/>
+          <w:szCs w:val="24"/>
+        </w:rPr>
+      </w:pPr>
+      <w:r>
+        <w:rPr>
+          <w:rFonts w:hint="default" w:ascii="Times New Roman" w:hAnsi="Times New Roman" w:eastAsia="Consolas" w:cs="Times New Roman"/>
+          <w:sz w:val="24"/>
+          <w:szCs w:val="24"/>
+        </w:rPr>
+        <w:t>- Reste neutre et factuel, sans jugement de valeur.</w:t>
       </w:r>
     </w:p>
     <w:p>
@@ -1592,298 +1594,126 @@
           <w:sz w:val="24"/>
           <w:szCs w:val="24"/>
         </w:rPr>
-        <w:t xml:space="preserve">Tâche </w:t>
-      </w:r>
-      <w:r>
-        <w:rPr>
-          <w:rFonts w:hint="default" w:ascii="Times New Roman" w:hAnsi="Times New Roman" w:eastAsia="Consolas" w:cs="Times New Roman"/>
-          <w:sz w:val="24"/>
-          <w:szCs w:val="24"/>
-        </w:rPr>
-        <w:t>:</w:t>
-      </w:r>
-    </w:p>
-    <w:p>
-      <w:pPr>
-        <w:spacing w:after="40" w:line="360" w:lineRule="auto"/>
-        <w:rPr>
-          <w:rFonts w:hint="default" w:ascii="Times New Roman" w:hAnsi="Times New Roman" w:cs="Times New Roman"/>
-          <w:sz w:val="24"/>
-          <w:szCs w:val="24"/>
-        </w:rPr>
-      </w:pPr>
-      <w:r>
-        <w:rPr>
-          <w:rFonts w:hint="default" w:ascii="Times New Roman" w:hAnsi="Times New Roman" w:eastAsia="Consolas" w:cs="Times New Roman"/>
-          <w:sz w:val="24"/>
-          <w:szCs w:val="24"/>
-        </w:rPr>
-        <w:t>Analyse les avis clients fournis ci-dessous et produis une synthèse</w:t>
-      </w:r>
-    </w:p>
-    <w:p>
-      <w:pPr>
-        <w:spacing w:after="40" w:line="360" w:lineRule="auto"/>
-        <w:rPr>
-          <w:rFonts w:hint="default" w:ascii="Times New Roman" w:hAnsi="Times New Roman" w:cs="Times New Roman"/>
-          <w:sz w:val="24"/>
-          <w:szCs w:val="24"/>
-        </w:rPr>
-      </w:pPr>
-      <w:r>
-        <w:rPr>
-          <w:rFonts w:hint="default" w:ascii="Times New Roman" w:hAnsi="Times New Roman" w:eastAsia="Consolas" w:cs="Times New Roman"/>
-          <w:sz w:val="24"/>
-          <w:szCs w:val="24"/>
-        </w:rPr>
-        <w:t>structurée destinée à l'équipe produit et à l'équipe support.</w:t>
-      </w:r>
-    </w:p>
-    <w:p>
-      <w:pPr>
-        <w:spacing w:after="40" w:line="360" w:lineRule="auto"/>
-        <w:rPr>
-          <w:rFonts w:hint="default" w:ascii="Times New Roman" w:hAnsi="Times New Roman" w:cs="Times New Roman"/>
-          <w:sz w:val="24"/>
-          <w:szCs w:val="24"/>
-        </w:rPr>
-      </w:pPr>
-    </w:p>
-    <w:p>
-      <w:pPr>
-        <w:spacing w:after="40" w:line="360" w:lineRule="auto"/>
-        <w:rPr>
-          <w:rFonts w:hint="default" w:ascii="Times New Roman" w:hAnsi="Times New Roman" w:cs="Times New Roman"/>
-          <w:sz w:val="24"/>
-          <w:szCs w:val="24"/>
-        </w:rPr>
-      </w:pPr>
-      <w:r>
-        <w:rPr>
-          <w:rFonts w:hint="default" w:ascii="Times New Roman" w:hAnsi="Times New Roman" w:eastAsia="Consolas" w:cs="Times New Roman"/>
+        <w:t>Format de sortie attendu</w:t>
+      </w:r>
+      <w:r>
+        <w:rPr>
+          <w:rFonts w:hint="default" w:ascii="Times New Roman" w:hAnsi="Times New Roman" w:eastAsia="Consolas" w:cs="Times New Roman"/>
+          <w:sz w:val="24"/>
+          <w:szCs w:val="24"/>
+        </w:rPr>
+        <w:t xml:space="preserve"> :</w:t>
+      </w:r>
+    </w:p>
+    <w:p>
+      <w:pPr>
+        <w:spacing w:after="40" w:line="360" w:lineRule="auto"/>
+        <w:rPr>
+          <w:rFonts w:hint="default" w:ascii="Times New Roman" w:hAnsi="Times New Roman" w:cs="Times New Roman"/>
+          <w:sz w:val="24"/>
+          <w:szCs w:val="24"/>
+        </w:rPr>
+      </w:pPr>
+      <w:r>
+        <w:rPr>
+          <w:rFonts w:hint="default" w:ascii="Times New Roman" w:hAnsi="Times New Roman" w:eastAsia="Consolas" w:cs="Times New Roman"/>
+          <w:sz w:val="24"/>
+          <w:szCs w:val="24"/>
+        </w:rPr>
+        <w:t>1. Résumé général (3 phrases maximum)</w:t>
+      </w:r>
+    </w:p>
+    <w:p>
+      <w:pPr>
+        <w:spacing w:after="40" w:line="360" w:lineRule="auto"/>
+        <w:rPr>
+          <w:rFonts w:hint="default" w:ascii="Times New Roman" w:hAnsi="Times New Roman" w:cs="Times New Roman"/>
+          <w:sz w:val="24"/>
+          <w:szCs w:val="24"/>
+        </w:rPr>
+      </w:pPr>
+      <w:r>
+        <w:rPr>
+          <w:rFonts w:hint="default" w:ascii="Times New Roman" w:hAnsi="Times New Roman" w:eastAsia="Consolas" w:cs="Times New Roman"/>
+          <w:sz w:val="24"/>
+          <w:szCs w:val="24"/>
+        </w:rPr>
+        <w:t>2. Points positifs (liste à puces)</w:t>
+      </w:r>
+    </w:p>
+    <w:p>
+      <w:pPr>
+        <w:spacing w:after="40" w:line="360" w:lineRule="auto"/>
+        <w:rPr>
+          <w:rFonts w:hint="default" w:ascii="Times New Roman" w:hAnsi="Times New Roman" w:cs="Times New Roman"/>
+          <w:sz w:val="24"/>
+          <w:szCs w:val="24"/>
+        </w:rPr>
+      </w:pPr>
+      <w:r>
+        <w:rPr>
+          <w:rFonts w:hint="default" w:ascii="Times New Roman" w:hAnsi="Times New Roman" w:eastAsia="Consolas" w:cs="Times New Roman"/>
+          <w:sz w:val="24"/>
+          <w:szCs w:val="24"/>
+        </w:rPr>
+        <w:t>3. Points négatifs (liste à puces)</w:t>
+      </w:r>
+    </w:p>
+    <w:p>
+      <w:pPr>
+        <w:spacing w:after="40" w:line="360" w:lineRule="auto"/>
+        <w:rPr>
+          <w:rFonts w:hint="default" w:ascii="Times New Roman" w:hAnsi="Times New Roman" w:cs="Times New Roman"/>
+          <w:sz w:val="24"/>
+          <w:szCs w:val="24"/>
+        </w:rPr>
+      </w:pPr>
+      <w:r>
+        <w:rPr>
+          <w:rFonts w:hint="default" w:ascii="Times New Roman" w:hAnsi="Times New Roman" w:eastAsia="Consolas" w:cs="Times New Roman"/>
+          <w:sz w:val="24"/>
+          <w:szCs w:val="24"/>
+        </w:rPr>
+        <w:t>4. Thèmes récurrents avec fréquence approximative</w:t>
+      </w:r>
+    </w:p>
+    <w:p>
+      <w:pPr>
+        <w:spacing w:after="40" w:line="360" w:lineRule="auto"/>
+        <w:rPr>
+          <w:rFonts w:hint="default" w:ascii="Times New Roman" w:hAnsi="Times New Roman" w:cs="Times New Roman"/>
+          <w:sz w:val="24"/>
+          <w:szCs w:val="24"/>
+        </w:rPr>
+      </w:pPr>
+      <w:r>
+        <w:rPr>
+          <w:rFonts w:hint="default" w:ascii="Times New Roman" w:hAnsi="Times New Roman" w:eastAsia="Consolas" w:cs="Times New Roman"/>
+          <w:sz w:val="24"/>
+          <w:szCs w:val="24"/>
+        </w:rPr>
+        <w:t>5. Recommandations priorisées (top 3, classées par impact)</w:t>
+      </w:r>
+    </w:p>
+    <w:p>
+      <w:pPr>
+        <w:spacing w:after="40" w:line="360" w:lineRule="auto"/>
+        <w:rPr>
+          <w:rFonts w:hint="default" w:ascii="Times New Roman" w:hAnsi="Times New Roman" w:cs="Times New Roman"/>
+          <w:sz w:val="24"/>
+          <w:szCs w:val="24"/>
+        </w:rPr>
+      </w:pPr>
+    </w:p>
+    <w:p>
+      <w:pPr>
+        <w:spacing w:after="40" w:line="360" w:lineRule="auto"/>
+        <w:rPr>
+          <w:rFonts w:hint="default" w:ascii="Times New Roman" w:hAnsi="Times New Roman" w:cs="Times New Roman"/>
           <w:color w:val="7030A0"/>
           <w:sz w:val="24"/>
           <w:szCs w:val="24"/>
         </w:rPr>
-        <w:t xml:space="preserve">Contraintes </w:t>
-      </w:r>
-      <w:r>
-        <w:rPr>
-          <w:rFonts w:hint="default" w:ascii="Times New Roman" w:hAnsi="Times New Roman" w:eastAsia="Consolas" w:cs="Times New Roman"/>
-          <w:sz w:val="24"/>
-          <w:szCs w:val="24"/>
-        </w:rPr>
-        <w:t>:</w:t>
-      </w:r>
-    </w:p>
-    <w:p>
-      <w:pPr>
-        <w:spacing w:after="40" w:line="360" w:lineRule="auto"/>
-        <w:rPr>
-          <w:rFonts w:hint="default" w:ascii="Times New Roman" w:hAnsi="Times New Roman" w:cs="Times New Roman"/>
-          <w:sz w:val="24"/>
-          <w:szCs w:val="24"/>
-        </w:rPr>
-      </w:pPr>
-      <w:r>
-        <w:rPr>
-          <w:rFonts w:hint="default" w:ascii="Times New Roman" w:hAnsi="Times New Roman" w:eastAsia="Consolas" w:cs="Times New Roman"/>
-          <w:sz w:val="24"/>
-          <w:szCs w:val="24"/>
-        </w:rPr>
-        <w:t>- N'invente aucune information absente des avis.</w:t>
-      </w:r>
-    </w:p>
-    <w:p>
-      <w:pPr>
-        <w:spacing w:after="40" w:line="360" w:lineRule="auto"/>
-        <w:rPr>
-          <w:rFonts w:hint="default" w:ascii="Times New Roman" w:hAnsi="Times New Roman" w:cs="Times New Roman"/>
-          <w:sz w:val="24"/>
-          <w:szCs w:val="24"/>
-        </w:rPr>
-      </w:pPr>
-      <w:r>
-        <w:rPr>
-          <w:rFonts w:hint="default" w:ascii="Times New Roman" w:hAnsi="Times New Roman" w:eastAsia="Consolas" w:cs="Times New Roman"/>
-          <w:sz w:val="24"/>
-          <w:szCs w:val="24"/>
-        </w:rPr>
-        <w:t>- Distingue les faits rapportés des interprétations.</w:t>
-      </w:r>
-    </w:p>
-    <w:p>
-      <w:pPr>
-        <w:spacing w:after="40" w:line="360" w:lineRule="auto"/>
-        <w:rPr>
-          <w:rFonts w:hint="default" w:ascii="Times New Roman" w:hAnsi="Times New Roman" w:cs="Times New Roman"/>
-          <w:sz w:val="24"/>
-          <w:szCs w:val="24"/>
-        </w:rPr>
-      </w:pPr>
-      <w:r>
-        <w:rPr>
-          <w:rFonts w:hint="default" w:ascii="Times New Roman" w:hAnsi="Times New Roman" w:eastAsia="Consolas" w:cs="Times New Roman"/>
-          <w:sz w:val="24"/>
-          <w:szCs w:val="24"/>
-        </w:rPr>
-        <w:t>- Regroupe les retours similaires plutôt que de les lister un par un.</w:t>
-      </w:r>
-    </w:p>
-    <w:p>
-      <w:pPr>
-        <w:spacing w:after="40" w:line="360" w:lineRule="auto"/>
-        <w:rPr>
-          <w:rFonts w:hint="default" w:ascii="Times New Roman" w:hAnsi="Times New Roman" w:cs="Times New Roman"/>
-          <w:sz w:val="24"/>
-          <w:szCs w:val="24"/>
-        </w:rPr>
-      </w:pPr>
-      <w:r>
-        <w:rPr>
-          <w:rFonts w:hint="default" w:ascii="Times New Roman" w:hAnsi="Times New Roman" w:eastAsia="Consolas" w:cs="Times New Roman"/>
-          <w:sz w:val="24"/>
-          <w:szCs w:val="24"/>
-        </w:rPr>
-        <w:t>- Reste neutre et factuel, sans jugement de valeur.</w:t>
-      </w:r>
-    </w:p>
-    <w:p>
-      <w:pPr>
-        <w:spacing w:after="40" w:line="360" w:lineRule="auto"/>
-        <w:rPr>
-          <w:rFonts w:hint="default" w:ascii="Times New Roman" w:hAnsi="Times New Roman" w:cs="Times New Roman"/>
-          <w:sz w:val="24"/>
-          <w:szCs w:val="24"/>
-        </w:rPr>
-      </w:pPr>
-    </w:p>
-    <w:p>
-      <w:pPr>
-        <w:spacing w:after="40" w:line="360" w:lineRule="auto"/>
-        <w:rPr>
-          <w:rFonts w:hint="default" w:ascii="Times New Roman" w:hAnsi="Times New Roman" w:cs="Times New Roman"/>
-          <w:sz w:val="24"/>
-          <w:szCs w:val="24"/>
-        </w:rPr>
-      </w:pPr>
-      <w:r>
-        <w:rPr>
-          <w:rFonts w:hint="default" w:ascii="Times New Roman" w:hAnsi="Times New Roman" w:eastAsia="Consolas" w:cs="Times New Roman"/>
-          <w:sz w:val="24"/>
-          <w:szCs w:val="24"/>
-        </w:rPr>
-        <w:t>Format de sortie attendu :</w:t>
-      </w:r>
-    </w:p>
-    <w:p>
-      <w:pPr>
-        <w:spacing w:after="40" w:line="360" w:lineRule="auto"/>
-        <w:rPr>
-          <w:rFonts w:hint="default" w:ascii="Times New Roman" w:hAnsi="Times New Roman" w:cs="Times New Roman"/>
-          <w:sz w:val="24"/>
-          <w:szCs w:val="24"/>
-        </w:rPr>
-      </w:pPr>
-      <w:r>
-        <w:rPr>
-          <w:rFonts w:hint="default" w:ascii="Times New Roman" w:hAnsi="Times New Roman" w:eastAsia="Consolas" w:cs="Times New Roman"/>
-          <w:sz w:val="24"/>
-          <w:szCs w:val="24"/>
-        </w:rPr>
-        <w:t>1. Résumé général (3 phrases maximum)</w:t>
-      </w:r>
-    </w:p>
-    <w:p>
-      <w:pPr>
-        <w:spacing w:after="40" w:line="360" w:lineRule="auto"/>
-        <w:rPr>
-          <w:rFonts w:hint="default" w:ascii="Times New Roman" w:hAnsi="Times New Roman" w:cs="Times New Roman"/>
-          <w:sz w:val="24"/>
-          <w:szCs w:val="24"/>
-        </w:rPr>
-      </w:pPr>
-      <w:r>
-        <w:rPr>
-          <w:rFonts w:hint="default" w:ascii="Times New Roman" w:hAnsi="Times New Roman" w:eastAsia="Consolas" w:cs="Times New Roman"/>
-          <w:sz w:val="24"/>
-          <w:szCs w:val="24"/>
-        </w:rPr>
-        <w:t>2. Points positifs (liste à puces)</w:t>
-      </w:r>
-    </w:p>
-    <w:p>
-      <w:pPr>
-        <w:spacing w:after="40" w:line="360" w:lineRule="auto"/>
-        <w:rPr>
-          <w:rFonts w:hint="default" w:ascii="Times New Roman" w:hAnsi="Times New Roman" w:cs="Times New Roman"/>
-          <w:sz w:val="24"/>
-          <w:szCs w:val="24"/>
-        </w:rPr>
-      </w:pPr>
-      <w:r>
-        <w:rPr>
-          <w:rFonts w:hint="default" w:ascii="Times New Roman" w:hAnsi="Times New Roman" w:eastAsia="Consolas" w:cs="Times New Roman"/>
-          <w:sz w:val="24"/>
-          <w:szCs w:val="24"/>
-        </w:rPr>
-        <w:t>3. Points négatifs (liste à puces)</w:t>
-      </w:r>
-    </w:p>
-    <w:p>
-      <w:pPr>
-        <w:spacing w:after="40" w:line="360" w:lineRule="auto"/>
-        <w:rPr>
-          <w:rFonts w:hint="default" w:ascii="Times New Roman" w:hAnsi="Times New Roman" w:cs="Times New Roman"/>
-          <w:sz w:val="24"/>
-          <w:szCs w:val="24"/>
-        </w:rPr>
-      </w:pPr>
-      <w:r>
-        <w:rPr>
-          <w:rFonts w:hint="default" w:ascii="Times New Roman" w:hAnsi="Times New Roman" w:eastAsia="Consolas" w:cs="Times New Roman"/>
-          <w:sz w:val="24"/>
-          <w:szCs w:val="24"/>
-        </w:rPr>
-        <w:t>4. Thèmes récurrents avec fréquence approximative</w:t>
-      </w:r>
-    </w:p>
-    <w:p>
-      <w:pPr>
-        <w:spacing w:after="40" w:line="360" w:lineRule="auto"/>
-        <w:rPr>
-          <w:rFonts w:hint="default" w:ascii="Times New Roman" w:hAnsi="Times New Roman" w:cs="Times New Roman"/>
-          <w:sz w:val="24"/>
-          <w:szCs w:val="24"/>
-        </w:rPr>
-      </w:pPr>
-      <w:r>
-        <w:rPr>
-          <w:rFonts w:hint="default" w:ascii="Times New Roman" w:hAnsi="Times New Roman" w:eastAsia="Consolas" w:cs="Times New Roman"/>
-          <w:sz w:val="24"/>
-          <w:szCs w:val="24"/>
-        </w:rPr>
-        <w:t>5. Recommandations priorisées (top 3, classées par impact)</w:t>
-      </w:r>
-    </w:p>
-    <w:p>
-      <w:pPr>
-        <w:spacing w:after="40" w:line="360" w:lineRule="auto"/>
-        <w:rPr>
-          <w:rFonts w:hint="default" w:ascii="Times New Roman" w:hAnsi="Times New Roman" w:cs="Times New Roman"/>
-          <w:sz w:val="24"/>
-          <w:szCs w:val="24"/>
-        </w:rPr>
-      </w:pPr>
-    </w:p>
-    <w:p>
-      <w:pPr>
-        <w:spacing w:after="40" w:line="360" w:lineRule="auto"/>
-        <w:rPr>
-          <w:rFonts w:hint="default" w:ascii="Times New Roman" w:hAnsi="Times New Roman" w:cs="Times New Roman"/>
-          <w:sz w:val="24"/>
-          <w:szCs w:val="24"/>
-        </w:rPr>
       </w:pPr>
       <w:r>
         <w:rPr>
@@ -1903,7 +1733,7 @@
           <w:szCs w:val="24"/>
           <w:lang w:val="fr-FR"/>
         </w:rPr>
-        <w:t>ées d</w:t>
+        <w:t>ée d</w:t>
       </w:r>
       <w:r>
         <w:rPr>
@@ -1961,25 +1791,16 @@
           <w:sz w:val="24"/>
           <w:szCs w:val="24"/>
         </w:rPr>
-        <w:t xml:space="preserve"> </w:t>
-      </w:r>
-      <w:r>
-        <w:rPr>
-          <w:rFonts w:hint="default" w:ascii="Times New Roman" w:hAnsi="Times New Roman" w:eastAsia="Consolas" w:cs="Times New Roman"/>
-          <w:sz w:val="24"/>
-          <w:szCs w:val="24"/>
-        </w:rPr>
-        <w:t>:</w:t>
-      </w:r>
-    </w:p>
-    <w:p>
-      <w:pPr>
-        <w:spacing w:after="40" w:line="360" w:lineRule="auto"/>
-        <w:rPr>
-          <w:rFonts w:hint="default" w:ascii="Times New Roman" w:hAnsi="Times New Roman" w:cs="Times New Roman"/>
-          <w:sz w:val="24"/>
-          <w:szCs w:val="24"/>
-          <w:lang w:val="en-US"/>
+        <w:t xml:space="preserve"> :</w:t>
+      </w:r>
+    </w:p>
+    <w:p>
+      <w:pPr>
+        <w:spacing w:after="40" w:line="360" w:lineRule="auto"/>
+        <w:rPr>
+          <w:rFonts w:hint="default" w:ascii="Times New Roman" w:hAnsi="Times New Roman" w:cs="Times New Roman"/>
+          <w:sz w:val="24"/>
+          <w:szCs w:val="24"/>
         </w:rPr>
       </w:pPr>
       <w:r>
@@ -1990,16 +1811,6 @@
         </w:rPr>
         <w:t>{{AVIS_CLIENTS}}</w:t>
       </w:r>
-    </w:p>
-    <w:p>
-      <w:pPr>
-        <w:spacing w:line="360" w:lineRule="auto"/>
-        <w:rPr>
-          <w:rFonts w:hint="default" w:ascii="Times New Roman" w:hAnsi="Times New Roman" w:cs="Times New Roman"/>
-          <w:sz w:val="24"/>
-          <w:szCs w:val="24"/>
-        </w:rPr>
-      </w:pPr>
     </w:p>
     <w:p>
       <w:pPr>

--- a/ai_business_assistant/AtelierPromptEngineering.docx
+++ b/ai_business_assistant/AtelierPromptEngineering.docx
@@ -1821,16 +1821,1005 @@
           <w:szCs w:val="24"/>
         </w:rPr>
       </w:pPr>
+    </w:p>
+    <w:p>
+      <w:pPr>
+        <w:spacing w:line="360" w:lineRule="auto"/>
+        <w:rPr>
+          <w:rFonts w:hint="default" w:ascii="Times New Roman" w:hAnsi="Times New Roman" w:cs="Times New Roman"/>
+          <w:sz w:val="24"/>
+          <w:szCs w:val="24"/>
+        </w:rPr>
+      </w:pPr>
+    </w:p>
+    <w:p>
+      <w:pPr>
+        <w:spacing w:line="360" w:lineRule="auto"/>
+        <w:rPr>
+          <w:rFonts w:hint="default" w:ascii="Times New Roman" w:hAnsi="Times New Roman" w:cs="Times New Roman"/>
+          <w:sz w:val="24"/>
+          <w:szCs w:val="24"/>
+        </w:rPr>
+      </w:pPr>
+      <w:r>
+        <w:rPr>
+          <w:rFonts w:hint="default" w:ascii="Times New Roman" w:hAnsi="Times New Roman" w:cs="Times New Roman"/>
+          <w:color w:val="7030A0"/>
+          <w:sz w:val="24"/>
+          <w:szCs w:val="24"/>
+        </w:rPr>
+        <w:t>Partie 2 - Comparer les techniques de prompting</w:t>
+      </w:r>
+      <w:r>
+        <w:rPr>
+          <w:rFonts w:hint="default" w:ascii="Times New Roman" w:hAnsi="Times New Roman" w:cs="Times New Roman"/>
+          <w:sz w:val="24"/>
+          <w:szCs w:val="24"/>
+        </w:rPr>
+        <w:t xml:space="preserve"> </w:t>
+      </w:r>
+    </w:p>
+    <w:p>
+      <w:pPr>
+        <w:spacing w:line="360" w:lineRule="auto"/>
+        <w:rPr>
+          <w:rFonts w:hint="default" w:ascii="Times New Roman" w:hAnsi="Times New Roman" w:cs="Times New Roman"/>
+          <w:sz w:val="24"/>
+          <w:szCs w:val="24"/>
+        </w:rPr>
+      </w:pPr>
+    </w:p>
+    <w:p>
+      <w:pPr>
+        <w:spacing w:line="360" w:lineRule="auto"/>
+        <w:rPr>
+          <w:rFonts w:hint="default" w:ascii="Times New Roman" w:hAnsi="Times New Roman" w:cs="Times New Roman"/>
+          <w:color w:val="7030A0"/>
+          <w:sz w:val="24"/>
+          <w:szCs w:val="24"/>
+          <w:lang w:val="en-US"/>
+        </w:rPr>
+      </w:pPr>
+      <w:r>
+        <w:rPr>
+          <w:rFonts w:hint="default" w:ascii="Times New Roman" w:hAnsi="Times New Roman" w:cs="Times New Roman"/>
+          <w:color w:val="7030A0"/>
+          <w:sz w:val="24"/>
+          <w:szCs w:val="24"/>
+          <w:lang w:val="en-US"/>
+        </w:rPr>
+        <w:t xml:space="preserve">- </w:t>
+      </w:r>
+      <w:r>
+        <w:rPr>
+          <w:rFonts w:hint="default" w:ascii="Times New Roman" w:hAnsi="Times New Roman" w:cs="Times New Roman"/>
+          <w:color w:val="7030A0"/>
+          <w:sz w:val="24"/>
+          <w:szCs w:val="24"/>
+        </w:rPr>
+        <w:t>zero-shot</w:t>
+      </w:r>
+      <w:r>
+        <w:rPr>
+          <w:rFonts w:hint="default" w:ascii="Times New Roman" w:hAnsi="Times New Roman" w:cs="Times New Roman"/>
+          <w:color w:val="7030A0"/>
+          <w:sz w:val="24"/>
+          <w:szCs w:val="24"/>
+          <w:lang w:val="en-US"/>
+        </w:rPr>
+        <w:t>:</w:t>
+      </w:r>
+    </w:p>
+    <w:p>
+      <w:pPr>
+        <w:spacing w:line="360" w:lineRule="auto"/>
+      </w:pPr>
+      <w:r>
+        <w:drawing>
+          <wp:inline distT="0" distB="0" distL="114300" distR="114300">
+            <wp:extent cx="5274310" cy="3187700"/>
+            <wp:effectExtent l="0" t="0" r="8890" b="0"/>
+            <wp:docPr id="1" name="Picture 1"/>
+            <wp:cNvGraphicFramePr>
+              <a:graphicFrameLocks xmlns:a="http://schemas.openxmlformats.org/drawingml/2006/main" noChangeAspect="1"/>
+            </wp:cNvGraphicFramePr>
+            <a:graphic xmlns:a="http://schemas.openxmlformats.org/drawingml/2006/main">
+              <a:graphicData uri="http://schemas.openxmlformats.org/drawingml/2006/picture">
+                <pic:pic xmlns:pic="http://schemas.openxmlformats.org/drawingml/2006/picture">
+                  <pic:nvPicPr>
+                    <pic:cNvPr id="1" name="Picture 1"/>
+                    <pic:cNvPicPr>
+                      <a:picLocks noChangeAspect="1"/>
+                    </pic:cNvPicPr>
+                  </pic:nvPicPr>
+                  <pic:blipFill>
+                    <a:blip r:embed="rId4"/>
+                    <a:stretch>
+                      <a:fillRect/>
+                    </a:stretch>
+                  </pic:blipFill>
+                  <pic:spPr>
+                    <a:xfrm>
+                      <a:off x="0" y="0"/>
+                      <a:ext cx="5274310" cy="3187700"/>
+                    </a:xfrm>
+                    <a:prstGeom prst="rect">
+                      <a:avLst/>
+                    </a:prstGeom>
+                    <a:noFill/>
+                    <a:ln>
+                      <a:noFill/>
+                    </a:ln>
+                  </pic:spPr>
+                </pic:pic>
+              </a:graphicData>
+            </a:graphic>
+          </wp:inline>
+        </w:drawing>
+      </w:r>
+    </w:p>
+    <w:p>
+      <w:pPr>
+        <w:spacing w:line="360" w:lineRule="auto"/>
+        <w:rPr>
+          <w:rFonts w:hint="default"/>
+        </w:rPr>
+      </w:pPr>
+    </w:p>
+    <w:p>
+      <w:pPr>
+        <w:spacing w:line="360" w:lineRule="auto"/>
+        <w:rPr>
+          <w:rFonts w:hint="default" w:ascii="Times New Roman" w:hAnsi="Times New Roman" w:cs="Times New Roman"/>
+          <w:color w:val="7030A0"/>
+          <w:sz w:val="24"/>
+          <w:szCs w:val="24"/>
+        </w:rPr>
+      </w:pPr>
+      <w:r>
+        <w:rPr>
+          <w:rFonts w:hint="default" w:ascii="Times New Roman" w:hAnsi="Times New Roman" w:cs="Times New Roman"/>
+          <w:color w:val="7030A0"/>
+          <w:sz w:val="24"/>
+          <w:szCs w:val="24"/>
+          <w:lang w:val="en-US"/>
+        </w:rPr>
+        <w:t xml:space="preserve">- </w:t>
+      </w:r>
+      <w:r>
+        <w:rPr>
+          <w:rFonts w:hint="default" w:ascii="Times New Roman" w:hAnsi="Times New Roman" w:cs="Times New Roman"/>
+          <w:color w:val="7030A0"/>
+          <w:sz w:val="24"/>
+          <w:szCs w:val="24"/>
+        </w:rPr>
+        <w:t>one-shot</w:t>
+      </w:r>
+    </w:p>
+    <w:p>
+      <w:pPr>
+        <w:spacing w:line="360" w:lineRule="auto"/>
+      </w:pPr>
+      <w:r>
+        <w:drawing>
+          <wp:inline distT="0" distB="0" distL="114300" distR="114300">
+            <wp:extent cx="5273040" cy="3602355"/>
+            <wp:effectExtent l="0" t="0" r="10160" b="4445"/>
+            <wp:docPr id="2" name="Picture 2"/>
+            <wp:cNvGraphicFramePr>
+              <a:graphicFrameLocks xmlns:a="http://schemas.openxmlformats.org/drawingml/2006/main" noChangeAspect="1"/>
+            </wp:cNvGraphicFramePr>
+            <a:graphic xmlns:a="http://schemas.openxmlformats.org/drawingml/2006/main">
+              <a:graphicData uri="http://schemas.openxmlformats.org/drawingml/2006/picture">
+                <pic:pic xmlns:pic="http://schemas.openxmlformats.org/drawingml/2006/picture">
+                  <pic:nvPicPr>
+                    <pic:cNvPr id="2" name="Picture 2"/>
+                    <pic:cNvPicPr>
+                      <a:picLocks noChangeAspect="1"/>
+                    </pic:cNvPicPr>
+                  </pic:nvPicPr>
+                  <pic:blipFill>
+                    <a:blip r:embed="rId5"/>
+                    <a:stretch>
+                      <a:fillRect/>
+                    </a:stretch>
+                  </pic:blipFill>
+                  <pic:spPr>
+                    <a:xfrm>
+                      <a:off x="0" y="0"/>
+                      <a:ext cx="5273040" cy="3602355"/>
+                    </a:xfrm>
+                    <a:prstGeom prst="rect">
+                      <a:avLst/>
+                    </a:prstGeom>
+                    <a:noFill/>
+                    <a:ln>
+                      <a:noFill/>
+                    </a:ln>
+                  </pic:spPr>
+                </pic:pic>
+              </a:graphicData>
+            </a:graphic>
+          </wp:inline>
+        </w:drawing>
+      </w:r>
+    </w:p>
+    <w:p>
+      <w:pPr>
+        <w:spacing w:line="360" w:lineRule="auto"/>
+        <w:rPr>
+          <w:rFonts w:hint="default"/>
+        </w:rPr>
+      </w:pPr>
+    </w:p>
+    <w:p>
+      <w:pPr>
+        <w:spacing w:line="360" w:lineRule="auto"/>
+        <w:rPr>
+          <w:rFonts w:hint="default" w:ascii="Times New Roman" w:hAnsi="Times New Roman" w:cs="Times New Roman"/>
+          <w:color w:val="7030A0"/>
+          <w:sz w:val="24"/>
+          <w:szCs w:val="24"/>
+        </w:rPr>
+      </w:pPr>
+      <w:r>
+        <w:rPr>
+          <w:rFonts w:hint="default" w:ascii="Times New Roman" w:hAnsi="Times New Roman" w:cs="Times New Roman"/>
+          <w:color w:val="7030A0"/>
+          <w:sz w:val="24"/>
+          <w:szCs w:val="24"/>
+          <w:lang w:val="en-US"/>
+        </w:rPr>
+        <w:t xml:space="preserve">- </w:t>
+      </w:r>
+      <w:r>
+        <w:rPr>
+          <w:rFonts w:hint="default" w:ascii="Times New Roman" w:hAnsi="Times New Roman" w:cs="Times New Roman"/>
+          <w:color w:val="7030A0"/>
+          <w:sz w:val="24"/>
+          <w:szCs w:val="24"/>
+        </w:rPr>
+        <w:t>few-shot</w:t>
+      </w:r>
+    </w:p>
+    <w:p>
+      <w:pPr>
+        <w:spacing w:line="360" w:lineRule="auto"/>
+      </w:pPr>
+      <w:r>
+        <w:drawing>
+          <wp:inline distT="0" distB="0" distL="114300" distR="114300">
+            <wp:extent cx="5267325" cy="3355975"/>
+            <wp:effectExtent l="0" t="0" r="3175" b="9525"/>
+            <wp:docPr id="3" name="Picture 3"/>
+            <wp:cNvGraphicFramePr>
+              <a:graphicFrameLocks xmlns:a="http://schemas.openxmlformats.org/drawingml/2006/main" noChangeAspect="1"/>
+            </wp:cNvGraphicFramePr>
+            <a:graphic xmlns:a="http://schemas.openxmlformats.org/drawingml/2006/main">
+              <a:graphicData uri="http://schemas.openxmlformats.org/drawingml/2006/picture">
+                <pic:pic xmlns:pic="http://schemas.openxmlformats.org/drawingml/2006/picture">
+                  <pic:nvPicPr>
+                    <pic:cNvPr id="3" name="Picture 3"/>
+                    <pic:cNvPicPr>
+                      <a:picLocks noChangeAspect="1"/>
+                    </pic:cNvPicPr>
+                  </pic:nvPicPr>
+                  <pic:blipFill>
+                    <a:blip r:embed="rId6"/>
+                    <a:stretch>
+                      <a:fillRect/>
+                    </a:stretch>
+                  </pic:blipFill>
+                  <pic:spPr>
+                    <a:xfrm>
+                      <a:off x="0" y="0"/>
+                      <a:ext cx="5267325" cy="3355975"/>
+                    </a:xfrm>
+                    <a:prstGeom prst="rect">
+                      <a:avLst/>
+                    </a:prstGeom>
+                    <a:noFill/>
+                    <a:ln>
+                      <a:noFill/>
+                    </a:ln>
+                  </pic:spPr>
+                </pic:pic>
+              </a:graphicData>
+            </a:graphic>
+          </wp:inline>
+        </w:drawing>
+      </w:r>
+    </w:p>
+    <w:p>
+      <w:pPr>
+        <w:spacing w:line="360" w:lineRule="auto"/>
+      </w:pPr>
+    </w:p>
+    <w:p>
+      <w:pPr>
+        <w:pStyle w:val="2"/>
+        <w:spacing w:before="300" w:after="120"/>
+        <w:rPr>
+          <w:rFonts w:hint="default" w:ascii="Times New Roman" w:hAnsi="Times New Roman" w:cs="Times New Roman"/>
+          <w:b w:val="0"/>
+          <w:bCs w:val="0"/>
+          <w:color w:val="2E74B5"/>
+          <w:sz w:val="24"/>
+          <w:szCs w:val="24"/>
+        </w:rPr>
+      </w:pPr>
+      <w:r>
+        <w:rPr>
+          <w:rFonts w:hint="default" w:ascii="Times New Roman" w:hAnsi="Times New Roman" w:cs="Times New Roman"/>
+          <w:b w:val="0"/>
+          <w:bCs w:val="0"/>
+          <w:color w:val="2E74B5"/>
+          <w:sz w:val="24"/>
+          <w:szCs w:val="24"/>
+        </w:rPr>
+        <w:t>Prompt structuré</w:t>
+      </w:r>
+    </w:p>
+    <w:p>
+      <w:pPr>
+        <w:rPr>
+          <w:rFonts w:hint="default"/>
+        </w:rPr>
+      </w:pPr>
+      <w:r>
+        <w:drawing>
+          <wp:inline distT="0" distB="0" distL="114300" distR="114300">
+            <wp:extent cx="5273040" cy="3559175"/>
+            <wp:effectExtent l="0" t="0" r="10160" b="9525"/>
+            <wp:docPr id="4" name="Picture 4"/>
+            <wp:cNvGraphicFramePr>
+              <a:graphicFrameLocks xmlns:a="http://schemas.openxmlformats.org/drawingml/2006/main" noChangeAspect="1"/>
+            </wp:cNvGraphicFramePr>
+            <a:graphic xmlns:a="http://schemas.openxmlformats.org/drawingml/2006/main">
+              <a:graphicData uri="http://schemas.openxmlformats.org/drawingml/2006/picture">
+                <pic:pic xmlns:pic="http://schemas.openxmlformats.org/drawingml/2006/picture">
+                  <pic:nvPicPr>
+                    <pic:cNvPr id="4" name="Picture 4"/>
+                    <pic:cNvPicPr>
+                      <a:picLocks noChangeAspect="1"/>
+                    </pic:cNvPicPr>
+                  </pic:nvPicPr>
+                  <pic:blipFill>
+                    <a:blip r:embed="rId7"/>
+                    <a:stretch>
+                      <a:fillRect/>
+                    </a:stretch>
+                  </pic:blipFill>
+                  <pic:spPr>
+                    <a:xfrm>
+                      <a:off x="0" y="0"/>
+                      <a:ext cx="5273040" cy="3559175"/>
+                    </a:xfrm>
+                    <a:prstGeom prst="rect">
+                      <a:avLst/>
+                    </a:prstGeom>
+                    <a:noFill/>
+                    <a:ln>
+                      <a:noFill/>
+                    </a:ln>
+                  </pic:spPr>
+                </pic:pic>
+              </a:graphicData>
+            </a:graphic>
+          </wp:inline>
+        </w:drawing>
+      </w:r>
+    </w:p>
+    <w:p>
+      <w:pPr>
+        <w:pStyle w:val="2"/>
+        <w:spacing w:before="300" w:after="120"/>
+        <w:rPr>
+          <w:b/>
+          <w:bCs/>
+          <w:color w:val="2E74B5"/>
+          <w:sz w:val="26"/>
+          <w:szCs w:val="26"/>
+        </w:rPr>
+      </w:pPr>
+    </w:p>
+    <w:p>
+      <w:pPr>
+        <w:pStyle w:val="2"/>
+        <w:spacing w:before="300" w:after="120"/>
+        <w:rPr>
+          <w:b/>
+          <w:bCs/>
+          <w:color w:val="2E74B5"/>
+          <w:sz w:val="26"/>
+          <w:szCs w:val="26"/>
+        </w:rPr>
+      </w:pPr>
       <w:bookmarkStart w:id="0" w:name="_GoBack"/>
       <w:bookmarkEnd w:id="0"/>
     </w:p>
     <w:p>
       <w:pPr>
-        <w:spacing w:line="360" w:lineRule="auto"/>
-        <w:rPr>
-          <w:rFonts w:hint="default" w:ascii="Times New Roman" w:hAnsi="Times New Roman" w:cs="Times New Roman"/>
-          <w:sz w:val="24"/>
-          <w:szCs w:val="24"/>
+        <w:pStyle w:val="2"/>
+        <w:spacing w:before="300" w:after="120"/>
+        <w:rPr>
+          <w:rFonts w:hint="default" w:ascii="Times New Roman" w:hAnsi="Times New Roman" w:cs="Times New Roman"/>
+          <w:b w:val="0"/>
+          <w:bCs w:val="0"/>
+          <w:sz w:val="24"/>
+          <w:szCs w:val="24"/>
+        </w:rPr>
+      </w:pPr>
+      <w:r>
+        <w:rPr>
+          <w:rFonts w:hint="default" w:ascii="Times New Roman" w:hAnsi="Times New Roman" w:cs="Times New Roman"/>
+          <w:b w:val="0"/>
+          <w:bCs w:val="0"/>
+          <w:color w:val="2E74B5"/>
+          <w:sz w:val="24"/>
+          <w:szCs w:val="24"/>
+        </w:rPr>
+        <w:t>Synthèse comparative</w:t>
+      </w:r>
+    </w:p>
+    <w:tbl>
+      <w:tblPr>
+        <w:tblStyle w:val="4"/>
+        <w:tblW w:w="9200" w:type="dxa"/>
+        <w:tblInd w:w="0" w:type="dxa"/>
+        <w:tblBorders>
+          <w:top w:val="single" w:color="auto" w:sz="4" w:space="0"/>
+          <w:left w:val="single" w:color="auto" w:sz="4" w:space="0"/>
+          <w:bottom w:val="single" w:color="auto" w:sz="4" w:space="0"/>
+          <w:right w:val="single" w:color="auto" w:sz="4" w:space="0"/>
+          <w:insideH w:val="single" w:color="auto" w:sz="4" w:space="0"/>
+          <w:insideV w:val="single" w:color="auto" w:sz="4" w:space="0"/>
+        </w:tblBorders>
+        <w:tblLayout w:type="autofit"/>
+        <w:tblCellMar>
+          <w:top w:w="0" w:type="dxa"/>
+          <w:left w:w="10" w:type="dxa"/>
+          <w:bottom w:w="0" w:type="dxa"/>
+          <w:right w:w="10" w:type="dxa"/>
+        </w:tblCellMar>
+      </w:tblPr>
+      <w:tblGrid>
+        <w:gridCol w:w="2400"/>
+        <w:gridCol w:w="2400"/>
+        <w:gridCol w:w="2400"/>
+        <w:gridCol w:w="2000"/>
+      </w:tblGrid>
+      <w:tr>
+        <w:tblPrEx>
+          <w:tblBorders>
+            <w:top w:val="single" w:color="auto" w:sz="4" w:space="0"/>
+            <w:left w:val="single" w:color="auto" w:sz="4" w:space="0"/>
+            <w:bottom w:val="single" w:color="auto" w:sz="4" w:space="0"/>
+            <w:right w:val="single" w:color="auto" w:sz="4" w:space="0"/>
+            <w:insideH w:val="single" w:color="auto" w:sz="4" w:space="0"/>
+            <w:insideV w:val="single" w:color="auto" w:sz="4" w:space="0"/>
+          </w:tblBorders>
+          <w:tblCellMar>
+            <w:top w:w="0" w:type="dxa"/>
+            <w:left w:w="10" w:type="dxa"/>
+            <w:bottom w:w="0" w:type="dxa"/>
+            <w:right w:w="10" w:type="dxa"/>
+          </w:tblCellMar>
+        </w:tblPrEx>
+        <w:trPr>
+          <w:tblHeader/>
+        </w:trPr>
+        <w:tc>
+          <w:tcPr>
+            <w:tcW w:w="2400" w:type="dxa"/>
+            <w:shd w:val="clear" w:color="auto" w:fill="1F3864"/>
+            <w:tcMar>
+              <w:top w:w="80" w:type="dxa"/>
+              <w:left w:w="100" w:type="dxa"/>
+              <w:bottom w:w="80" w:type="dxa"/>
+              <w:right w:w="100" w:type="dxa"/>
+            </w:tcMar>
+          </w:tcPr>
+          <w:p>
+            <w:r>
+              <w:rPr>
+                <w:b/>
+                <w:bCs/>
+                <w:color w:val="FFFFFF"/>
+                <w:sz w:val="19"/>
+                <w:szCs w:val="19"/>
+              </w:rPr>
+              <w:t>Technique</w:t>
+            </w:r>
+          </w:p>
+        </w:tc>
+        <w:tc>
+          <w:tcPr>
+            <w:tcW w:w="2400" w:type="dxa"/>
+            <w:shd w:val="clear" w:color="auto" w:fill="1F3864"/>
+            <w:tcMar>
+              <w:top w:w="80" w:type="dxa"/>
+              <w:left w:w="100" w:type="dxa"/>
+              <w:bottom w:w="80" w:type="dxa"/>
+              <w:right w:w="100" w:type="dxa"/>
+            </w:tcMar>
+          </w:tcPr>
+          <w:p>
+            <w:r>
+              <w:rPr>
+                <w:b/>
+                <w:bCs/>
+                <w:color w:val="FFFFFF"/>
+                <w:sz w:val="19"/>
+                <w:szCs w:val="19"/>
+              </w:rPr>
+              <w:t>Fiabilité du label</w:t>
+            </w:r>
+          </w:p>
+        </w:tc>
+        <w:tc>
+          <w:tcPr>
+            <w:tcW w:w="2400" w:type="dxa"/>
+            <w:shd w:val="clear" w:color="auto" w:fill="1F3864"/>
+            <w:tcMar>
+              <w:top w:w="80" w:type="dxa"/>
+              <w:left w:w="100" w:type="dxa"/>
+              <w:bottom w:w="80" w:type="dxa"/>
+              <w:right w:w="100" w:type="dxa"/>
+            </w:tcMar>
+          </w:tcPr>
+          <w:p>
+            <w:r>
+              <w:rPr>
+                <w:b/>
+                <w:bCs/>
+                <w:color w:val="FFFFFF"/>
+                <w:sz w:val="19"/>
+                <w:szCs w:val="19"/>
+              </w:rPr>
+              <w:t>Format exploitable</w:t>
+            </w:r>
+          </w:p>
+        </w:tc>
+        <w:tc>
+          <w:tcPr>
+            <w:tcW w:w="2000" w:type="dxa"/>
+            <w:shd w:val="clear" w:color="auto" w:fill="1F3864"/>
+            <w:tcMar>
+              <w:top w:w="80" w:type="dxa"/>
+              <w:left w:w="100" w:type="dxa"/>
+              <w:bottom w:w="80" w:type="dxa"/>
+              <w:right w:w="100" w:type="dxa"/>
+            </w:tcMar>
+          </w:tcPr>
+          <w:p>
+            <w:r>
+              <w:rPr>
+                <w:b/>
+                <w:bCs/>
+                <w:color w:val="FFFFFF"/>
+                <w:sz w:val="19"/>
+                <w:szCs w:val="19"/>
+              </w:rPr>
+              <w:t>Effort de conception</w:t>
+            </w:r>
+          </w:p>
+        </w:tc>
+      </w:tr>
+      <w:tr>
+        <w:tblPrEx>
+          <w:tblBorders>
+            <w:top w:val="single" w:color="auto" w:sz="4" w:space="0"/>
+            <w:left w:val="single" w:color="auto" w:sz="4" w:space="0"/>
+            <w:bottom w:val="single" w:color="auto" w:sz="4" w:space="0"/>
+            <w:right w:val="single" w:color="auto" w:sz="4" w:space="0"/>
+            <w:insideH w:val="single" w:color="auto" w:sz="4" w:space="0"/>
+            <w:insideV w:val="single" w:color="auto" w:sz="4" w:space="0"/>
+          </w:tblBorders>
+          <w:tblCellMar>
+            <w:top w:w="0" w:type="dxa"/>
+            <w:left w:w="10" w:type="dxa"/>
+            <w:bottom w:w="0" w:type="dxa"/>
+            <w:right w:w="10" w:type="dxa"/>
+          </w:tblCellMar>
+        </w:tblPrEx>
+        <w:tc>
+          <w:tcPr>
+            <w:tcW w:w="2400" w:type="dxa"/>
+            <w:shd w:val="clear" w:color="auto" w:fill="FFFFFF"/>
+            <w:tcMar>
+              <w:top w:w="80" w:type="dxa"/>
+              <w:left w:w="100" w:type="dxa"/>
+              <w:bottom w:w="80" w:type="dxa"/>
+              <w:right w:w="100" w:type="dxa"/>
+            </w:tcMar>
+          </w:tcPr>
+          <w:p>
+            <w:r>
+              <w:rPr>
+                <w:sz w:val="19"/>
+                <w:szCs w:val="19"/>
+              </w:rPr>
+              <w:t>Zero-shot</w:t>
+            </w:r>
+          </w:p>
+        </w:tc>
+        <w:tc>
+          <w:tcPr>
+            <w:tcW w:w="2400" w:type="dxa"/>
+            <w:shd w:val="clear" w:color="auto" w:fill="FFFFFF"/>
+            <w:tcMar>
+              <w:top w:w="80" w:type="dxa"/>
+              <w:left w:w="100" w:type="dxa"/>
+              <w:bottom w:w="80" w:type="dxa"/>
+              <w:right w:w="100" w:type="dxa"/>
+            </w:tcMar>
+          </w:tcPr>
+          <w:p>
+            <w:r>
+              <w:rPr>
+                <w:sz w:val="19"/>
+                <w:szCs w:val="19"/>
+              </w:rPr>
+              <w:t>Moyenne (hésitant)</w:t>
+            </w:r>
+          </w:p>
+        </w:tc>
+        <w:tc>
+          <w:tcPr>
+            <w:tcW w:w="2400" w:type="dxa"/>
+            <w:shd w:val="clear" w:color="auto" w:fill="FFFFFF"/>
+            <w:tcMar>
+              <w:top w:w="80" w:type="dxa"/>
+              <w:left w:w="100" w:type="dxa"/>
+              <w:bottom w:w="80" w:type="dxa"/>
+              <w:right w:w="100" w:type="dxa"/>
+            </w:tcMar>
+          </w:tcPr>
+          <w:p>
+            <w:r>
+              <w:rPr>
+                <w:sz w:val="19"/>
+                <w:szCs w:val="19"/>
+              </w:rPr>
+              <w:t>Faible (texte libre)</w:t>
+            </w:r>
+          </w:p>
+        </w:tc>
+        <w:tc>
+          <w:tcPr>
+            <w:tcW w:w="2000" w:type="dxa"/>
+            <w:shd w:val="clear" w:color="auto" w:fill="FFFFFF"/>
+            <w:tcMar>
+              <w:top w:w="80" w:type="dxa"/>
+              <w:left w:w="100" w:type="dxa"/>
+              <w:bottom w:w="80" w:type="dxa"/>
+              <w:right w:w="100" w:type="dxa"/>
+            </w:tcMar>
+          </w:tcPr>
+          <w:p>
+            <w:r>
+              <w:rPr>
+                <w:sz w:val="19"/>
+                <w:szCs w:val="19"/>
+              </w:rPr>
+              <w:t>Très faible</w:t>
+            </w:r>
+          </w:p>
+        </w:tc>
+      </w:tr>
+      <w:tr>
+        <w:tblPrEx>
+          <w:tblBorders>
+            <w:top w:val="single" w:color="auto" w:sz="4" w:space="0"/>
+            <w:left w:val="single" w:color="auto" w:sz="4" w:space="0"/>
+            <w:bottom w:val="single" w:color="auto" w:sz="4" w:space="0"/>
+            <w:right w:val="single" w:color="auto" w:sz="4" w:space="0"/>
+            <w:insideH w:val="single" w:color="auto" w:sz="4" w:space="0"/>
+            <w:insideV w:val="single" w:color="auto" w:sz="4" w:space="0"/>
+          </w:tblBorders>
+          <w:tblCellMar>
+            <w:top w:w="0" w:type="dxa"/>
+            <w:left w:w="10" w:type="dxa"/>
+            <w:bottom w:w="0" w:type="dxa"/>
+            <w:right w:w="10" w:type="dxa"/>
+          </w:tblCellMar>
+        </w:tblPrEx>
+        <w:tc>
+          <w:tcPr>
+            <w:tcW w:w="2400" w:type="dxa"/>
+            <w:shd w:val="clear" w:color="auto" w:fill="F7F9FB"/>
+            <w:tcMar>
+              <w:top w:w="80" w:type="dxa"/>
+              <w:left w:w="100" w:type="dxa"/>
+              <w:bottom w:w="80" w:type="dxa"/>
+              <w:right w:w="100" w:type="dxa"/>
+            </w:tcMar>
+          </w:tcPr>
+          <w:p>
+            <w:r>
+              <w:rPr>
+                <w:sz w:val="19"/>
+                <w:szCs w:val="19"/>
+              </w:rPr>
+              <w:t>One-shot</w:t>
+            </w:r>
+          </w:p>
+        </w:tc>
+        <w:tc>
+          <w:tcPr>
+            <w:tcW w:w="2400" w:type="dxa"/>
+            <w:shd w:val="clear" w:color="auto" w:fill="F7F9FB"/>
+            <w:tcMar>
+              <w:top w:w="80" w:type="dxa"/>
+              <w:left w:w="100" w:type="dxa"/>
+              <w:bottom w:w="80" w:type="dxa"/>
+              <w:right w:w="100" w:type="dxa"/>
+            </w:tcMar>
+          </w:tcPr>
+          <w:p>
+            <w:r>
+              <w:rPr>
+                <w:sz w:val="19"/>
+                <w:szCs w:val="19"/>
+              </w:rPr>
+              <w:t>Bonne</w:t>
+            </w:r>
+          </w:p>
+        </w:tc>
+        <w:tc>
+          <w:tcPr>
+            <w:tcW w:w="2400" w:type="dxa"/>
+            <w:shd w:val="clear" w:color="auto" w:fill="F7F9FB"/>
+            <w:tcMar>
+              <w:top w:w="80" w:type="dxa"/>
+              <w:left w:w="100" w:type="dxa"/>
+              <w:bottom w:w="80" w:type="dxa"/>
+              <w:right w:w="100" w:type="dxa"/>
+            </w:tcMar>
+          </w:tcPr>
+          <w:p>
+            <w:r>
+              <w:rPr>
+                <w:sz w:val="19"/>
+                <w:szCs w:val="19"/>
+              </w:rPr>
+              <w:t>Bon</w:t>
+            </w:r>
+          </w:p>
+        </w:tc>
+        <w:tc>
+          <w:tcPr>
+            <w:tcW w:w="2000" w:type="dxa"/>
+            <w:shd w:val="clear" w:color="auto" w:fill="F7F9FB"/>
+            <w:tcMar>
+              <w:top w:w="80" w:type="dxa"/>
+              <w:left w:w="100" w:type="dxa"/>
+              <w:bottom w:w="80" w:type="dxa"/>
+              <w:right w:w="100" w:type="dxa"/>
+            </w:tcMar>
+          </w:tcPr>
+          <w:p>
+            <w:r>
+              <w:rPr>
+                <w:sz w:val="19"/>
+                <w:szCs w:val="19"/>
+              </w:rPr>
+              <w:t>Faible</w:t>
+            </w:r>
+          </w:p>
+        </w:tc>
+      </w:tr>
+      <w:tr>
+        <w:tblPrEx>
+          <w:tblBorders>
+            <w:top w:val="single" w:color="auto" w:sz="4" w:space="0"/>
+            <w:left w:val="single" w:color="auto" w:sz="4" w:space="0"/>
+            <w:bottom w:val="single" w:color="auto" w:sz="4" w:space="0"/>
+            <w:right w:val="single" w:color="auto" w:sz="4" w:space="0"/>
+            <w:insideH w:val="single" w:color="auto" w:sz="4" w:space="0"/>
+            <w:insideV w:val="single" w:color="auto" w:sz="4" w:space="0"/>
+          </w:tblBorders>
+          <w:tblCellMar>
+            <w:top w:w="0" w:type="dxa"/>
+            <w:left w:w="10" w:type="dxa"/>
+            <w:bottom w:w="0" w:type="dxa"/>
+            <w:right w:w="10" w:type="dxa"/>
+          </w:tblCellMar>
+        </w:tblPrEx>
+        <w:tc>
+          <w:tcPr>
+            <w:tcW w:w="2400" w:type="dxa"/>
+            <w:shd w:val="clear" w:color="auto" w:fill="FFFFFF"/>
+            <w:tcMar>
+              <w:top w:w="80" w:type="dxa"/>
+              <w:left w:w="100" w:type="dxa"/>
+              <w:bottom w:w="80" w:type="dxa"/>
+              <w:right w:w="100" w:type="dxa"/>
+            </w:tcMar>
+          </w:tcPr>
+          <w:p>
+            <w:r>
+              <w:rPr>
+                <w:sz w:val="19"/>
+                <w:szCs w:val="19"/>
+              </w:rPr>
+              <w:t>Few-shot</w:t>
+            </w:r>
+          </w:p>
+        </w:tc>
+        <w:tc>
+          <w:tcPr>
+            <w:tcW w:w="2400" w:type="dxa"/>
+            <w:shd w:val="clear" w:color="auto" w:fill="FFFFFF"/>
+            <w:tcMar>
+              <w:top w:w="80" w:type="dxa"/>
+              <w:left w:w="100" w:type="dxa"/>
+              <w:bottom w:w="80" w:type="dxa"/>
+              <w:right w:w="100" w:type="dxa"/>
+            </w:tcMar>
+          </w:tcPr>
+          <w:p>
+            <w:r>
+              <w:rPr>
+                <w:sz w:val="19"/>
+                <w:szCs w:val="19"/>
+              </w:rPr>
+              <w:t>Très bonne</w:t>
+            </w:r>
+          </w:p>
+        </w:tc>
+        <w:tc>
+          <w:tcPr>
+            <w:tcW w:w="2400" w:type="dxa"/>
+            <w:shd w:val="clear" w:color="auto" w:fill="FFFFFF"/>
+            <w:tcMar>
+              <w:top w:w="80" w:type="dxa"/>
+              <w:left w:w="100" w:type="dxa"/>
+              <w:bottom w:w="80" w:type="dxa"/>
+              <w:right w:w="100" w:type="dxa"/>
+            </w:tcMar>
+          </w:tcPr>
+          <w:p>
+            <w:r>
+              <w:rPr>
+                <w:sz w:val="19"/>
+                <w:szCs w:val="19"/>
+              </w:rPr>
+              <w:t>Bon</w:t>
+            </w:r>
+          </w:p>
+        </w:tc>
+        <w:tc>
+          <w:tcPr>
+            <w:tcW w:w="2000" w:type="dxa"/>
+            <w:shd w:val="clear" w:color="auto" w:fill="FFFFFF"/>
+            <w:tcMar>
+              <w:top w:w="80" w:type="dxa"/>
+              <w:left w:w="100" w:type="dxa"/>
+              <w:bottom w:w="80" w:type="dxa"/>
+              <w:right w:w="100" w:type="dxa"/>
+            </w:tcMar>
+          </w:tcPr>
+          <w:p>
+            <w:r>
+              <w:rPr>
+                <w:sz w:val="19"/>
+                <w:szCs w:val="19"/>
+              </w:rPr>
+              <w:t>Moyen</w:t>
+            </w:r>
+          </w:p>
+        </w:tc>
+      </w:tr>
+      <w:tr>
+        <w:tblPrEx>
+          <w:tblBorders>
+            <w:top w:val="single" w:color="auto" w:sz="4" w:space="0"/>
+            <w:left w:val="single" w:color="auto" w:sz="4" w:space="0"/>
+            <w:bottom w:val="single" w:color="auto" w:sz="4" w:space="0"/>
+            <w:right w:val="single" w:color="auto" w:sz="4" w:space="0"/>
+            <w:insideH w:val="single" w:color="auto" w:sz="4" w:space="0"/>
+            <w:insideV w:val="single" w:color="auto" w:sz="4" w:space="0"/>
+          </w:tblBorders>
+          <w:tblCellMar>
+            <w:top w:w="0" w:type="dxa"/>
+            <w:left w:w="10" w:type="dxa"/>
+            <w:bottom w:w="0" w:type="dxa"/>
+            <w:right w:w="10" w:type="dxa"/>
+          </w:tblCellMar>
+        </w:tblPrEx>
+        <w:tc>
+          <w:tcPr>
+            <w:tcW w:w="2400" w:type="dxa"/>
+            <w:shd w:val="clear" w:color="auto" w:fill="F7F9FB"/>
+            <w:tcMar>
+              <w:top w:w="80" w:type="dxa"/>
+              <w:left w:w="100" w:type="dxa"/>
+              <w:bottom w:w="80" w:type="dxa"/>
+              <w:right w:w="100" w:type="dxa"/>
+            </w:tcMar>
+          </w:tcPr>
+          <w:p>
+            <w:r>
+              <w:rPr>
+                <w:sz w:val="19"/>
+                <w:szCs w:val="19"/>
+              </w:rPr>
+              <w:t>Structuré</w:t>
+            </w:r>
+          </w:p>
+        </w:tc>
+        <w:tc>
+          <w:tcPr>
+            <w:tcW w:w="2400" w:type="dxa"/>
+            <w:shd w:val="clear" w:color="auto" w:fill="F7F9FB"/>
+            <w:tcMar>
+              <w:top w:w="80" w:type="dxa"/>
+              <w:left w:w="100" w:type="dxa"/>
+              <w:bottom w:w="80" w:type="dxa"/>
+              <w:right w:w="100" w:type="dxa"/>
+            </w:tcMar>
+          </w:tcPr>
+          <w:p>
+            <w:r>
+              <w:rPr>
+                <w:sz w:val="19"/>
+                <w:szCs w:val="19"/>
+              </w:rPr>
+              <w:t>Très bonne</w:t>
+            </w:r>
+          </w:p>
+        </w:tc>
+        <w:tc>
+          <w:tcPr>
+            <w:tcW w:w="2400" w:type="dxa"/>
+            <w:shd w:val="clear" w:color="auto" w:fill="F7F9FB"/>
+            <w:tcMar>
+              <w:top w:w="80" w:type="dxa"/>
+              <w:left w:w="100" w:type="dxa"/>
+              <w:bottom w:w="80" w:type="dxa"/>
+              <w:right w:w="100" w:type="dxa"/>
+            </w:tcMar>
+          </w:tcPr>
+          <w:p>
+            <w:r>
+              <w:rPr>
+                <w:sz w:val="19"/>
+                <w:szCs w:val="19"/>
+              </w:rPr>
+              <w:t>Excellent (label seul)</w:t>
+            </w:r>
+          </w:p>
+        </w:tc>
+        <w:tc>
+          <w:tcPr>
+            <w:tcW w:w="2000" w:type="dxa"/>
+            <w:shd w:val="clear" w:color="auto" w:fill="F7F9FB"/>
+            <w:tcMar>
+              <w:top w:w="80" w:type="dxa"/>
+              <w:left w:w="100" w:type="dxa"/>
+              <w:bottom w:w="80" w:type="dxa"/>
+              <w:right w:w="100" w:type="dxa"/>
+            </w:tcMar>
+          </w:tcPr>
+          <w:p>
+            <w:r>
+              <w:rPr>
+                <w:sz w:val="19"/>
+                <w:szCs w:val="19"/>
+              </w:rPr>
+              <w:t>Moyen</w:t>
+            </w:r>
+          </w:p>
+        </w:tc>
+      </w:tr>
+    </w:tbl>
+    <w:p>
+      <w:pPr>
+        <w:spacing w:line="360" w:lineRule="auto"/>
+        <w:rPr>
+          <w:rFonts w:hint="default"/>
         </w:rPr>
       </w:pPr>
     </w:p>
@@ -1857,7 +2846,7 @@
   <w:latentStyles w:count="260" w:defQFormat="0" w:defUnhideWhenUsed="1" w:defSemiHidden="1" w:defUIPriority="99" w:defLockedState="0">
     <w:lsdException w:qFormat="1" w:unhideWhenUsed="0" w:uiPriority="0" w:semiHidden="0" w:name="Normal"/>
     <w:lsdException w:qFormat="1" w:unhideWhenUsed="0" w:uiPriority="0" w:semiHidden="0" w:name="heading 1"/>
-    <w:lsdException w:qFormat="1" w:uiPriority="0" w:name="heading 2"/>
+    <w:lsdException w:qFormat="1" w:unhideWhenUsed="0" w:uiPriority="0" w:semiHidden="0" w:name="heading 2"/>
     <w:lsdException w:qFormat="1" w:uiPriority="0" w:name="heading 3"/>
     <w:lsdException w:qFormat="1" w:uiPriority="0" w:name="heading 4"/>
     <w:lsdException w:qFormat="1" w:uiPriority="0" w:name="heading 5"/>
@@ -2113,13 +3102,25 @@
       <w:lang w:val="en-US" w:eastAsia="zh-CN" w:bidi="ar-SA"/>
     </w:rPr>
   </w:style>
-  <w:style w:type="character" w:default="1" w:styleId="2">
+  <w:style w:type="paragraph" w:styleId="2">
+    <w:name w:val="heading 2"/>
+    <w:next w:val="1"/>
+    <w:qFormat/>
+    <w:uiPriority w:val="0"/>
+    <w:rPr>
+      <w:rFonts w:ascii="Calibri" w:hAnsi="Calibri" w:eastAsia="Calibri" w:cs="Calibri"/>
+      <w:color w:val="2E74B5"/>
+      <w:sz w:val="26"/>
+      <w:szCs w:val="26"/>
+    </w:rPr>
+  </w:style>
+  <w:style w:type="character" w:default="1" w:styleId="3">
     <w:name w:val="Default Paragraph Font"/>
     <w:semiHidden/>
     <w:qFormat/>
     <w:uiPriority w:val="0"/>
   </w:style>
-  <w:style w:type="table" w:default="1" w:styleId="3">
+  <w:style w:type="table" w:default="1" w:styleId="4">
     <w:name w:val="Normal Table"/>
     <w:semiHidden/>
     <w:qFormat/>

--- a/ai_business_assistant/AtelierPromptEngineering.docx
+++ b/ai_business_assistant/AtelierPromptEngineering.docx
@@ -2235,8 +2235,6 @@
           <w:szCs w:val="26"/>
         </w:rPr>
       </w:pPr>
-      <w:bookmarkStart w:id="0" w:name="_GoBack"/>
-      <w:bookmarkEnd w:id="0"/>
     </w:p>
     <w:p>
       <w:pPr>
@@ -2823,6 +2821,812 @@
         </w:rPr>
       </w:pPr>
     </w:p>
+    <w:p>
+      <w:pPr>
+        <w:spacing w:line="360" w:lineRule="auto"/>
+        <w:rPr>
+          <w:rFonts w:hint="default"/>
+        </w:rPr>
+      </w:pPr>
+    </w:p>
+    <w:p>
+      <w:pPr>
+        <w:spacing w:line="360" w:lineRule="auto"/>
+        <w:rPr>
+          <w:rFonts w:hint="default" w:ascii="Times New Roman" w:hAnsi="Times New Roman" w:cs="Times New Roman"/>
+          <w:color w:val="7030A0"/>
+          <w:sz w:val="24"/>
+          <w:szCs w:val="24"/>
+        </w:rPr>
+      </w:pPr>
+      <w:r>
+        <w:rPr>
+          <w:rFonts w:hint="default" w:ascii="Times New Roman" w:hAnsi="Times New Roman" w:cs="Times New Roman"/>
+          <w:color w:val="7030A0"/>
+          <w:sz w:val="24"/>
+          <w:szCs w:val="24"/>
+        </w:rPr>
+        <w:t>Partie 3 – Prompt Engineering et raisonnement</w:t>
+      </w:r>
+    </w:p>
+    <w:p>
+      <w:pPr>
+        <w:spacing w:line="360" w:lineRule="auto"/>
+        <w:rPr>
+          <w:rFonts w:hint="default" w:ascii="Times New Roman" w:hAnsi="Times New Roman" w:cs="Times New Roman"/>
+          <w:color w:val="7030A0"/>
+          <w:sz w:val="24"/>
+          <w:szCs w:val="24"/>
+        </w:rPr>
+      </w:pPr>
+    </w:p>
+    <w:p>
+      <w:pPr>
+        <w:numPr>
+          <w:ilvl w:val="0"/>
+          <w:numId w:val="1"/>
+        </w:numPr>
+        <w:spacing w:line="360" w:lineRule="auto"/>
+        <w:rPr>
+          <w:rFonts w:hint="default" w:ascii="Times New Roman" w:hAnsi="Times New Roman" w:cs="Times New Roman"/>
+          <w:color w:val="auto"/>
+          <w:sz w:val="24"/>
+          <w:szCs w:val="24"/>
+        </w:rPr>
+      </w:pPr>
+      <w:r>
+        <w:rPr>
+          <w:rFonts w:hint="default" w:ascii="Times New Roman" w:hAnsi="Times New Roman" w:cs="Times New Roman"/>
+          <w:color w:val="auto"/>
+          <w:sz w:val="24"/>
+          <w:szCs w:val="24"/>
+        </w:rPr>
+        <w:t xml:space="preserve">Décomposer le prompt suivant : « Analyse ces avis clients et donne-moi les problèmes les plus importants ainsi que les recommandations. »  </w:t>
+      </w:r>
+    </w:p>
+    <w:tbl>
+      <w:tblPr>
+        <w:tblStyle w:val="4"/>
+        <w:tblW w:w="9200" w:type="dxa"/>
+        <w:tblInd w:w="0" w:type="dxa"/>
+        <w:tblBorders>
+          <w:top w:val="single" w:color="auto" w:sz="4" w:space="0"/>
+          <w:left w:val="single" w:color="auto" w:sz="4" w:space="0"/>
+          <w:bottom w:val="single" w:color="auto" w:sz="4" w:space="0"/>
+          <w:right w:val="single" w:color="auto" w:sz="4" w:space="0"/>
+          <w:insideH w:val="single" w:color="auto" w:sz="4" w:space="0"/>
+          <w:insideV w:val="single" w:color="auto" w:sz="4" w:space="0"/>
+        </w:tblBorders>
+        <w:tblLayout w:type="autofit"/>
+        <w:tblCellMar>
+          <w:top w:w="0" w:type="dxa"/>
+          <w:left w:w="10" w:type="dxa"/>
+          <w:bottom w:w="0" w:type="dxa"/>
+          <w:right w:w="10" w:type="dxa"/>
+        </w:tblCellMar>
+      </w:tblPr>
+      <w:tblGrid>
+        <w:gridCol w:w="2600"/>
+        <w:gridCol w:w="6600"/>
+      </w:tblGrid>
+      <w:tr>
+        <w:tblPrEx>
+          <w:tblBorders>
+            <w:top w:val="single" w:color="auto" w:sz="4" w:space="0"/>
+            <w:left w:val="single" w:color="auto" w:sz="4" w:space="0"/>
+            <w:bottom w:val="single" w:color="auto" w:sz="4" w:space="0"/>
+            <w:right w:val="single" w:color="auto" w:sz="4" w:space="0"/>
+            <w:insideH w:val="single" w:color="auto" w:sz="4" w:space="0"/>
+            <w:insideV w:val="single" w:color="auto" w:sz="4" w:space="0"/>
+          </w:tblBorders>
+          <w:tblCellMar>
+            <w:top w:w="0" w:type="dxa"/>
+            <w:left w:w="10" w:type="dxa"/>
+            <w:bottom w:w="0" w:type="dxa"/>
+            <w:right w:w="10" w:type="dxa"/>
+          </w:tblCellMar>
+        </w:tblPrEx>
+        <w:trPr>
+          <w:tblHeader/>
+        </w:trPr>
+        <w:tc>
+          <w:tcPr>
+            <w:tcW w:w="2600" w:type="dxa"/>
+            <w:shd w:val="clear" w:color="auto" w:fill="1F3864"/>
+            <w:tcMar>
+              <w:top w:w="80" w:type="dxa"/>
+              <w:left w:w="100" w:type="dxa"/>
+              <w:bottom w:w="80" w:type="dxa"/>
+              <w:right w:w="100" w:type="dxa"/>
+            </w:tcMar>
+          </w:tcPr>
+          <w:p>
+            <w:r>
+              <w:rPr>
+                <w:b/>
+                <w:bCs/>
+                <w:color w:val="FFFFFF"/>
+                <w:sz w:val="19"/>
+                <w:szCs w:val="19"/>
+              </w:rPr>
+              <w:t>Élément présent</w:t>
+            </w:r>
+          </w:p>
+        </w:tc>
+        <w:tc>
+          <w:tcPr>
+            <w:tcW w:w="6600" w:type="dxa"/>
+            <w:shd w:val="clear" w:color="auto" w:fill="1F3864"/>
+            <w:tcMar>
+              <w:top w:w="80" w:type="dxa"/>
+              <w:left w:w="100" w:type="dxa"/>
+              <w:bottom w:w="80" w:type="dxa"/>
+              <w:right w:w="100" w:type="dxa"/>
+            </w:tcMar>
+          </w:tcPr>
+          <w:p>
+            <w:r>
+              <w:rPr>
+                <w:b/>
+                <w:bCs/>
+                <w:color w:val="FFFFFF"/>
+                <w:sz w:val="19"/>
+                <w:szCs w:val="19"/>
+              </w:rPr>
+              <w:t>Contenu</w:t>
+            </w:r>
+          </w:p>
+        </w:tc>
+      </w:tr>
+      <w:tr>
+        <w:tblPrEx>
+          <w:tblBorders>
+            <w:top w:val="single" w:color="auto" w:sz="4" w:space="0"/>
+            <w:left w:val="single" w:color="auto" w:sz="4" w:space="0"/>
+            <w:bottom w:val="single" w:color="auto" w:sz="4" w:space="0"/>
+            <w:right w:val="single" w:color="auto" w:sz="4" w:space="0"/>
+            <w:insideH w:val="single" w:color="auto" w:sz="4" w:space="0"/>
+            <w:insideV w:val="single" w:color="auto" w:sz="4" w:space="0"/>
+          </w:tblBorders>
+          <w:tblCellMar>
+            <w:top w:w="0" w:type="dxa"/>
+            <w:left w:w="10" w:type="dxa"/>
+            <w:bottom w:w="0" w:type="dxa"/>
+            <w:right w:w="10" w:type="dxa"/>
+          </w:tblCellMar>
+        </w:tblPrEx>
+        <w:tc>
+          <w:tcPr>
+            <w:tcW w:w="2600" w:type="dxa"/>
+            <w:shd w:val="clear" w:color="auto" w:fill="FFFFFF"/>
+            <w:tcMar>
+              <w:top w:w="80" w:type="dxa"/>
+              <w:left w:w="100" w:type="dxa"/>
+              <w:bottom w:w="80" w:type="dxa"/>
+              <w:right w:w="100" w:type="dxa"/>
+            </w:tcMar>
+          </w:tcPr>
+          <w:p>
+            <w:r>
+              <w:rPr>
+                <w:sz w:val="19"/>
+                <w:szCs w:val="19"/>
+              </w:rPr>
+              <w:t>Tâche</w:t>
+            </w:r>
+          </w:p>
+        </w:tc>
+        <w:tc>
+          <w:tcPr>
+            <w:tcW w:w="6600" w:type="dxa"/>
+            <w:shd w:val="clear" w:color="auto" w:fill="FFFFFF"/>
+            <w:tcMar>
+              <w:top w:w="80" w:type="dxa"/>
+              <w:left w:w="100" w:type="dxa"/>
+              <w:bottom w:w="80" w:type="dxa"/>
+              <w:right w:w="100" w:type="dxa"/>
+            </w:tcMar>
+          </w:tcPr>
+          <w:p>
+            <w:r>
+              <w:rPr>
+                <w:sz w:val="19"/>
+                <w:szCs w:val="19"/>
+              </w:rPr>
+              <w:t>Analyser des avis + identifier des problèmes + proposer des recommandations</w:t>
+            </w:r>
+          </w:p>
+        </w:tc>
+      </w:tr>
+      <w:tr>
+        <w:tblPrEx>
+          <w:tblBorders>
+            <w:top w:val="single" w:color="auto" w:sz="4" w:space="0"/>
+            <w:left w:val="single" w:color="auto" w:sz="4" w:space="0"/>
+            <w:bottom w:val="single" w:color="auto" w:sz="4" w:space="0"/>
+            <w:right w:val="single" w:color="auto" w:sz="4" w:space="0"/>
+            <w:insideH w:val="single" w:color="auto" w:sz="4" w:space="0"/>
+            <w:insideV w:val="single" w:color="auto" w:sz="4" w:space="0"/>
+          </w:tblBorders>
+          <w:tblCellMar>
+            <w:top w:w="0" w:type="dxa"/>
+            <w:left w:w="10" w:type="dxa"/>
+            <w:bottom w:w="0" w:type="dxa"/>
+            <w:right w:w="10" w:type="dxa"/>
+          </w:tblCellMar>
+        </w:tblPrEx>
+        <w:tc>
+          <w:tcPr>
+            <w:tcW w:w="2600" w:type="dxa"/>
+            <w:shd w:val="clear" w:color="auto" w:fill="F7F9FB"/>
+            <w:tcMar>
+              <w:top w:w="80" w:type="dxa"/>
+              <w:left w:w="100" w:type="dxa"/>
+              <w:bottom w:w="80" w:type="dxa"/>
+              <w:right w:w="100" w:type="dxa"/>
+            </w:tcMar>
+          </w:tcPr>
+          <w:p>
+            <w:r>
+              <w:rPr>
+                <w:sz w:val="19"/>
+                <w:szCs w:val="19"/>
+              </w:rPr>
+              <w:t>Données</w:t>
+            </w:r>
+          </w:p>
+        </w:tc>
+        <w:tc>
+          <w:tcPr>
+            <w:tcW w:w="6600" w:type="dxa"/>
+            <w:shd w:val="clear" w:color="auto" w:fill="F7F9FB"/>
+            <w:tcMar>
+              <w:top w:w="80" w:type="dxa"/>
+              <w:left w:w="100" w:type="dxa"/>
+              <w:bottom w:w="80" w:type="dxa"/>
+              <w:right w:w="100" w:type="dxa"/>
+            </w:tcMar>
+          </w:tcPr>
+          <w:p>
+            <w:r>
+              <w:rPr>
+                <w:sz w:val="19"/>
+                <w:szCs w:val="19"/>
+              </w:rPr>
+              <w:t>« ces avis clients » (référence implicite, non fournie dans le prompt seul)</w:t>
+            </w:r>
+          </w:p>
+        </w:tc>
+      </w:tr>
+      <w:tr>
+        <w:tblPrEx>
+          <w:tblBorders>
+            <w:top w:val="single" w:color="auto" w:sz="4" w:space="0"/>
+            <w:left w:val="single" w:color="auto" w:sz="4" w:space="0"/>
+            <w:bottom w:val="single" w:color="auto" w:sz="4" w:space="0"/>
+            <w:right w:val="single" w:color="auto" w:sz="4" w:space="0"/>
+            <w:insideH w:val="single" w:color="auto" w:sz="4" w:space="0"/>
+            <w:insideV w:val="single" w:color="auto" w:sz="4" w:space="0"/>
+          </w:tblBorders>
+          <w:tblCellMar>
+            <w:top w:w="0" w:type="dxa"/>
+            <w:left w:w="10" w:type="dxa"/>
+            <w:bottom w:w="0" w:type="dxa"/>
+            <w:right w:w="10" w:type="dxa"/>
+          </w:tblCellMar>
+        </w:tblPrEx>
+        <w:tc>
+          <w:tcPr>
+            <w:tcW w:w="2600" w:type="dxa"/>
+            <w:shd w:val="clear" w:color="auto" w:fill="FFFFFF"/>
+            <w:tcMar>
+              <w:top w:w="80" w:type="dxa"/>
+              <w:left w:w="100" w:type="dxa"/>
+              <w:bottom w:w="80" w:type="dxa"/>
+              <w:right w:w="100" w:type="dxa"/>
+            </w:tcMar>
+          </w:tcPr>
+          <w:p>
+            <w:r>
+              <w:rPr>
+                <w:sz w:val="19"/>
+                <w:szCs w:val="19"/>
+              </w:rPr>
+              <w:t>Rôle</w:t>
+            </w:r>
+          </w:p>
+        </w:tc>
+        <w:tc>
+          <w:tcPr>
+            <w:tcW w:w="6600" w:type="dxa"/>
+            <w:shd w:val="clear" w:color="auto" w:fill="FFFFFF"/>
+            <w:tcMar>
+              <w:top w:w="80" w:type="dxa"/>
+              <w:left w:w="100" w:type="dxa"/>
+              <w:bottom w:w="80" w:type="dxa"/>
+              <w:right w:w="100" w:type="dxa"/>
+            </w:tcMar>
+          </w:tcPr>
+          <w:p>
+            <w:r>
+              <w:rPr>
+                <w:sz w:val="19"/>
+                <w:szCs w:val="19"/>
+              </w:rPr>
+              <w:t>Absent — non défini</w:t>
+            </w:r>
+          </w:p>
+        </w:tc>
+      </w:tr>
+      <w:tr>
+        <w:tblPrEx>
+          <w:tblBorders>
+            <w:top w:val="single" w:color="auto" w:sz="4" w:space="0"/>
+            <w:left w:val="single" w:color="auto" w:sz="4" w:space="0"/>
+            <w:bottom w:val="single" w:color="auto" w:sz="4" w:space="0"/>
+            <w:right w:val="single" w:color="auto" w:sz="4" w:space="0"/>
+            <w:insideH w:val="single" w:color="auto" w:sz="4" w:space="0"/>
+            <w:insideV w:val="single" w:color="auto" w:sz="4" w:space="0"/>
+          </w:tblBorders>
+          <w:tblCellMar>
+            <w:top w:w="0" w:type="dxa"/>
+            <w:left w:w="10" w:type="dxa"/>
+            <w:bottom w:w="0" w:type="dxa"/>
+            <w:right w:w="10" w:type="dxa"/>
+          </w:tblCellMar>
+        </w:tblPrEx>
+        <w:tc>
+          <w:tcPr>
+            <w:tcW w:w="2600" w:type="dxa"/>
+            <w:shd w:val="clear" w:color="auto" w:fill="F7F9FB"/>
+            <w:tcMar>
+              <w:top w:w="80" w:type="dxa"/>
+              <w:left w:w="100" w:type="dxa"/>
+              <w:bottom w:w="80" w:type="dxa"/>
+              <w:right w:w="100" w:type="dxa"/>
+            </w:tcMar>
+          </w:tcPr>
+          <w:p>
+            <w:r>
+              <w:rPr>
+                <w:sz w:val="19"/>
+                <w:szCs w:val="19"/>
+              </w:rPr>
+              <w:t>Critère de priorisation</w:t>
+            </w:r>
+          </w:p>
+        </w:tc>
+        <w:tc>
+          <w:tcPr>
+            <w:tcW w:w="6600" w:type="dxa"/>
+            <w:shd w:val="clear" w:color="auto" w:fill="F7F9FB"/>
+            <w:tcMar>
+              <w:top w:w="80" w:type="dxa"/>
+              <w:left w:w="100" w:type="dxa"/>
+              <w:bottom w:w="80" w:type="dxa"/>
+              <w:right w:w="100" w:type="dxa"/>
+            </w:tcMar>
+          </w:tcPr>
+          <w:p>
+            <w:r>
+              <w:rPr>
+                <w:sz w:val="19"/>
+                <w:szCs w:val="19"/>
+              </w:rPr>
+              <w:t>« les plus importants » — non défini (fréquence ? impact business ? gravité ?)</w:t>
+            </w:r>
+          </w:p>
+        </w:tc>
+      </w:tr>
+      <w:tr>
+        <w:tblPrEx>
+          <w:tblBorders>
+            <w:top w:val="single" w:color="auto" w:sz="4" w:space="0"/>
+            <w:left w:val="single" w:color="auto" w:sz="4" w:space="0"/>
+            <w:bottom w:val="single" w:color="auto" w:sz="4" w:space="0"/>
+            <w:right w:val="single" w:color="auto" w:sz="4" w:space="0"/>
+            <w:insideH w:val="single" w:color="auto" w:sz="4" w:space="0"/>
+            <w:insideV w:val="single" w:color="auto" w:sz="4" w:space="0"/>
+          </w:tblBorders>
+          <w:tblCellMar>
+            <w:top w:w="0" w:type="dxa"/>
+            <w:left w:w="10" w:type="dxa"/>
+            <w:bottom w:w="0" w:type="dxa"/>
+            <w:right w:w="10" w:type="dxa"/>
+          </w:tblCellMar>
+        </w:tblPrEx>
+        <w:tc>
+          <w:tcPr>
+            <w:tcW w:w="2600" w:type="dxa"/>
+            <w:shd w:val="clear" w:color="auto" w:fill="FFFFFF"/>
+            <w:tcMar>
+              <w:top w:w="80" w:type="dxa"/>
+              <w:left w:w="100" w:type="dxa"/>
+              <w:bottom w:w="80" w:type="dxa"/>
+              <w:right w:w="100" w:type="dxa"/>
+            </w:tcMar>
+          </w:tcPr>
+          <w:p>
+            <w:r>
+              <w:rPr>
+                <w:sz w:val="19"/>
+                <w:szCs w:val="19"/>
+              </w:rPr>
+              <w:t>Format de sortie</w:t>
+            </w:r>
+          </w:p>
+        </w:tc>
+        <w:tc>
+          <w:tcPr>
+            <w:tcW w:w="6600" w:type="dxa"/>
+            <w:shd w:val="clear" w:color="auto" w:fill="FFFFFF"/>
+            <w:tcMar>
+              <w:top w:w="80" w:type="dxa"/>
+              <w:left w:w="100" w:type="dxa"/>
+              <w:bottom w:w="80" w:type="dxa"/>
+              <w:right w:w="100" w:type="dxa"/>
+            </w:tcMar>
+          </w:tcPr>
+          <w:p>
+            <w:r>
+              <w:rPr>
+                <w:sz w:val="19"/>
+                <w:szCs w:val="19"/>
+              </w:rPr>
+              <w:t>Absent — structure de la réponse non précisée</w:t>
+            </w:r>
+          </w:p>
+        </w:tc>
+      </w:tr>
+      <w:tr>
+        <w:tblPrEx>
+          <w:tblBorders>
+            <w:top w:val="single" w:color="auto" w:sz="4" w:space="0"/>
+            <w:left w:val="single" w:color="auto" w:sz="4" w:space="0"/>
+            <w:bottom w:val="single" w:color="auto" w:sz="4" w:space="0"/>
+            <w:right w:val="single" w:color="auto" w:sz="4" w:space="0"/>
+            <w:insideH w:val="single" w:color="auto" w:sz="4" w:space="0"/>
+            <w:insideV w:val="single" w:color="auto" w:sz="4" w:space="0"/>
+          </w:tblBorders>
+          <w:tblCellMar>
+            <w:top w:w="0" w:type="dxa"/>
+            <w:left w:w="10" w:type="dxa"/>
+            <w:bottom w:w="0" w:type="dxa"/>
+            <w:right w:w="10" w:type="dxa"/>
+          </w:tblCellMar>
+        </w:tblPrEx>
+        <w:tc>
+          <w:tcPr>
+            <w:tcW w:w="2600" w:type="dxa"/>
+            <w:shd w:val="clear" w:color="auto" w:fill="F7F9FB"/>
+            <w:tcMar>
+              <w:top w:w="80" w:type="dxa"/>
+              <w:left w:w="100" w:type="dxa"/>
+              <w:bottom w:w="80" w:type="dxa"/>
+              <w:right w:w="100" w:type="dxa"/>
+            </w:tcMar>
+          </w:tcPr>
+          <w:p>
+            <w:r>
+              <w:rPr>
+                <w:sz w:val="19"/>
+                <w:szCs w:val="19"/>
+              </w:rPr>
+              <w:t>Contraintes anti-hallucination</w:t>
+            </w:r>
+          </w:p>
+        </w:tc>
+        <w:tc>
+          <w:tcPr>
+            <w:tcW w:w="6600" w:type="dxa"/>
+            <w:shd w:val="clear" w:color="auto" w:fill="F7F9FB"/>
+            <w:tcMar>
+              <w:top w:w="80" w:type="dxa"/>
+              <w:left w:w="100" w:type="dxa"/>
+              <w:bottom w:w="80" w:type="dxa"/>
+              <w:right w:w="100" w:type="dxa"/>
+            </w:tcMar>
+          </w:tcPr>
+          <w:p>
+            <w:r>
+              <w:rPr>
+                <w:sz w:val="19"/>
+                <w:szCs w:val="19"/>
+              </w:rPr>
+              <w:t>Absentes — risque d'invention de problèmes non mentionnés</w:t>
+            </w:r>
+          </w:p>
+        </w:tc>
+      </w:tr>
+    </w:tbl>
+    <w:p>
+      <w:pPr>
+        <w:numPr>
+          <w:numId w:val="0"/>
+        </w:numPr>
+        <w:spacing w:line="360" w:lineRule="auto"/>
+        <w:rPr>
+          <w:rFonts w:hint="default" w:ascii="Times New Roman" w:hAnsi="Times New Roman" w:cs="Times New Roman"/>
+          <w:color w:val="auto"/>
+          <w:sz w:val="24"/>
+          <w:szCs w:val="24"/>
+        </w:rPr>
+      </w:pPr>
+    </w:p>
+    <w:p>
+      <w:pPr>
+        <w:numPr>
+          <w:ilvl w:val="0"/>
+          <w:numId w:val="1"/>
+        </w:numPr>
+        <w:spacing w:line="360" w:lineRule="auto"/>
+        <w:ind w:left="0" w:leftChars="0" w:firstLine="0" w:firstLineChars="0"/>
+        <w:rPr>
+          <w:rFonts w:hint="default" w:ascii="Times New Roman" w:hAnsi="Times New Roman" w:cs="Times New Roman"/>
+          <w:color w:val="auto"/>
+          <w:sz w:val="24"/>
+          <w:szCs w:val="24"/>
+        </w:rPr>
+      </w:pPr>
+      <w:r>
+        <w:rPr>
+          <w:rFonts w:hint="default" w:ascii="Times New Roman" w:hAnsi="Times New Roman" w:cs="Times New Roman"/>
+          <w:color w:val="auto"/>
+          <w:sz w:val="24"/>
+          <w:szCs w:val="24"/>
+        </w:rPr>
+        <w:t xml:space="preserve">Proposer au modèle un texte à analyser avec des contraintes puis utiliser un second prompt lui demandant de vérifier sa réponse précédente et de contrôler les informations non justifiées, les contradictions, les informations absentes, les éventuelles hallucinations et le respect des contraintes. </w:t>
+      </w:r>
+    </w:p>
+    <w:p>
+      <w:pPr>
+        <w:numPr>
+          <w:numId w:val="0"/>
+        </w:numPr>
+        <w:spacing w:line="360" w:lineRule="auto"/>
+        <w:rPr>
+          <w:rFonts w:hint="default" w:ascii="Times New Roman" w:hAnsi="Times New Roman" w:cs="Times New Roman"/>
+          <w:color w:val="auto"/>
+          <w:sz w:val="24"/>
+          <w:szCs w:val="24"/>
+        </w:rPr>
+      </w:pPr>
+    </w:p>
+    <w:p>
+      <w:pPr>
+        <w:spacing w:before="40" w:after="60" w:line="360" w:lineRule="auto"/>
+        <w:rPr>
+          <w:rFonts w:hint="default" w:ascii="Times New Roman" w:hAnsi="Times New Roman" w:cs="Times New Roman"/>
+          <w:sz w:val="24"/>
+          <w:szCs w:val="24"/>
+        </w:rPr>
+      </w:pPr>
+      <w:r>
+        <w:rPr>
+          <w:rFonts w:hint="default" w:ascii="Times New Roman" w:hAnsi="Times New Roman" w:cs="Times New Roman"/>
+          <w:b w:val="0"/>
+          <w:bCs w:val="0"/>
+          <w:color w:val="7030A0"/>
+          <w:sz w:val="24"/>
+          <w:szCs w:val="24"/>
+        </w:rPr>
+        <w:t>TEXTE</w:t>
+      </w:r>
+    </w:p>
+    <w:p>
+      <w:pPr>
+        <w:spacing w:after="40" w:line="360" w:lineRule="auto"/>
+        <w:rPr>
+          <w:rFonts w:hint="default" w:ascii="Times New Roman" w:hAnsi="Times New Roman" w:cs="Times New Roman"/>
+          <w:sz w:val="24"/>
+          <w:szCs w:val="24"/>
+        </w:rPr>
+      </w:pPr>
+      <w:r>
+        <w:rPr>
+          <w:rFonts w:hint="default" w:ascii="Times New Roman" w:hAnsi="Times New Roman" w:eastAsia="Consolas" w:cs="Times New Roman"/>
+          <w:sz w:val="24"/>
+          <w:szCs w:val="24"/>
+        </w:rPr>
+        <w:t>"Le livreur est arrivé avec 3 jours de retard sans aucune notification.</w:t>
+      </w:r>
+    </w:p>
+    <w:p>
+      <w:pPr>
+        <w:spacing w:after="40" w:line="360" w:lineRule="auto"/>
+        <w:rPr>
+          <w:rFonts w:hint="default" w:ascii="Times New Roman" w:hAnsi="Times New Roman" w:cs="Times New Roman"/>
+          <w:sz w:val="24"/>
+          <w:szCs w:val="24"/>
+        </w:rPr>
+      </w:pPr>
+      <w:r>
+        <w:rPr>
+          <w:rFonts w:hint="default" w:ascii="Times New Roman" w:hAnsi="Times New Roman" w:eastAsia="Consolas" w:cs="Times New Roman"/>
+          <w:sz w:val="24"/>
+          <w:szCs w:val="24"/>
+        </w:rPr>
+        <w:t>J'ai dû relancer le support deux fois. La qualité du produit est</w:t>
+      </w:r>
+    </w:p>
+    <w:p>
+      <w:pPr>
+        <w:numPr>
+          <w:numId w:val="0"/>
+        </w:numPr>
+        <w:spacing w:line="360" w:lineRule="auto"/>
+        <w:rPr>
+          <w:rFonts w:hint="default" w:ascii="Times New Roman" w:hAnsi="Times New Roman" w:eastAsia="Consolas" w:cs="Times New Roman"/>
+          <w:sz w:val="24"/>
+          <w:szCs w:val="24"/>
+        </w:rPr>
+      </w:pPr>
+      <w:r>
+        <w:rPr>
+          <w:rFonts w:hint="default" w:ascii="Times New Roman" w:hAnsi="Times New Roman" w:eastAsia="Consolas" w:cs="Times New Roman"/>
+          <w:sz w:val="24"/>
+          <w:szCs w:val="24"/>
+        </w:rPr>
+        <w:t>correcte mais cette expérience m'a beaucoup déçu."</w:t>
+      </w:r>
+    </w:p>
+    <w:p>
+      <w:pPr>
+        <w:numPr>
+          <w:numId w:val="0"/>
+        </w:numPr>
+        <w:spacing w:line="360" w:lineRule="auto"/>
+        <w:rPr>
+          <w:rFonts w:hint="default" w:ascii="Times New Roman" w:hAnsi="Times New Roman" w:eastAsia="Consolas" w:cs="Times New Roman"/>
+          <w:sz w:val="24"/>
+          <w:szCs w:val="24"/>
+        </w:rPr>
+      </w:pPr>
+    </w:p>
+    <w:p>
+      <w:pPr>
+        <w:numPr>
+          <w:numId w:val="0"/>
+        </w:numPr>
+        <w:spacing w:line="360" w:lineRule="auto"/>
+      </w:pPr>
+      <w:r>
+        <w:drawing>
+          <wp:inline distT="0" distB="0" distL="114300" distR="114300">
+            <wp:extent cx="5268595" cy="4038600"/>
+            <wp:effectExtent l="0" t="0" r="1905" b="0"/>
+            <wp:docPr id="5" name="Picture 5"/>
+            <wp:cNvGraphicFramePr>
+              <a:graphicFrameLocks xmlns:a="http://schemas.openxmlformats.org/drawingml/2006/main" noChangeAspect="1"/>
+            </wp:cNvGraphicFramePr>
+            <a:graphic xmlns:a="http://schemas.openxmlformats.org/drawingml/2006/main">
+              <a:graphicData uri="http://schemas.openxmlformats.org/drawingml/2006/picture">
+                <pic:pic xmlns:pic="http://schemas.openxmlformats.org/drawingml/2006/picture">
+                  <pic:nvPicPr>
+                    <pic:cNvPr id="5" name="Picture 5"/>
+                    <pic:cNvPicPr>
+                      <a:picLocks noChangeAspect="1"/>
+                    </pic:cNvPicPr>
+                  </pic:nvPicPr>
+                  <pic:blipFill>
+                    <a:blip r:embed="rId8"/>
+                    <a:stretch>
+                      <a:fillRect/>
+                    </a:stretch>
+                  </pic:blipFill>
+                  <pic:spPr>
+                    <a:xfrm>
+                      <a:off x="0" y="0"/>
+                      <a:ext cx="5268595" cy="4038600"/>
+                    </a:xfrm>
+                    <a:prstGeom prst="rect">
+                      <a:avLst/>
+                    </a:prstGeom>
+                    <a:noFill/>
+                    <a:ln>
+                      <a:noFill/>
+                    </a:ln>
+                  </pic:spPr>
+                </pic:pic>
+              </a:graphicData>
+            </a:graphic>
+          </wp:inline>
+        </w:drawing>
+      </w:r>
+    </w:p>
+    <w:p>
+      <w:pPr>
+        <w:numPr>
+          <w:numId w:val="0"/>
+        </w:numPr>
+        <w:spacing w:line="360" w:lineRule="auto"/>
+      </w:pPr>
+    </w:p>
+    <w:p>
+      <w:pPr>
+        <w:numPr>
+          <w:numId w:val="0"/>
+        </w:numPr>
+        <w:spacing w:line="360" w:lineRule="auto"/>
+        <w:rPr>
+          <w:rFonts w:hint="default" w:ascii="Times New Roman" w:hAnsi="Times New Roman" w:cs="Times New Roman"/>
+          <w:color w:val="7030A0"/>
+          <w:sz w:val="24"/>
+          <w:szCs w:val="24"/>
+          <w:lang w:val="en-US"/>
+        </w:rPr>
+      </w:pPr>
+      <w:r>
+        <w:rPr>
+          <w:rFonts w:hint="default" w:ascii="Times New Roman" w:hAnsi="Times New Roman" w:cs="Times New Roman"/>
+          <w:color w:val="7030A0"/>
+          <w:sz w:val="24"/>
+          <w:szCs w:val="24"/>
+          <w:lang w:val="en-US"/>
+        </w:rPr>
+        <w:t>Deuxieme prompt</w:t>
+      </w:r>
+    </w:p>
+    <w:p>
+      <w:pPr>
+        <w:numPr>
+          <w:numId w:val="0"/>
+        </w:numPr>
+        <w:spacing w:line="360" w:lineRule="auto"/>
+        <w:rPr>
+          <w:rFonts w:hint="default" w:ascii="Times New Roman" w:hAnsi="Times New Roman" w:cs="Times New Roman"/>
+          <w:color w:val="7030A0"/>
+          <w:sz w:val="24"/>
+          <w:szCs w:val="24"/>
+          <w:lang w:val="en-US"/>
+        </w:rPr>
+      </w:pPr>
+      <w:r>
+        <w:drawing>
+          <wp:inline distT="0" distB="0" distL="114300" distR="114300">
+            <wp:extent cx="5245100" cy="4521200"/>
+            <wp:effectExtent l="0" t="0" r="0" b="0"/>
+            <wp:docPr id="6" name="Picture 6"/>
+            <wp:cNvGraphicFramePr>
+              <a:graphicFrameLocks xmlns:a="http://schemas.openxmlformats.org/drawingml/2006/main" noChangeAspect="1"/>
+            </wp:cNvGraphicFramePr>
+            <a:graphic xmlns:a="http://schemas.openxmlformats.org/drawingml/2006/main">
+              <a:graphicData uri="http://schemas.openxmlformats.org/drawingml/2006/picture">
+                <pic:pic xmlns:pic="http://schemas.openxmlformats.org/drawingml/2006/picture">
+                  <pic:nvPicPr>
+                    <pic:cNvPr id="6" name="Picture 6"/>
+                    <pic:cNvPicPr>
+                      <a:picLocks noChangeAspect="1"/>
+                    </pic:cNvPicPr>
+                  </pic:nvPicPr>
+                  <pic:blipFill>
+                    <a:blip r:embed="rId9"/>
+                    <a:stretch>
+                      <a:fillRect/>
+                    </a:stretch>
+                  </pic:blipFill>
+                  <pic:spPr>
+                    <a:xfrm>
+                      <a:off x="0" y="0"/>
+                      <a:ext cx="5245100" cy="4521200"/>
+                    </a:xfrm>
+                    <a:prstGeom prst="rect">
+                      <a:avLst/>
+                    </a:prstGeom>
+                    <a:noFill/>
+                    <a:ln>
+                      <a:noFill/>
+                    </a:ln>
+                  </pic:spPr>
+                </pic:pic>
+              </a:graphicData>
+            </a:graphic>
+          </wp:inline>
+        </w:drawing>
+      </w:r>
+      <w:bookmarkStart w:id="0" w:name="_GoBack"/>
+      <w:bookmarkEnd w:id="0"/>
+    </w:p>
     <w:sectPr>
       <w:pgSz w:w="11906" w:h="16838"/>
       <w:pgMar w:top="1440" w:right="1800" w:bottom="1440" w:left="1800" w:header="720" w:footer="720" w:gutter="0"/>
@@ -2831,6 +3635,26 @@
     </w:sectPr>
   </w:body>
 </w:document>
+</file>
+
+<file path=word/numbering.xml><?xml version="1.0" encoding="utf-8"?>
+<w:numbering xmlns:wpc="http://schemas.microsoft.com/office/word/2010/wordprocessingCanvas" xmlns:mc="http://schemas.openxmlformats.org/markup-compatibility/2006" xmlns:o="urn:schemas-microsoft-com:office:office" xmlns:r="http://schemas.openxmlformats.org/officeDocument/2006/relationships" xmlns:m="http://schemas.openxmlformats.org/officeDocument/2006/math" xmlns:v="urn:schemas-microsoft-com:vml" xmlns:wp14="http://schemas.microsoft.com/office/word/2010/wordprocessingDrawing" xmlns:wp="http://schemas.openxmlformats.org/drawingml/2006/wordprocessingDrawing" xmlns:w10="urn:schemas-microsoft-com:office:word" xmlns:w="http://schemas.openxmlformats.org/wordprocessingml/2006/main" xmlns:w14="http://schemas.microsoft.com/office/word/2010/wordml" xmlns:wpg="http://schemas.microsoft.com/office/word/2010/wordprocessingGroup" xmlns:wpi="http://schemas.microsoft.com/office/word/2010/wordprocessingInk" xmlns:wne="http://schemas.microsoft.com/office/word/2006/wordml" xmlns:wps="http://schemas.microsoft.com/office/word/2010/wordprocessingShape" xmlns:wpsCustomData="http://www.wps.cn/officeDocument/2013/wpsCustomData" mc:Ignorable="w14 wp14">
+  <w:abstractNum w:abstractNumId="0">
+    <w:nsid w:val="8825466C"/>
+    <w:multiLevelType w:val="singleLevel"/>
+    <w:tmpl w:val="8825466C"/>
+    <w:lvl w:ilvl="0" w:tentative="0">
+      <w:start w:val="1"/>
+      <w:numFmt w:val="decimal"/>
+      <w:suff w:val="space"/>
+      <w:lvlText w:val="%1)"/>
+      <w:lvlJc w:val="left"/>
+    </w:lvl>
+  </w:abstractNum>
+  <w:num w:numId="1">
+    <w:abstractNumId w:val="0"/>
+  </w:num>
+</w:numbering>
 </file>
 
 <file path=word/styles.xml><?xml version="1.0" encoding="utf-8"?>

--- a/ai_business_assistant/AtelierPromptEngineering.docx
+++ b/ai_business_assistant/AtelierPromptEngineering.docx
@@ -3573,13 +3573,6 @@
           <w:numId w:val="0"/>
         </w:numPr>
         <w:spacing w:line="360" w:lineRule="auto"/>
-        <w:rPr>
-          <w:rFonts w:hint="default" w:ascii="Times New Roman" w:hAnsi="Times New Roman" w:cs="Times New Roman"/>
-          <w:color w:val="7030A0"/>
-          <w:sz w:val="24"/>
-          <w:szCs w:val="24"/>
-          <w:lang w:val="en-US"/>
-        </w:rPr>
       </w:pPr>
       <w:r>
         <w:drawing>
@@ -3624,8 +3617,233 @@
           </wp:inline>
         </w:drawing>
       </w:r>
+    </w:p>
+    <w:p>
+      <w:pPr>
+        <w:numPr>
+          <w:numId w:val="0"/>
+        </w:numPr>
+        <w:spacing w:line="360" w:lineRule="auto"/>
+      </w:pPr>
+    </w:p>
+    <w:p>
+      <w:pPr>
+        <w:numPr>
+          <w:numId w:val="0"/>
+        </w:numPr>
+        <w:spacing w:line="360" w:lineRule="auto"/>
+        <w:rPr>
+          <w:rFonts w:hint="default" w:ascii="Times New Roman" w:hAnsi="Times New Roman" w:cs="Times New Roman"/>
+          <w:color w:val="7030A0"/>
+          <w:sz w:val="24"/>
+          <w:szCs w:val="24"/>
+          <w:lang w:val="en-US"/>
+        </w:rPr>
+      </w:pPr>
+      <w:r>
+        <w:rPr>
+          <w:rFonts w:hint="default" w:ascii="Times New Roman" w:hAnsi="Times New Roman" w:cs="Times New Roman"/>
+          <w:color w:val="7030A0"/>
+          <w:sz w:val="24"/>
+          <w:szCs w:val="24"/>
+          <w:lang w:val="en-US"/>
+        </w:rPr>
+        <w:t>Partie 4 – Sorties structurées</w:t>
+      </w:r>
+    </w:p>
+    <w:p>
+      <w:pPr>
+        <w:numPr>
+          <w:numId w:val="0"/>
+        </w:numPr>
+        <w:spacing w:line="360" w:lineRule="auto"/>
+        <w:rPr>
+          <w:rFonts w:hint="default" w:ascii="Times New Roman" w:hAnsi="Times New Roman" w:cs="Times New Roman"/>
+          <w:color w:val="auto"/>
+          <w:sz w:val="24"/>
+          <w:szCs w:val="24"/>
+          <w:lang w:val="en-US"/>
+        </w:rPr>
+      </w:pPr>
+      <w:r>
+        <w:rPr>
+          <w:rFonts w:hint="default" w:ascii="Times New Roman" w:hAnsi="Times New Roman" w:cs="Times New Roman"/>
+          <w:color w:val="auto"/>
+          <w:sz w:val="24"/>
+          <w:szCs w:val="24"/>
+          <w:lang w:val="en-US"/>
+        </w:rPr>
+        <w:t xml:space="preserve">« Le commentaire semble plutôt négatif. Le client est mécontent du délai de livraison... » </w:t>
+      </w:r>
+    </w:p>
+    <w:p>
+      <w:pPr>
+        <w:numPr>
+          <w:ilvl w:val="0"/>
+          <w:numId w:val="2"/>
+        </w:numPr>
+        <w:spacing w:line="360" w:lineRule="auto"/>
+      </w:pPr>
+      <w:r>
+        <w:rPr>
+          <w:rFonts w:hint="default" w:ascii="Times New Roman" w:hAnsi="Times New Roman" w:cs="Times New Roman"/>
+          <w:color w:val="auto"/>
+          <w:sz w:val="24"/>
+          <w:szCs w:val="24"/>
+          <w:lang w:val="en-US"/>
+        </w:rPr>
+        <w:t xml:space="preserve">Pour rendre cette réponse plus facile à exploiter par une application, créer un prompt demandant du JSON avec les champs sentiment, categorie, urgence, probleme, confiance. Préciser les types des valeurs et les valeurs autorisées Exemple de résultat { } "sentiment": "negatif", "categorie": "livraison", "urgence": "moyenne", "probleme": "Retard de livraison", "confiance": 0.91 </w:t>
+      </w:r>
+      <w:r>
+        <w:rPr>
+          <w:rFonts w:hint="default" w:ascii="Times New Roman" w:hAnsi="Times New Roman" w:cs="Times New Roman"/>
+          <w:color w:val="auto"/>
+          <w:sz w:val="24"/>
+          <w:szCs w:val="24"/>
+          <w:lang w:val="en-US"/>
+        </w:rPr>
+        <w:br w:type="textWrapping"/>
+      </w:r>
+      <w:r>
+        <w:drawing>
+          <wp:inline distT="0" distB="0" distL="114300" distR="114300">
+            <wp:extent cx="5274310" cy="3643630"/>
+            <wp:effectExtent l="0" t="0" r="8890" b="1270"/>
+            <wp:docPr id="7" name="Picture 7"/>
+            <wp:cNvGraphicFramePr>
+              <a:graphicFrameLocks xmlns:a="http://schemas.openxmlformats.org/drawingml/2006/main" noChangeAspect="1"/>
+            </wp:cNvGraphicFramePr>
+            <a:graphic xmlns:a="http://schemas.openxmlformats.org/drawingml/2006/main">
+              <a:graphicData uri="http://schemas.openxmlformats.org/drawingml/2006/picture">
+                <pic:pic xmlns:pic="http://schemas.openxmlformats.org/drawingml/2006/picture">
+                  <pic:nvPicPr>
+                    <pic:cNvPr id="7" name="Picture 7"/>
+                    <pic:cNvPicPr>
+                      <a:picLocks noChangeAspect="1"/>
+                    </pic:cNvPicPr>
+                  </pic:nvPicPr>
+                  <pic:blipFill>
+                    <a:blip r:embed="rId10"/>
+                    <a:stretch>
+                      <a:fillRect/>
+                    </a:stretch>
+                  </pic:blipFill>
+                  <pic:spPr>
+                    <a:xfrm>
+                      <a:off x="0" y="0"/>
+                      <a:ext cx="5274310" cy="3643630"/>
+                    </a:xfrm>
+                    <a:prstGeom prst="rect">
+                      <a:avLst/>
+                    </a:prstGeom>
+                    <a:noFill/>
+                    <a:ln>
+                      <a:noFill/>
+                    </a:ln>
+                  </pic:spPr>
+                </pic:pic>
+              </a:graphicData>
+            </a:graphic>
+          </wp:inline>
+        </w:drawing>
+      </w:r>
+    </w:p>
+    <w:p>
+      <w:pPr>
+        <w:numPr>
+          <w:numId w:val="0"/>
+        </w:numPr>
+        <w:spacing w:line="360" w:lineRule="auto"/>
+        <w:rPr>
+          <w:rFonts w:hint="default"/>
+          <w:lang w:val="en-US"/>
+        </w:rPr>
+      </w:pPr>
+    </w:p>
+    <w:p>
+      <w:pPr>
+        <w:numPr>
+          <w:ilvl w:val="0"/>
+          <w:numId w:val="2"/>
+        </w:numPr>
+        <w:spacing w:line="360" w:lineRule="auto"/>
+        <w:ind w:left="0" w:leftChars="0" w:firstLine="0" w:firstLineChars="0"/>
+        <w:rPr>
+          <w:rFonts w:hint="default" w:ascii="Times New Roman" w:hAnsi="Times New Roman" w:cs="Times New Roman"/>
+          <w:sz w:val="24"/>
+          <w:szCs w:val="24"/>
+          <w:lang w:val="en-US"/>
+        </w:rPr>
+      </w:pPr>
+      <w:r>
+        <w:rPr>
+          <w:rFonts w:hint="default" w:ascii="Times New Roman" w:hAnsi="Times New Roman" w:cs="Times New Roman"/>
+          <w:sz w:val="24"/>
+          <w:szCs w:val="24"/>
+          <w:lang w:val="en-US"/>
+        </w:rPr>
+        <w:t xml:space="preserve">Ajouter une validation en définissant les règles de sortie suivantes : format JSON valide ; aucune propriété supplémentaire ; sentiment vaut positif, negatif ou neutre ; confiance est compris entre 0 et 1 ; urgence vaut faible, moyenne ou élevée. </w:t>
+      </w:r>
+    </w:p>
+    <w:p>
+      <w:pPr>
+        <w:numPr>
+          <w:numId w:val="0"/>
+        </w:numPr>
+        <w:spacing w:line="360" w:lineRule="auto"/>
+        <w:ind w:leftChars="0"/>
+        <w:rPr>
+          <w:rFonts w:hint="default" w:ascii="Times New Roman" w:hAnsi="Times New Roman" w:cs="Times New Roman"/>
+          <w:sz w:val="24"/>
+          <w:szCs w:val="24"/>
+          <w:lang w:val="en-US"/>
+        </w:rPr>
+      </w:pPr>
       <w:bookmarkStart w:id="0" w:name="_GoBack"/>
       <w:bookmarkEnd w:id="0"/>
+      <w:r>
+        <w:drawing>
+          <wp:inline distT="0" distB="0" distL="114300" distR="114300">
+            <wp:extent cx="5269865" cy="2731135"/>
+            <wp:effectExtent l="0" t="0" r="635" b="12065"/>
+            <wp:docPr id="8" name="Picture 8"/>
+            <wp:cNvGraphicFramePr>
+              <a:graphicFrameLocks xmlns:a="http://schemas.openxmlformats.org/drawingml/2006/main" noChangeAspect="1"/>
+            </wp:cNvGraphicFramePr>
+            <a:graphic xmlns:a="http://schemas.openxmlformats.org/drawingml/2006/main">
+              <a:graphicData uri="http://schemas.openxmlformats.org/drawingml/2006/picture">
+                <pic:pic xmlns:pic="http://schemas.openxmlformats.org/drawingml/2006/picture">
+                  <pic:nvPicPr>
+                    <pic:cNvPr id="8" name="Picture 8"/>
+                    <pic:cNvPicPr>
+                      <a:picLocks noChangeAspect="1"/>
+                    </pic:cNvPicPr>
+                  </pic:nvPicPr>
+                  <pic:blipFill>
+                    <a:blip r:embed="rId11"/>
+                    <a:stretch>
+                      <a:fillRect/>
+                    </a:stretch>
+                  </pic:blipFill>
+                  <pic:spPr>
+                    <a:xfrm>
+                      <a:off x="0" y="0"/>
+                      <a:ext cx="5269865" cy="2731135"/>
+                    </a:xfrm>
+                    <a:prstGeom prst="rect">
+                      <a:avLst/>
+                    </a:prstGeom>
+                    <a:noFill/>
+                    <a:ln>
+                      <a:noFill/>
+                    </a:ln>
+                  </pic:spPr>
+                </pic:pic>
+              </a:graphicData>
+            </a:graphic>
+          </wp:inline>
+        </w:drawing>
+      </w:r>
     </w:p>
     <w:sectPr>
       <w:pgSz w:w="11906" w:h="16838"/>
@@ -3651,8 +3869,23 @@
       <w:lvlJc w:val="left"/>
     </w:lvl>
   </w:abstractNum>
+  <w:abstractNum w:abstractNumId="1">
+    <w:nsid w:val="8F01135D"/>
+    <w:multiLevelType w:val="singleLevel"/>
+    <w:tmpl w:val="8F01135D"/>
+    <w:lvl w:ilvl="0" w:tentative="0">
+      <w:start w:val="1"/>
+      <w:numFmt w:val="decimal"/>
+      <w:suff w:val="space"/>
+      <w:lvlText w:val="%1)"/>
+      <w:lvlJc w:val="left"/>
+    </w:lvl>
+  </w:abstractNum>
   <w:num w:numId="1">
     <w:abstractNumId w:val="0"/>
+  </w:num>
+  <w:num w:numId="2">
+    <w:abstractNumId w:val="1"/>
   </w:num>
 </w:numbering>
 </file>

--- a/ai_business_assistant/AtelierPromptEngineering.docx
+++ b/ai_business_assistant/AtelierPromptEngineering.docx
@@ -3793,14 +3793,9 @@
         <w:spacing w:line="360" w:lineRule="auto"/>
         <w:ind w:leftChars="0"/>
         <w:rPr>
-          <w:rFonts w:hint="default" w:ascii="Times New Roman" w:hAnsi="Times New Roman" w:cs="Times New Roman"/>
-          <w:sz w:val="24"/>
-          <w:szCs w:val="24"/>
-          <w:lang w:val="en-US"/>
-        </w:rPr>
-      </w:pPr>
-      <w:bookmarkStart w:id="0" w:name="_GoBack"/>
-      <w:bookmarkEnd w:id="0"/>
+          <w:vertAlign w:val="subscript"/>
+        </w:rPr>
+      </w:pPr>
       <w:r>
         <w:drawing>
           <wp:inline distT="0" distB="0" distL="114300" distR="114300">
@@ -3844,6 +3839,1539 @@
           </wp:inline>
         </w:drawing>
       </w:r>
+    </w:p>
+    <w:p>
+      <w:pPr>
+        <w:numPr>
+          <w:numId w:val="0"/>
+        </w:numPr>
+        <w:spacing w:line="360" w:lineRule="auto"/>
+        <w:ind w:leftChars="0"/>
+      </w:pPr>
+    </w:p>
+    <w:p>
+      <w:pPr>
+        <w:numPr>
+          <w:numId w:val="0"/>
+        </w:numPr>
+        <w:spacing w:line="360" w:lineRule="auto"/>
+        <w:ind w:leftChars="0"/>
+        <w:rPr>
+          <w:rFonts w:hint="default" w:ascii="Times New Roman" w:hAnsi="Times New Roman" w:cs="Times New Roman"/>
+          <w:color w:val="7030A0"/>
+          <w:sz w:val="24"/>
+          <w:szCs w:val="24"/>
+          <w:lang w:val="en-US"/>
+        </w:rPr>
+      </w:pPr>
+      <w:r>
+        <w:rPr>
+          <w:rFonts w:hint="default" w:ascii="Times New Roman" w:hAnsi="Times New Roman" w:cs="Times New Roman"/>
+          <w:color w:val="7030A0"/>
+          <w:sz w:val="24"/>
+          <w:szCs w:val="24"/>
+          <w:lang w:val="en-US"/>
+        </w:rPr>
+        <w:t>Partie 5 – Prompts pour les applications métier</w:t>
+      </w:r>
+    </w:p>
+    <w:p>
+      <w:pPr>
+        <w:numPr>
+          <w:numId w:val="0"/>
+        </w:numPr>
+        <w:spacing w:line="360" w:lineRule="auto"/>
+        <w:ind w:leftChars="0"/>
+        <w:rPr>
+          <w:rFonts w:hint="default" w:ascii="Times New Roman" w:hAnsi="Times New Roman" w:cs="Times New Roman"/>
+          <w:color w:val="7030A0"/>
+          <w:sz w:val="24"/>
+          <w:szCs w:val="24"/>
+          <w:lang w:val="en-US"/>
+        </w:rPr>
+      </w:pPr>
+    </w:p>
+    <w:p>
+      <w:pPr>
+        <w:numPr>
+          <w:numId w:val="0"/>
+        </w:numPr>
+        <w:spacing w:line="360" w:lineRule="auto"/>
+        <w:ind w:leftChars="0"/>
+        <w:rPr>
+          <w:rFonts w:hint="default" w:ascii="Times New Roman" w:hAnsi="Times New Roman" w:cs="Times New Roman"/>
+          <w:color w:val="7030A0"/>
+          <w:sz w:val="24"/>
+          <w:szCs w:val="24"/>
+          <w:lang w:val="en-US"/>
+        </w:rPr>
+      </w:pPr>
+      <w:r>
+        <w:rPr>
+          <w:rFonts w:hint="default" w:ascii="Times New Roman" w:hAnsi="Times New Roman" w:cs="Times New Roman"/>
+          <w:color w:val="auto"/>
+          <w:sz w:val="24"/>
+          <w:szCs w:val="24"/>
+          <w:lang w:val="en-US"/>
+        </w:rPr>
+        <w:t xml:space="preserve">1) Créer un prompt permettant de résumer un document avec les contraintes : maximum 250 mots ; conserver les informations factuelles ; identifier les objectifs ; identifier les résultats ; identifier les recommandations ; n'inventer aucune information. </w:t>
+      </w:r>
+    </w:p>
+    <w:p>
+      <w:pPr>
+        <w:numPr>
+          <w:numId w:val="0"/>
+        </w:numPr>
+        <w:spacing w:line="360" w:lineRule="auto"/>
+        <w:ind w:leftChars="0"/>
+        <w:rPr>
+          <w:rFonts w:hint="default" w:ascii="Times New Roman" w:hAnsi="Times New Roman" w:cs="Times New Roman"/>
+          <w:color w:val="7030A0"/>
+          <w:sz w:val="24"/>
+          <w:szCs w:val="24"/>
+          <w:lang w:val="en-US"/>
+        </w:rPr>
+      </w:pPr>
+    </w:p>
+    <w:p>
+      <w:pPr>
+        <w:numPr>
+          <w:numId w:val="0"/>
+        </w:numPr>
+        <w:spacing w:line="360" w:lineRule="auto"/>
+        <w:ind w:leftChars="0"/>
+        <w:rPr>
+          <w:rFonts w:hint="default" w:ascii="Times New Roman" w:hAnsi="Times New Roman" w:cs="Times New Roman"/>
+          <w:color w:val="7030A0"/>
+          <w:sz w:val="24"/>
+          <w:szCs w:val="24"/>
+          <w:lang w:val="en-US"/>
+        </w:rPr>
+      </w:pPr>
+      <w:r>
+        <w:rPr>
+          <w:rFonts w:hint="default" w:ascii="Times New Roman" w:hAnsi="Times New Roman" w:cs="Times New Roman"/>
+          <w:color w:val="7030A0"/>
+          <w:sz w:val="24"/>
+          <w:szCs w:val="24"/>
+          <w:lang w:val="en-US"/>
+        </w:rPr>
+        <w:t>PROMPT</w:t>
+      </w:r>
+    </w:p>
+    <w:p>
+      <w:pPr>
+        <w:spacing w:after="40" w:line="360" w:lineRule="auto"/>
+        <w:rPr>
+          <w:rFonts w:hint="default" w:ascii="Times New Roman" w:hAnsi="Times New Roman" w:cs="Times New Roman"/>
+          <w:sz w:val="24"/>
+          <w:szCs w:val="24"/>
+        </w:rPr>
+      </w:pPr>
+      <w:r>
+        <w:rPr>
+          <w:rFonts w:hint="default" w:ascii="Times New Roman" w:hAnsi="Times New Roman" w:eastAsia="Consolas" w:cs="Times New Roman"/>
+          <w:sz w:val="24"/>
+          <w:szCs w:val="24"/>
+        </w:rPr>
+        <w:t>Résume le document ci-dessous en respectant strictement les</w:t>
+      </w:r>
+    </w:p>
+    <w:p>
+      <w:pPr>
+        <w:spacing w:after="40" w:line="360" w:lineRule="auto"/>
+        <w:rPr>
+          <w:rFonts w:hint="default" w:ascii="Times New Roman" w:hAnsi="Times New Roman" w:cs="Times New Roman"/>
+          <w:sz w:val="24"/>
+          <w:szCs w:val="24"/>
+        </w:rPr>
+      </w:pPr>
+      <w:r>
+        <w:rPr>
+          <w:rFonts w:hint="default" w:ascii="Times New Roman" w:hAnsi="Times New Roman" w:eastAsia="Consolas" w:cs="Times New Roman"/>
+          <w:sz w:val="24"/>
+          <w:szCs w:val="24"/>
+        </w:rPr>
+        <w:t>contraintes suivantes :</w:t>
+      </w:r>
+    </w:p>
+    <w:p>
+      <w:pPr>
+        <w:spacing w:after="40" w:line="360" w:lineRule="auto"/>
+        <w:rPr>
+          <w:rFonts w:hint="default" w:ascii="Times New Roman" w:hAnsi="Times New Roman" w:cs="Times New Roman"/>
+          <w:sz w:val="24"/>
+          <w:szCs w:val="24"/>
+        </w:rPr>
+      </w:pPr>
+      <w:r>
+        <w:rPr>
+          <w:rFonts w:hint="default" w:ascii="Times New Roman" w:hAnsi="Times New Roman" w:eastAsia="Consolas" w:cs="Times New Roman"/>
+          <w:sz w:val="24"/>
+          <w:szCs w:val="24"/>
+        </w:rPr>
+        <w:t>- Maximum 250 mots.</w:t>
+      </w:r>
+    </w:p>
+    <w:p>
+      <w:pPr>
+        <w:spacing w:after="40" w:line="360" w:lineRule="auto"/>
+        <w:rPr>
+          <w:rFonts w:hint="default" w:ascii="Times New Roman" w:hAnsi="Times New Roman" w:cs="Times New Roman"/>
+          <w:sz w:val="24"/>
+          <w:szCs w:val="24"/>
+        </w:rPr>
+      </w:pPr>
+      <w:r>
+        <w:rPr>
+          <w:rFonts w:hint="default" w:ascii="Times New Roman" w:hAnsi="Times New Roman" w:eastAsia="Consolas" w:cs="Times New Roman"/>
+          <w:sz w:val="24"/>
+          <w:szCs w:val="24"/>
+        </w:rPr>
+        <w:t>- Conserve uniquement les informations factuelles présentes dans le</w:t>
+      </w:r>
+    </w:p>
+    <w:p>
+      <w:pPr>
+        <w:spacing w:after="40" w:line="360" w:lineRule="auto"/>
+        <w:rPr>
+          <w:rFonts w:hint="default" w:ascii="Times New Roman" w:hAnsi="Times New Roman" w:cs="Times New Roman"/>
+          <w:sz w:val="24"/>
+          <w:szCs w:val="24"/>
+        </w:rPr>
+      </w:pPr>
+      <w:r>
+        <w:rPr>
+          <w:rFonts w:hint="default" w:ascii="Times New Roman" w:hAnsi="Times New Roman" w:eastAsia="Consolas" w:cs="Times New Roman"/>
+          <w:sz w:val="24"/>
+          <w:szCs w:val="24"/>
+        </w:rPr>
+        <w:t xml:space="preserve">  document (n'en ajoute aucune).</w:t>
+      </w:r>
+    </w:p>
+    <w:p>
+      <w:pPr>
+        <w:spacing w:after="40" w:line="360" w:lineRule="auto"/>
+        <w:rPr>
+          <w:rFonts w:hint="default" w:ascii="Times New Roman" w:hAnsi="Times New Roman" w:cs="Times New Roman"/>
+          <w:sz w:val="24"/>
+          <w:szCs w:val="24"/>
+        </w:rPr>
+      </w:pPr>
+      <w:r>
+        <w:rPr>
+          <w:rFonts w:hint="default" w:ascii="Times New Roman" w:hAnsi="Times New Roman" w:eastAsia="Consolas" w:cs="Times New Roman"/>
+          <w:sz w:val="24"/>
+          <w:szCs w:val="24"/>
+        </w:rPr>
+        <w:t>- Identifie explicitement : les objectifs du document, les résultats</w:t>
+      </w:r>
+    </w:p>
+    <w:p>
+      <w:pPr>
+        <w:spacing w:after="40" w:line="360" w:lineRule="auto"/>
+        <w:rPr>
+          <w:rFonts w:hint="default" w:ascii="Times New Roman" w:hAnsi="Times New Roman" w:cs="Times New Roman"/>
+          <w:sz w:val="24"/>
+          <w:szCs w:val="24"/>
+        </w:rPr>
+      </w:pPr>
+      <w:r>
+        <w:rPr>
+          <w:rFonts w:hint="default" w:ascii="Times New Roman" w:hAnsi="Times New Roman" w:eastAsia="Consolas" w:cs="Times New Roman"/>
+          <w:sz w:val="24"/>
+          <w:szCs w:val="24"/>
+        </w:rPr>
+        <w:t xml:space="preserve">  obtenus, et les recommandations formulées.</w:t>
+      </w:r>
+    </w:p>
+    <w:p>
+      <w:pPr>
+        <w:spacing w:after="40" w:line="360" w:lineRule="auto"/>
+        <w:rPr>
+          <w:rFonts w:hint="default" w:ascii="Times New Roman" w:hAnsi="Times New Roman" w:cs="Times New Roman"/>
+          <w:sz w:val="24"/>
+          <w:szCs w:val="24"/>
+        </w:rPr>
+      </w:pPr>
+      <w:r>
+        <w:rPr>
+          <w:rFonts w:hint="default" w:ascii="Times New Roman" w:hAnsi="Times New Roman" w:eastAsia="Consolas" w:cs="Times New Roman"/>
+          <w:sz w:val="24"/>
+          <w:szCs w:val="24"/>
+        </w:rPr>
+        <w:t>- Structure la réponse en 3 sections : Objectifs / Résultats /</w:t>
+      </w:r>
+    </w:p>
+    <w:p>
+      <w:pPr>
+        <w:spacing w:after="40" w:line="360" w:lineRule="auto"/>
+        <w:rPr>
+          <w:rFonts w:hint="default" w:ascii="Times New Roman" w:hAnsi="Times New Roman" w:cs="Times New Roman"/>
+          <w:sz w:val="24"/>
+          <w:szCs w:val="24"/>
+        </w:rPr>
+      </w:pPr>
+      <w:r>
+        <w:rPr>
+          <w:rFonts w:hint="default" w:ascii="Times New Roman" w:hAnsi="Times New Roman" w:eastAsia="Consolas" w:cs="Times New Roman"/>
+          <w:sz w:val="24"/>
+          <w:szCs w:val="24"/>
+        </w:rPr>
+        <w:t xml:space="preserve">  Recommandations.</w:t>
+      </w:r>
+    </w:p>
+    <w:p>
+      <w:pPr>
+        <w:spacing w:after="40" w:line="360" w:lineRule="auto"/>
+        <w:rPr>
+          <w:rFonts w:hint="default" w:ascii="Times New Roman" w:hAnsi="Times New Roman" w:cs="Times New Roman"/>
+          <w:sz w:val="24"/>
+          <w:szCs w:val="24"/>
+        </w:rPr>
+      </w:pPr>
+    </w:p>
+    <w:p>
+      <w:pPr>
+        <w:spacing w:after="40" w:line="360" w:lineRule="auto"/>
+        <w:rPr>
+          <w:rFonts w:hint="default" w:ascii="Times New Roman" w:hAnsi="Times New Roman" w:cs="Times New Roman"/>
+          <w:sz w:val="24"/>
+          <w:szCs w:val="24"/>
+        </w:rPr>
+      </w:pPr>
+      <w:r>
+        <w:rPr>
+          <w:rFonts w:hint="default" w:ascii="Times New Roman" w:hAnsi="Times New Roman" w:eastAsia="Consolas" w:cs="Times New Roman"/>
+          <w:color w:val="7030A0"/>
+          <w:sz w:val="24"/>
+          <w:szCs w:val="24"/>
+        </w:rPr>
+        <w:t>Document :</w:t>
+      </w:r>
+    </w:p>
+    <w:p>
+      <w:pPr>
+        <w:spacing w:after="40" w:line="360" w:lineRule="auto"/>
+        <w:rPr>
+          <w:rFonts w:hint="default" w:ascii="Times New Roman" w:hAnsi="Times New Roman" w:cs="Times New Roman"/>
+          <w:sz w:val="24"/>
+          <w:szCs w:val="24"/>
+        </w:rPr>
+      </w:pPr>
+      <w:r>
+        <w:rPr>
+          <w:rFonts w:hint="default" w:ascii="Times New Roman" w:hAnsi="Times New Roman" w:eastAsia="Consolas" w:cs="Times New Roman"/>
+          <w:sz w:val="24"/>
+          <w:szCs w:val="24"/>
+        </w:rPr>
+        <w:t>{{DOCUMENT}}</w:t>
+      </w:r>
+    </w:p>
+    <w:p>
+      <w:pPr>
+        <w:numPr>
+          <w:numId w:val="0"/>
+        </w:numPr>
+        <w:spacing w:line="360" w:lineRule="auto"/>
+        <w:ind w:leftChars="0"/>
+        <w:rPr>
+          <w:rFonts w:hint="default" w:ascii="Times New Roman" w:hAnsi="Times New Roman" w:cs="Times New Roman"/>
+          <w:color w:val="7030A0"/>
+          <w:sz w:val="24"/>
+          <w:szCs w:val="24"/>
+          <w:lang w:val="en-US"/>
+        </w:rPr>
+      </w:pPr>
+    </w:p>
+    <w:p>
+      <w:pPr>
+        <w:numPr>
+          <w:ilvl w:val="0"/>
+          <w:numId w:val="2"/>
+        </w:numPr>
+        <w:spacing w:line="360" w:lineRule="auto"/>
+        <w:ind w:left="0" w:leftChars="0" w:firstLine="0" w:firstLineChars="0"/>
+        <w:rPr>
+          <w:rFonts w:hint="default" w:ascii="Times New Roman" w:hAnsi="Times New Roman" w:cs="Times New Roman"/>
+          <w:color w:val="auto"/>
+          <w:sz w:val="24"/>
+          <w:szCs w:val="24"/>
+          <w:lang w:val="en-US"/>
+        </w:rPr>
+      </w:pPr>
+      <w:r>
+        <w:rPr>
+          <w:rFonts w:hint="default" w:ascii="Times New Roman" w:hAnsi="Times New Roman" w:cs="Times New Roman"/>
+          <w:color w:val="auto"/>
+          <w:sz w:val="24"/>
+          <w:szCs w:val="24"/>
+          <w:lang w:val="en-US"/>
+        </w:rPr>
+        <w:t xml:space="preserve">Créer un prompt permettant de traduire un document français en anglais avec les contraintes : conserver le sens ; conserver la structure ; conserver les termes techniques ; ne pas résumer ; ne rajoute aucune information </w:t>
+      </w:r>
+    </w:p>
+    <w:p>
+      <w:pPr>
+        <w:numPr>
+          <w:numId w:val="0"/>
+        </w:numPr>
+        <w:spacing w:line="360" w:lineRule="auto"/>
+        <w:ind w:leftChars="0"/>
+        <w:rPr>
+          <w:rFonts w:hint="default" w:ascii="Times New Roman" w:hAnsi="Times New Roman" w:cs="Times New Roman"/>
+          <w:color w:val="auto"/>
+          <w:sz w:val="24"/>
+          <w:szCs w:val="24"/>
+          <w:lang w:val="en-US"/>
+        </w:rPr>
+      </w:pPr>
+    </w:p>
+    <w:p>
+      <w:pPr>
+        <w:spacing w:before="40" w:after="60" w:line="360" w:lineRule="auto"/>
+        <w:rPr>
+          <w:rFonts w:hint="default" w:ascii="Times New Roman" w:hAnsi="Times New Roman" w:cs="Times New Roman"/>
+          <w:sz w:val="24"/>
+          <w:szCs w:val="24"/>
+          <w:shd w:val="clear" w:color="FFFFFF" w:fill="D9D9D9"/>
+        </w:rPr>
+      </w:pPr>
+      <w:r>
+        <w:rPr>
+          <w:rFonts w:hint="default" w:ascii="Times New Roman" w:hAnsi="Times New Roman" w:cs="Times New Roman"/>
+          <w:b/>
+          <w:bCs/>
+          <w:color w:val="555555"/>
+          <w:sz w:val="24"/>
+          <w:szCs w:val="24"/>
+          <w:shd w:val="clear" w:color="FFFFFF" w:fill="D9D9D9"/>
+        </w:rPr>
+        <w:t>PROMPT</w:t>
+      </w:r>
+    </w:p>
+    <w:p>
+      <w:pPr>
+        <w:spacing w:after="40" w:line="360" w:lineRule="auto"/>
+        <w:rPr>
+          <w:rFonts w:hint="default" w:ascii="Times New Roman" w:hAnsi="Times New Roman" w:cs="Times New Roman"/>
+          <w:sz w:val="24"/>
+          <w:szCs w:val="24"/>
+          <w:shd w:val="clear" w:color="FFFFFF" w:fill="D9D9D9"/>
+        </w:rPr>
+      </w:pPr>
+      <w:r>
+        <w:rPr>
+          <w:rFonts w:hint="default" w:ascii="Times New Roman" w:hAnsi="Times New Roman" w:eastAsia="Consolas" w:cs="Times New Roman"/>
+          <w:sz w:val="24"/>
+          <w:szCs w:val="24"/>
+          <w:shd w:val="clear" w:color="FFFFFF" w:fill="D9D9D9"/>
+        </w:rPr>
+        <w:t>Traduis le document suivant du français vers l'anglais en respectant</w:t>
+      </w:r>
+    </w:p>
+    <w:p>
+      <w:pPr>
+        <w:spacing w:after="40" w:line="360" w:lineRule="auto"/>
+        <w:rPr>
+          <w:rFonts w:hint="default" w:ascii="Times New Roman" w:hAnsi="Times New Roman" w:cs="Times New Roman"/>
+          <w:sz w:val="24"/>
+          <w:szCs w:val="24"/>
+          <w:shd w:val="clear" w:color="FFFFFF" w:fill="D9D9D9"/>
+        </w:rPr>
+      </w:pPr>
+      <w:r>
+        <w:rPr>
+          <w:rFonts w:hint="default" w:ascii="Times New Roman" w:hAnsi="Times New Roman" w:eastAsia="Consolas" w:cs="Times New Roman"/>
+          <w:sz w:val="24"/>
+          <w:szCs w:val="24"/>
+          <w:shd w:val="clear" w:color="FFFFFF" w:fill="D9D9D9"/>
+        </w:rPr>
+        <w:t>les contraintes suivantes :</w:t>
+      </w:r>
+    </w:p>
+    <w:p>
+      <w:pPr>
+        <w:spacing w:after="40" w:line="360" w:lineRule="auto"/>
+        <w:rPr>
+          <w:rFonts w:hint="default" w:ascii="Times New Roman" w:hAnsi="Times New Roman" w:cs="Times New Roman"/>
+          <w:sz w:val="24"/>
+          <w:szCs w:val="24"/>
+          <w:shd w:val="clear" w:color="FFFFFF" w:fill="D9D9D9"/>
+        </w:rPr>
+      </w:pPr>
+      <w:r>
+        <w:rPr>
+          <w:rFonts w:hint="default" w:ascii="Times New Roman" w:hAnsi="Times New Roman" w:eastAsia="Consolas" w:cs="Times New Roman"/>
+          <w:sz w:val="24"/>
+          <w:szCs w:val="24"/>
+          <w:shd w:val="clear" w:color="FFFFFF" w:fill="D9D9D9"/>
+        </w:rPr>
+        <w:t>- Conserve le sens exact du texte source.</w:t>
+      </w:r>
+    </w:p>
+    <w:p>
+      <w:pPr>
+        <w:spacing w:after="40" w:line="360" w:lineRule="auto"/>
+        <w:rPr>
+          <w:rFonts w:hint="default" w:ascii="Times New Roman" w:hAnsi="Times New Roman" w:cs="Times New Roman"/>
+          <w:sz w:val="24"/>
+          <w:szCs w:val="24"/>
+          <w:shd w:val="clear" w:color="FFFFFF" w:fill="D9D9D9"/>
+        </w:rPr>
+      </w:pPr>
+      <w:r>
+        <w:rPr>
+          <w:rFonts w:hint="default" w:ascii="Times New Roman" w:hAnsi="Times New Roman" w:eastAsia="Consolas" w:cs="Times New Roman"/>
+          <w:sz w:val="24"/>
+          <w:szCs w:val="24"/>
+          <w:shd w:val="clear" w:color="FFFFFF" w:fill="D9D9D9"/>
+        </w:rPr>
+        <w:t>- Conserve la structure (titres, paragraphes, listes).</w:t>
+      </w:r>
+    </w:p>
+    <w:p>
+      <w:pPr>
+        <w:spacing w:after="40" w:line="360" w:lineRule="auto"/>
+        <w:rPr>
+          <w:rFonts w:hint="default" w:ascii="Times New Roman" w:hAnsi="Times New Roman" w:cs="Times New Roman"/>
+          <w:sz w:val="24"/>
+          <w:szCs w:val="24"/>
+          <w:shd w:val="clear" w:color="FFFFFF" w:fill="D9D9D9"/>
+        </w:rPr>
+      </w:pPr>
+      <w:r>
+        <w:rPr>
+          <w:rFonts w:hint="default" w:ascii="Times New Roman" w:hAnsi="Times New Roman" w:eastAsia="Consolas" w:cs="Times New Roman"/>
+          <w:sz w:val="24"/>
+          <w:szCs w:val="24"/>
+          <w:shd w:val="clear" w:color="FFFFFF" w:fill="D9D9D9"/>
+        </w:rPr>
+        <w:t>- Conserve les termes techniques dans leur forme standard en anglais</w:t>
+      </w:r>
+    </w:p>
+    <w:p>
+      <w:pPr>
+        <w:spacing w:after="40" w:line="360" w:lineRule="auto"/>
+        <w:rPr>
+          <w:rFonts w:hint="default" w:ascii="Times New Roman" w:hAnsi="Times New Roman" w:cs="Times New Roman"/>
+          <w:sz w:val="24"/>
+          <w:szCs w:val="24"/>
+          <w:shd w:val="clear" w:color="FFFFFF" w:fill="D9D9D9"/>
+        </w:rPr>
+      </w:pPr>
+      <w:r>
+        <w:rPr>
+          <w:rFonts w:hint="default" w:ascii="Times New Roman" w:hAnsi="Times New Roman" w:eastAsia="Consolas" w:cs="Times New Roman"/>
+          <w:sz w:val="24"/>
+          <w:szCs w:val="24"/>
+          <w:shd w:val="clear" w:color="FFFFFF" w:fill="D9D9D9"/>
+        </w:rPr>
+        <w:t xml:space="preserve">  (ne les traduis pas littéralement si un terme consacré existe).</w:t>
+      </w:r>
+    </w:p>
+    <w:p>
+      <w:pPr>
+        <w:spacing w:after="40" w:line="360" w:lineRule="auto"/>
+        <w:rPr>
+          <w:rFonts w:hint="default" w:ascii="Times New Roman" w:hAnsi="Times New Roman" w:cs="Times New Roman"/>
+          <w:sz w:val="24"/>
+          <w:szCs w:val="24"/>
+          <w:shd w:val="clear" w:color="FFFFFF" w:fill="D9D9D9"/>
+        </w:rPr>
+      </w:pPr>
+      <w:r>
+        <w:rPr>
+          <w:rFonts w:hint="default" w:ascii="Times New Roman" w:hAnsi="Times New Roman" w:eastAsia="Consolas" w:cs="Times New Roman"/>
+          <w:sz w:val="24"/>
+          <w:szCs w:val="24"/>
+          <w:shd w:val="clear" w:color="FFFFFF" w:fill="D9D9D9"/>
+        </w:rPr>
+        <w:t>- Ne résume pas le contenu : traduis intégralement.</w:t>
+      </w:r>
+    </w:p>
+    <w:p>
+      <w:pPr>
+        <w:spacing w:after="40" w:line="360" w:lineRule="auto"/>
+        <w:rPr>
+          <w:rFonts w:hint="default" w:ascii="Times New Roman" w:hAnsi="Times New Roman" w:cs="Times New Roman"/>
+          <w:sz w:val="24"/>
+          <w:szCs w:val="24"/>
+          <w:shd w:val="clear" w:color="FFFFFF" w:fill="D9D9D9"/>
+        </w:rPr>
+      </w:pPr>
+      <w:r>
+        <w:rPr>
+          <w:rFonts w:hint="default" w:ascii="Times New Roman" w:hAnsi="Times New Roman" w:eastAsia="Consolas" w:cs="Times New Roman"/>
+          <w:sz w:val="24"/>
+          <w:szCs w:val="24"/>
+          <w:shd w:val="clear" w:color="FFFFFF" w:fill="D9D9D9"/>
+        </w:rPr>
+        <w:t>- N'ajoute aucune information, note ou commentaire absent du texte</w:t>
+      </w:r>
+      <w:r>
+        <w:rPr>
+          <w:rFonts w:hint="default" w:ascii="Times New Roman" w:hAnsi="Times New Roman" w:eastAsia="Consolas" w:cs="Times New Roman"/>
+          <w:sz w:val="24"/>
+          <w:szCs w:val="24"/>
+          <w:shd w:val="clear" w:color="FFFFFF" w:fill="D9D9D9"/>
+          <w:lang w:val="en-US"/>
+        </w:rPr>
+        <w:t xml:space="preserve"> </w:t>
+      </w:r>
+      <w:r>
+        <w:rPr>
+          <w:rFonts w:hint="default" w:ascii="Times New Roman" w:hAnsi="Times New Roman" w:eastAsia="Consolas" w:cs="Times New Roman"/>
+          <w:sz w:val="24"/>
+          <w:szCs w:val="24"/>
+          <w:shd w:val="clear" w:color="FFFFFF" w:fill="D9D9D9"/>
+        </w:rPr>
+        <w:t>source.</w:t>
+      </w:r>
+    </w:p>
+    <w:p>
+      <w:pPr>
+        <w:spacing w:after="40" w:line="360" w:lineRule="auto"/>
+        <w:rPr>
+          <w:rFonts w:hint="default" w:ascii="Times New Roman" w:hAnsi="Times New Roman" w:cs="Times New Roman"/>
+          <w:sz w:val="24"/>
+          <w:szCs w:val="24"/>
+          <w:shd w:val="clear" w:color="FFFFFF" w:fill="D9D9D9"/>
+        </w:rPr>
+      </w:pPr>
+    </w:p>
+    <w:p>
+      <w:pPr>
+        <w:spacing w:after="40" w:line="360" w:lineRule="auto"/>
+        <w:rPr>
+          <w:rFonts w:hint="default" w:ascii="Times New Roman" w:hAnsi="Times New Roman" w:cs="Times New Roman"/>
+          <w:sz w:val="24"/>
+          <w:szCs w:val="24"/>
+          <w:shd w:val="clear" w:color="FFFFFF" w:fill="D9D9D9"/>
+        </w:rPr>
+      </w:pPr>
+      <w:r>
+        <w:rPr>
+          <w:rFonts w:hint="default" w:ascii="Times New Roman" w:hAnsi="Times New Roman" w:eastAsia="Consolas" w:cs="Times New Roman"/>
+          <w:color w:val="7030A0"/>
+          <w:sz w:val="24"/>
+          <w:szCs w:val="24"/>
+          <w:shd w:val="clear" w:color="FFFFFF" w:fill="D9D9D9"/>
+        </w:rPr>
+        <w:t xml:space="preserve">Document </w:t>
+      </w:r>
+      <w:r>
+        <w:rPr>
+          <w:rFonts w:hint="default" w:ascii="Times New Roman" w:hAnsi="Times New Roman" w:eastAsia="Consolas" w:cs="Times New Roman"/>
+          <w:sz w:val="24"/>
+          <w:szCs w:val="24"/>
+          <w:shd w:val="clear" w:color="FFFFFF" w:fill="D9D9D9"/>
+        </w:rPr>
+        <w:t>:</w:t>
+      </w:r>
+    </w:p>
+    <w:p>
+      <w:pPr>
+        <w:spacing w:after="40" w:line="360" w:lineRule="auto"/>
+        <w:rPr>
+          <w:rFonts w:hint="default" w:ascii="Times New Roman" w:hAnsi="Times New Roman" w:eastAsia="Consolas" w:cs="Times New Roman"/>
+          <w:sz w:val="24"/>
+          <w:szCs w:val="24"/>
+          <w:shd w:val="clear" w:color="FFFFFF" w:fill="D9D9D9"/>
+        </w:rPr>
+      </w:pPr>
+      <w:r>
+        <w:rPr>
+          <w:rFonts w:hint="default" w:ascii="Times New Roman" w:hAnsi="Times New Roman" w:eastAsia="Consolas" w:cs="Times New Roman"/>
+          <w:sz w:val="24"/>
+          <w:szCs w:val="24"/>
+          <w:shd w:val="clear" w:color="FFFFFF" w:fill="D9D9D9"/>
+        </w:rPr>
+        <w:t>{{DOCUMENT_FR}}</w:t>
+      </w:r>
+    </w:p>
+    <w:p>
+      <w:pPr>
+        <w:spacing w:after="40" w:line="360" w:lineRule="auto"/>
+        <w:rPr>
+          <w:rFonts w:hint="default" w:ascii="Times New Roman" w:hAnsi="Times New Roman" w:eastAsia="Consolas" w:cs="Times New Roman"/>
+          <w:sz w:val="24"/>
+          <w:szCs w:val="24"/>
+          <w:shd w:val="clear" w:color="FFFFFF" w:fill="D9D9D9"/>
+          <w:lang w:val="en-US"/>
+        </w:rPr>
+      </w:pPr>
+    </w:p>
+    <w:p>
+      <w:pPr>
+        <w:numPr>
+          <w:ilvl w:val="0"/>
+          <w:numId w:val="2"/>
+        </w:numPr>
+        <w:spacing w:line="360" w:lineRule="auto"/>
+        <w:ind w:left="0" w:leftChars="0" w:firstLine="0" w:firstLineChars="0"/>
+        <w:rPr>
+          <w:rFonts w:hint="default" w:ascii="Times New Roman" w:hAnsi="Times New Roman" w:cs="Times New Roman"/>
+          <w:color w:val="auto"/>
+          <w:sz w:val="24"/>
+          <w:szCs w:val="24"/>
+          <w:lang w:val="en-US"/>
+        </w:rPr>
+      </w:pPr>
+      <w:r>
+        <w:rPr>
+          <w:rFonts w:hint="default" w:ascii="Times New Roman" w:hAnsi="Times New Roman" w:cs="Times New Roman"/>
+          <w:color w:val="auto"/>
+          <w:sz w:val="24"/>
+          <w:szCs w:val="24"/>
+          <w:lang w:val="en-US"/>
+        </w:rPr>
+        <w:t>Créer un prompt permettant de classer un ticket informatique dans une catégorie (réseau, logiciel, matériel, sécurité, accès, autre). La réponse est au format JSON avec les champs categorie et justification</w:t>
+      </w:r>
+    </w:p>
+    <w:p>
+      <w:pPr>
+        <w:numPr>
+          <w:numId w:val="0"/>
+        </w:numPr>
+        <w:spacing w:line="360" w:lineRule="auto"/>
+        <w:ind w:leftChars="0"/>
+        <w:rPr>
+          <w:rFonts w:hint="default" w:ascii="Times New Roman" w:hAnsi="Times New Roman" w:cs="Times New Roman"/>
+          <w:color w:val="auto"/>
+          <w:sz w:val="24"/>
+          <w:szCs w:val="24"/>
+          <w:lang w:val="en-US"/>
+        </w:rPr>
+      </w:pPr>
+    </w:p>
+    <w:p>
+      <w:pPr>
+        <w:spacing w:before="40" w:after="60" w:line="360" w:lineRule="auto"/>
+        <w:rPr>
+          <w:rFonts w:hint="default" w:ascii="Times New Roman" w:hAnsi="Times New Roman" w:cs="Times New Roman"/>
+          <w:sz w:val="24"/>
+          <w:szCs w:val="24"/>
+        </w:rPr>
+      </w:pPr>
+      <w:r>
+        <w:rPr>
+          <w:rFonts w:hint="default" w:ascii="Times New Roman" w:hAnsi="Times New Roman" w:cs="Times New Roman"/>
+          <w:b/>
+          <w:bCs/>
+          <w:color w:val="555555"/>
+          <w:sz w:val="24"/>
+          <w:szCs w:val="24"/>
+        </w:rPr>
+        <w:t>PROMPT</w:t>
+      </w:r>
+    </w:p>
+    <w:p>
+      <w:pPr>
+        <w:spacing w:after="40" w:line="360" w:lineRule="auto"/>
+        <w:rPr>
+          <w:rFonts w:hint="default" w:ascii="Times New Roman" w:hAnsi="Times New Roman" w:cs="Times New Roman"/>
+          <w:sz w:val="24"/>
+          <w:szCs w:val="24"/>
+        </w:rPr>
+      </w:pPr>
+      <w:r>
+        <w:rPr>
+          <w:rFonts w:hint="default" w:ascii="Times New Roman" w:hAnsi="Times New Roman" w:eastAsia="Consolas" w:cs="Times New Roman"/>
+          <w:sz w:val="24"/>
+          <w:szCs w:val="24"/>
+        </w:rPr>
+        <w:t>Tu es un système de triage de tickets informatiques.</w:t>
+      </w:r>
+    </w:p>
+    <w:p>
+      <w:pPr>
+        <w:spacing w:after="40" w:line="360" w:lineRule="auto"/>
+        <w:rPr>
+          <w:rFonts w:hint="default" w:ascii="Times New Roman" w:hAnsi="Times New Roman" w:cs="Times New Roman"/>
+          <w:sz w:val="24"/>
+          <w:szCs w:val="24"/>
+        </w:rPr>
+      </w:pPr>
+      <w:r>
+        <w:rPr>
+          <w:rFonts w:hint="default" w:ascii="Times New Roman" w:hAnsi="Times New Roman" w:eastAsia="Consolas" w:cs="Times New Roman"/>
+          <w:sz w:val="24"/>
+          <w:szCs w:val="24"/>
+        </w:rPr>
+        <w:t>Classe le ticket ci-dessous dans une seule catégorie parmi : réseau,</w:t>
+      </w:r>
+    </w:p>
+    <w:p>
+      <w:pPr>
+        <w:spacing w:after="40" w:line="360" w:lineRule="auto"/>
+        <w:rPr>
+          <w:rFonts w:hint="default" w:ascii="Times New Roman" w:hAnsi="Times New Roman" w:cs="Times New Roman"/>
+          <w:sz w:val="24"/>
+          <w:szCs w:val="24"/>
+        </w:rPr>
+      </w:pPr>
+      <w:r>
+        <w:rPr>
+          <w:rFonts w:hint="default" w:ascii="Times New Roman" w:hAnsi="Times New Roman" w:eastAsia="Consolas" w:cs="Times New Roman"/>
+          <w:sz w:val="24"/>
+          <w:szCs w:val="24"/>
+        </w:rPr>
+        <w:t>logiciel, matériel, sécurité, accès, autre.</w:t>
+      </w:r>
+    </w:p>
+    <w:p>
+      <w:pPr>
+        <w:spacing w:after="40" w:line="360" w:lineRule="auto"/>
+        <w:rPr>
+          <w:rFonts w:hint="default" w:ascii="Times New Roman" w:hAnsi="Times New Roman" w:cs="Times New Roman"/>
+          <w:sz w:val="24"/>
+          <w:szCs w:val="24"/>
+        </w:rPr>
+      </w:pPr>
+      <w:r>
+        <w:rPr>
+          <w:rFonts w:hint="default" w:ascii="Times New Roman" w:hAnsi="Times New Roman" w:eastAsia="Consolas" w:cs="Times New Roman"/>
+          <w:sz w:val="24"/>
+          <w:szCs w:val="24"/>
+        </w:rPr>
+        <w:t>Réponds UNIQUEMENT au format JSON suivant, sans texte additionnel :</w:t>
+      </w:r>
+    </w:p>
+    <w:p>
+      <w:pPr>
+        <w:spacing w:after="40" w:line="360" w:lineRule="auto"/>
+        <w:rPr>
+          <w:rFonts w:hint="default" w:ascii="Times New Roman" w:hAnsi="Times New Roman" w:cs="Times New Roman"/>
+          <w:sz w:val="24"/>
+          <w:szCs w:val="24"/>
+        </w:rPr>
+      </w:pPr>
+      <w:r>
+        <w:rPr>
+          <w:rFonts w:hint="default" w:ascii="Times New Roman" w:hAnsi="Times New Roman" w:eastAsia="Consolas" w:cs="Times New Roman"/>
+          <w:sz w:val="24"/>
+          <w:szCs w:val="24"/>
+        </w:rPr>
+        <w:t>{ "categorie": "...", "justification": "..." }</w:t>
+      </w:r>
+    </w:p>
+    <w:p>
+      <w:pPr>
+        <w:spacing w:after="40" w:line="360" w:lineRule="auto"/>
+        <w:rPr>
+          <w:rFonts w:hint="default" w:ascii="Times New Roman" w:hAnsi="Times New Roman" w:cs="Times New Roman"/>
+          <w:sz w:val="24"/>
+          <w:szCs w:val="24"/>
+        </w:rPr>
+      </w:pPr>
+    </w:p>
+    <w:p>
+      <w:pPr>
+        <w:spacing w:after="40" w:line="360" w:lineRule="auto"/>
+        <w:rPr>
+          <w:rFonts w:hint="default" w:ascii="Times New Roman" w:hAnsi="Times New Roman" w:cs="Times New Roman"/>
+          <w:sz w:val="24"/>
+          <w:szCs w:val="24"/>
+        </w:rPr>
+      </w:pPr>
+      <w:r>
+        <w:rPr>
+          <w:rFonts w:hint="default" w:ascii="Times New Roman" w:hAnsi="Times New Roman" w:eastAsia="Consolas" w:cs="Times New Roman"/>
+          <w:sz w:val="24"/>
+          <w:szCs w:val="24"/>
+        </w:rPr>
+        <w:t>Ticket : "Impossible de me connecter au VPN de l'entreprise depuis ce</w:t>
+      </w:r>
+    </w:p>
+    <w:p>
+      <w:pPr>
+        <w:numPr>
+          <w:numId w:val="0"/>
+        </w:numPr>
+        <w:spacing w:line="360" w:lineRule="auto"/>
+        <w:ind w:leftChars="0"/>
+        <w:rPr>
+          <w:rFonts w:hint="default" w:ascii="Times New Roman" w:hAnsi="Times New Roman" w:eastAsia="Consolas" w:cs="Times New Roman"/>
+          <w:sz w:val="24"/>
+          <w:szCs w:val="24"/>
+        </w:rPr>
+      </w:pPr>
+      <w:r>
+        <w:rPr>
+          <w:rFonts w:hint="default" w:ascii="Times New Roman" w:hAnsi="Times New Roman" w:eastAsia="Consolas" w:cs="Times New Roman"/>
+          <w:sz w:val="24"/>
+          <w:szCs w:val="24"/>
+        </w:rPr>
+        <w:t>matin, message d'erreur 'connexion refusée'."</w:t>
+      </w:r>
+    </w:p>
+    <w:p>
+      <w:pPr>
+        <w:numPr>
+          <w:numId w:val="0"/>
+        </w:numPr>
+        <w:spacing w:line="360" w:lineRule="auto"/>
+        <w:ind w:leftChars="0"/>
+        <w:rPr>
+          <w:rFonts w:hint="default" w:ascii="Times New Roman" w:hAnsi="Times New Roman" w:eastAsia="Consolas" w:cs="Times New Roman"/>
+          <w:sz w:val="24"/>
+          <w:szCs w:val="24"/>
+        </w:rPr>
+      </w:pPr>
+    </w:p>
+    <w:p>
+      <w:pPr>
+        <w:numPr>
+          <w:numId w:val="0"/>
+        </w:numPr>
+        <w:spacing w:line="360" w:lineRule="auto"/>
+        <w:ind w:leftChars="0"/>
+        <w:rPr>
+          <w:rFonts w:hint="default" w:ascii="Times New Roman" w:hAnsi="Times New Roman" w:eastAsia="Consolas" w:cs="Times New Roman"/>
+          <w:sz w:val="24"/>
+          <w:szCs w:val="24"/>
+          <w:lang w:val="en-US"/>
+        </w:rPr>
+      </w:pPr>
+      <w:r>
+        <w:drawing>
+          <wp:inline distT="0" distB="0" distL="114300" distR="114300">
+            <wp:extent cx="5272405" cy="2499360"/>
+            <wp:effectExtent l="0" t="0" r="10795" b="2540"/>
+            <wp:docPr id="9" name="Picture 9"/>
+            <wp:cNvGraphicFramePr>
+              <a:graphicFrameLocks xmlns:a="http://schemas.openxmlformats.org/drawingml/2006/main" noChangeAspect="1"/>
+            </wp:cNvGraphicFramePr>
+            <a:graphic xmlns:a="http://schemas.openxmlformats.org/drawingml/2006/main">
+              <a:graphicData uri="http://schemas.openxmlformats.org/drawingml/2006/picture">
+                <pic:pic xmlns:pic="http://schemas.openxmlformats.org/drawingml/2006/picture">
+                  <pic:nvPicPr>
+                    <pic:cNvPr id="9" name="Picture 9"/>
+                    <pic:cNvPicPr>
+                      <a:picLocks noChangeAspect="1"/>
+                    </pic:cNvPicPr>
+                  </pic:nvPicPr>
+                  <pic:blipFill>
+                    <a:blip r:embed="rId12"/>
+                    <a:stretch>
+                      <a:fillRect/>
+                    </a:stretch>
+                  </pic:blipFill>
+                  <pic:spPr>
+                    <a:xfrm>
+                      <a:off x="0" y="0"/>
+                      <a:ext cx="5272405" cy="2499360"/>
+                    </a:xfrm>
+                    <a:prstGeom prst="rect">
+                      <a:avLst/>
+                    </a:prstGeom>
+                    <a:noFill/>
+                    <a:ln>
+                      <a:noFill/>
+                    </a:ln>
+                  </pic:spPr>
+                </pic:pic>
+              </a:graphicData>
+            </a:graphic>
+          </wp:inline>
+        </w:drawing>
+      </w:r>
+    </w:p>
+    <w:p>
+      <w:pPr>
+        <w:numPr>
+          <w:numId w:val="0"/>
+        </w:numPr>
+        <w:spacing w:line="360" w:lineRule="auto"/>
+        <w:ind w:leftChars="0"/>
+        <w:rPr>
+          <w:rFonts w:hint="default" w:ascii="Times New Roman" w:hAnsi="Times New Roman" w:cs="Times New Roman"/>
+          <w:color w:val="auto"/>
+          <w:sz w:val="24"/>
+          <w:szCs w:val="24"/>
+          <w:lang w:val="en-US"/>
+        </w:rPr>
+      </w:pPr>
+      <w:r>
+        <w:rPr>
+          <w:rFonts w:hint="default" w:ascii="Times New Roman" w:hAnsi="Times New Roman" w:cs="Times New Roman"/>
+          <w:color w:val="auto"/>
+          <w:sz w:val="24"/>
+          <w:szCs w:val="24"/>
+          <w:lang w:val="en-US"/>
+        </w:rPr>
+        <w:t>4) Créer un prompt permettant d’extraire, à partir d’une facture, les infos (numéro_facture, date, client, montant_ht, tva, montant_ttc). Retourner uniquement un JSON valide avec null si une info est absente</w:t>
+      </w:r>
+    </w:p>
+    <w:p>
+      <w:pPr>
+        <w:numPr>
+          <w:numId w:val="0"/>
+        </w:numPr>
+        <w:spacing w:line="360" w:lineRule="auto"/>
+        <w:ind w:leftChars="0"/>
+        <w:rPr>
+          <w:rFonts w:hint="default" w:ascii="Times New Roman" w:hAnsi="Times New Roman" w:cs="Times New Roman"/>
+          <w:color w:val="auto"/>
+          <w:sz w:val="24"/>
+          <w:szCs w:val="24"/>
+          <w:lang w:val="en-US"/>
+        </w:rPr>
+      </w:pPr>
+    </w:p>
+    <w:p>
+      <w:pPr>
+        <w:spacing w:before="40" w:after="60" w:line="360" w:lineRule="auto"/>
+        <w:rPr>
+          <w:rFonts w:hint="default" w:ascii="Times New Roman" w:hAnsi="Times New Roman" w:cs="Times New Roman"/>
+          <w:sz w:val="24"/>
+          <w:szCs w:val="24"/>
+        </w:rPr>
+      </w:pPr>
+      <w:r>
+        <w:rPr>
+          <w:rFonts w:hint="default" w:ascii="Times New Roman" w:hAnsi="Times New Roman" w:cs="Times New Roman"/>
+          <w:b/>
+          <w:bCs/>
+          <w:color w:val="555555"/>
+          <w:sz w:val="24"/>
+          <w:szCs w:val="24"/>
+        </w:rPr>
+        <w:t>PROMPT</w:t>
+      </w:r>
+    </w:p>
+    <w:p>
+      <w:pPr>
+        <w:spacing w:after="40" w:line="360" w:lineRule="auto"/>
+        <w:rPr>
+          <w:rFonts w:hint="default" w:ascii="Times New Roman" w:hAnsi="Times New Roman" w:cs="Times New Roman"/>
+          <w:sz w:val="24"/>
+          <w:szCs w:val="24"/>
+        </w:rPr>
+      </w:pPr>
+      <w:r>
+        <w:rPr>
+          <w:rFonts w:hint="default" w:ascii="Times New Roman" w:hAnsi="Times New Roman" w:eastAsia="Consolas" w:cs="Times New Roman"/>
+          <w:sz w:val="24"/>
+          <w:szCs w:val="24"/>
+        </w:rPr>
+        <w:t>Extrais les informations suivantes de la facture ci-dessous :</w:t>
+      </w:r>
+    </w:p>
+    <w:p>
+      <w:pPr>
+        <w:spacing w:after="40" w:line="360" w:lineRule="auto"/>
+        <w:rPr>
+          <w:rFonts w:hint="default" w:ascii="Times New Roman" w:hAnsi="Times New Roman" w:cs="Times New Roman"/>
+          <w:sz w:val="24"/>
+          <w:szCs w:val="24"/>
+        </w:rPr>
+      </w:pPr>
+      <w:r>
+        <w:rPr>
+          <w:rFonts w:hint="default" w:ascii="Times New Roman" w:hAnsi="Times New Roman" w:eastAsia="Consolas" w:cs="Times New Roman"/>
+          <w:sz w:val="24"/>
+          <w:szCs w:val="24"/>
+        </w:rPr>
+        <w:t>numéro_facture, date, client, montant_ht, tva, montant_ttc.</w:t>
+      </w:r>
+    </w:p>
+    <w:p>
+      <w:pPr>
+        <w:spacing w:after="40" w:line="360" w:lineRule="auto"/>
+        <w:rPr>
+          <w:rFonts w:hint="default" w:ascii="Times New Roman" w:hAnsi="Times New Roman" w:cs="Times New Roman"/>
+          <w:sz w:val="24"/>
+          <w:szCs w:val="24"/>
+        </w:rPr>
+      </w:pPr>
+      <w:r>
+        <w:rPr>
+          <w:rFonts w:hint="default" w:ascii="Times New Roman" w:hAnsi="Times New Roman" w:eastAsia="Consolas" w:cs="Times New Roman"/>
+          <w:sz w:val="24"/>
+          <w:szCs w:val="24"/>
+        </w:rPr>
+        <w:t>Retourne UNIQUEMENT un JSON valide avec exactement ces 6 champs.</w:t>
+      </w:r>
+    </w:p>
+    <w:p>
+      <w:pPr>
+        <w:spacing w:after="40" w:line="360" w:lineRule="auto"/>
+        <w:rPr>
+          <w:rFonts w:hint="default" w:ascii="Times New Roman" w:hAnsi="Times New Roman" w:cs="Times New Roman"/>
+          <w:sz w:val="24"/>
+          <w:szCs w:val="24"/>
+        </w:rPr>
+      </w:pPr>
+      <w:r>
+        <w:rPr>
+          <w:rFonts w:hint="default" w:ascii="Times New Roman" w:hAnsi="Times New Roman" w:eastAsia="Consolas" w:cs="Times New Roman"/>
+          <w:sz w:val="24"/>
+          <w:szCs w:val="24"/>
+        </w:rPr>
+        <w:t>Utilise la valeur null pour toute information absente du document</w:t>
+      </w:r>
+    </w:p>
+    <w:p>
+      <w:pPr>
+        <w:spacing w:after="40" w:line="360" w:lineRule="auto"/>
+        <w:rPr>
+          <w:rFonts w:hint="default" w:ascii="Times New Roman" w:hAnsi="Times New Roman" w:cs="Times New Roman"/>
+          <w:sz w:val="24"/>
+          <w:szCs w:val="24"/>
+        </w:rPr>
+      </w:pPr>
+      <w:r>
+        <w:rPr>
+          <w:rFonts w:hint="default" w:ascii="Times New Roman" w:hAnsi="Times New Roman" w:eastAsia="Consolas" w:cs="Times New Roman"/>
+          <w:sz w:val="24"/>
+          <w:szCs w:val="24"/>
+        </w:rPr>
+        <w:t>(n'invente jamais une valeur manquante).</w:t>
+      </w:r>
+    </w:p>
+    <w:p>
+      <w:pPr>
+        <w:spacing w:after="40" w:line="360" w:lineRule="auto"/>
+        <w:rPr>
+          <w:rFonts w:hint="default" w:ascii="Times New Roman" w:hAnsi="Times New Roman" w:cs="Times New Roman"/>
+          <w:sz w:val="24"/>
+          <w:szCs w:val="24"/>
+        </w:rPr>
+      </w:pPr>
+    </w:p>
+    <w:p>
+      <w:pPr>
+        <w:spacing w:after="40" w:line="360" w:lineRule="auto"/>
+        <w:rPr>
+          <w:rFonts w:hint="default" w:ascii="Times New Roman" w:hAnsi="Times New Roman" w:cs="Times New Roman"/>
+          <w:sz w:val="24"/>
+          <w:szCs w:val="24"/>
+        </w:rPr>
+      </w:pPr>
+      <w:r>
+        <w:rPr>
+          <w:rFonts w:hint="default" w:ascii="Times New Roman" w:hAnsi="Times New Roman" w:eastAsia="Consolas" w:cs="Times New Roman"/>
+          <w:color w:val="7030A0"/>
+          <w:sz w:val="24"/>
+          <w:szCs w:val="24"/>
+        </w:rPr>
+        <w:t>Facture :</w:t>
+      </w:r>
+    </w:p>
+    <w:p>
+      <w:pPr>
+        <w:spacing w:after="40" w:line="360" w:lineRule="auto"/>
+        <w:rPr>
+          <w:rFonts w:hint="default" w:ascii="Times New Roman" w:hAnsi="Times New Roman" w:cs="Times New Roman"/>
+          <w:sz w:val="24"/>
+          <w:szCs w:val="24"/>
+        </w:rPr>
+      </w:pPr>
+      <w:r>
+        <w:rPr>
+          <w:rFonts w:hint="default" w:ascii="Times New Roman" w:hAnsi="Times New Roman" w:eastAsia="Consolas" w:cs="Times New Roman"/>
+          <w:sz w:val="24"/>
+          <w:szCs w:val="24"/>
+        </w:rPr>
+        <w:t>{{TEXTE_FACTURE}}</w:t>
+      </w:r>
+    </w:p>
+    <w:p>
+      <w:pPr>
+        <w:numPr>
+          <w:numId w:val="0"/>
+        </w:numPr>
+        <w:spacing w:line="360" w:lineRule="auto"/>
+        <w:ind w:leftChars="0"/>
+        <w:rPr>
+          <w:rFonts w:hint="default" w:ascii="Times New Roman" w:hAnsi="Times New Roman" w:cs="Times New Roman"/>
+          <w:color w:val="auto"/>
+          <w:sz w:val="24"/>
+          <w:szCs w:val="24"/>
+          <w:lang w:val="en-US"/>
+        </w:rPr>
+      </w:pPr>
+      <w:r>
+        <w:drawing>
+          <wp:inline distT="0" distB="0" distL="114300" distR="114300">
+            <wp:extent cx="5271770" cy="3523615"/>
+            <wp:effectExtent l="0" t="0" r="11430" b="6985"/>
+            <wp:docPr id="10" name="Picture 10"/>
+            <wp:cNvGraphicFramePr>
+              <a:graphicFrameLocks xmlns:a="http://schemas.openxmlformats.org/drawingml/2006/main" noChangeAspect="1"/>
+            </wp:cNvGraphicFramePr>
+            <a:graphic xmlns:a="http://schemas.openxmlformats.org/drawingml/2006/main">
+              <a:graphicData uri="http://schemas.openxmlformats.org/drawingml/2006/picture">
+                <pic:pic xmlns:pic="http://schemas.openxmlformats.org/drawingml/2006/picture">
+                  <pic:nvPicPr>
+                    <pic:cNvPr id="10" name="Picture 10"/>
+                    <pic:cNvPicPr>
+                      <a:picLocks noChangeAspect="1"/>
+                    </pic:cNvPicPr>
+                  </pic:nvPicPr>
+                  <pic:blipFill>
+                    <a:blip r:embed="rId13"/>
+                    <a:stretch>
+                      <a:fillRect/>
+                    </a:stretch>
+                  </pic:blipFill>
+                  <pic:spPr>
+                    <a:xfrm>
+                      <a:off x="0" y="0"/>
+                      <a:ext cx="5271770" cy="3523615"/>
+                    </a:xfrm>
+                    <a:prstGeom prst="rect">
+                      <a:avLst/>
+                    </a:prstGeom>
+                    <a:noFill/>
+                    <a:ln>
+                      <a:noFill/>
+                    </a:ln>
+                  </pic:spPr>
+                </pic:pic>
+              </a:graphicData>
+            </a:graphic>
+          </wp:inline>
+        </w:drawing>
+      </w:r>
+    </w:p>
+    <w:p>
+      <w:pPr>
+        <w:numPr>
+          <w:ilvl w:val="0"/>
+          <w:numId w:val="2"/>
+        </w:numPr>
+        <w:spacing w:line="360" w:lineRule="auto"/>
+        <w:ind w:left="0" w:leftChars="0" w:firstLine="0" w:firstLineChars="0"/>
+        <w:rPr>
+          <w:rFonts w:hint="default" w:ascii="Times New Roman" w:hAnsi="Times New Roman" w:cs="Times New Roman"/>
+          <w:color w:val="7030A0"/>
+          <w:sz w:val="24"/>
+          <w:szCs w:val="24"/>
+          <w:lang w:val="en-US"/>
+        </w:rPr>
+      </w:pPr>
+      <w:r>
+        <w:rPr>
+          <w:rFonts w:hint="default" w:ascii="Times New Roman" w:hAnsi="Times New Roman" w:cs="Times New Roman"/>
+          <w:color w:val="auto"/>
+          <w:sz w:val="24"/>
+          <w:szCs w:val="24"/>
+          <w:lang w:val="en-US"/>
+        </w:rPr>
+        <w:t>Créer un prompt permettant de rédiger un email destiné à un client dont la livraison a pris du retard avec les objectifs (reconnaître le retard, présenter des excuses, expliquer la situation sans inventer de cause et proposer une solution), le ton (professionnel, courtois et rassurant) et la longueur maximale (150 mots)</w:t>
+      </w:r>
+      <w:r>
+        <w:rPr>
+          <w:rFonts w:hint="default" w:ascii="Times New Roman" w:hAnsi="Times New Roman" w:cs="Times New Roman"/>
+          <w:color w:val="7030A0"/>
+          <w:sz w:val="24"/>
+          <w:szCs w:val="24"/>
+          <w:lang w:val="en-US"/>
+        </w:rPr>
+        <w:t xml:space="preserve"> </w:t>
+      </w:r>
+    </w:p>
+    <w:p>
+      <w:pPr>
+        <w:numPr>
+          <w:numId w:val="0"/>
+        </w:numPr>
+        <w:spacing w:line="360" w:lineRule="auto"/>
+        <w:ind w:leftChars="0"/>
+        <w:rPr>
+          <w:rFonts w:hint="default" w:ascii="Times New Roman" w:hAnsi="Times New Roman" w:cs="Times New Roman"/>
+          <w:color w:val="7030A0"/>
+          <w:sz w:val="24"/>
+          <w:szCs w:val="24"/>
+          <w:lang w:val="en-US"/>
+        </w:rPr>
+      </w:pPr>
+    </w:p>
+    <w:p>
+      <w:pPr>
+        <w:spacing w:before="40" w:after="60" w:line="360" w:lineRule="auto"/>
+        <w:rPr>
+          <w:rFonts w:hint="default" w:ascii="Times New Roman" w:hAnsi="Times New Roman" w:cs="Times New Roman"/>
+          <w:sz w:val="24"/>
+          <w:szCs w:val="24"/>
+        </w:rPr>
+      </w:pPr>
+      <w:r>
+        <w:rPr>
+          <w:rFonts w:hint="default" w:ascii="Times New Roman" w:hAnsi="Times New Roman" w:cs="Times New Roman"/>
+          <w:b/>
+          <w:bCs/>
+          <w:color w:val="555555"/>
+          <w:sz w:val="24"/>
+          <w:szCs w:val="24"/>
+        </w:rPr>
+        <w:t>PROMPT</w:t>
+      </w:r>
+    </w:p>
+    <w:p>
+      <w:pPr>
+        <w:spacing w:after="40" w:line="360" w:lineRule="auto"/>
+        <w:rPr>
+          <w:rFonts w:hint="default" w:ascii="Times New Roman" w:hAnsi="Times New Roman" w:cs="Times New Roman"/>
+          <w:sz w:val="24"/>
+          <w:szCs w:val="24"/>
+        </w:rPr>
+      </w:pPr>
+      <w:r>
+        <w:rPr>
+          <w:rFonts w:hint="default" w:ascii="Times New Roman" w:hAnsi="Times New Roman" w:eastAsia="Consolas" w:cs="Times New Roman"/>
+          <w:sz w:val="24"/>
+          <w:szCs w:val="24"/>
+        </w:rPr>
+        <w:t>Rédige un email destiné à un client dont la livraison a pris du</w:t>
+      </w:r>
+    </w:p>
+    <w:p>
+      <w:pPr>
+        <w:spacing w:after="40" w:line="360" w:lineRule="auto"/>
+        <w:rPr>
+          <w:rFonts w:hint="default" w:ascii="Times New Roman" w:hAnsi="Times New Roman" w:cs="Times New Roman"/>
+          <w:sz w:val="24"/>
+          <w:szCs w:val="24"/>
+        </w:rPr>
+      </w:pPr>
+      <w:r>
+        <w:rPr>
+          <w:rFonts w:hint="default" w:ascii="Times New Roman" w:hAnsi="Times New Roman" w:eastAsia="Consolas" w:cs="Times New Roman"/>
+          <w:sz w:val="24"/>
+          <w:szCs w:val="24"/>
+        </w:rPr>
+        <w:t>retard, avec les objectifs suivants :</w:t>
+      </w:r>
+    </w:p>
+    <w:p>
+      <w:pPr>
+        <w:spacing w:after="40" w:line="360" w:lineRule="auto"/>
+        <w:rPr>
+          <w:rFonts w:hint="default" w:ascii="Times New Roman" w:hAnsi="Times New Roman" w:cs="Times New Roman"/>
+          <w:sz w:val="24"/>
+          <w:szCs w:val="24"/>
+        </w:rPr>
+      </w:pPr>
+      <w:r>
+        <w:rPr>
+          <w:rFonts w:hint="default" w:ascii="Times New Roman" w:hAnsi="Times New Roman" w:eastAsia="Consolas" w:cs="Times New Roman"/>
+          <w:sz w:val="24"/>
+          <w:szCs w:val="24"/>
+        </w:rPr>
+        <w:t>- Reconnaître clairement le retard.</w:t>
+      </w:r>
+    </w:p>
+    <w:p>
+      <w:pPr>
+        <w:spacing w:after="40" w:line="360" w:lineRule="auto"/>
+        <w:rPr>
+          <w:rFonts w:hint="default" w:ascii="Times New Roman" w:hAnsi="Times New Roman" w:cs="Times New Roman"/>
+          <w:sz w:val="24"/>
+          <w:szCs w:val="24"/>
+        </w:rPr>
+      </w:pPr>
+      <w:r>
+        <w:rPr>
+          <w:rFonts w:hint="default" w:ascii="Times New Roman" w:hAnsi="Times New Roman" w:eastAsia="Consolas" w:cs="Times New Roman"/>
+          <w:sz w:val="24"/>
+          <w:szCs w:val="24"/>
+        </w:rPr>
+        <w:t>- Présenter des excuses sincères.</w:t>
+      </w:r>
+    </w:p>
+    <w:p>
+      <w:pPr>
+        <w:spacing w:after="40" w:line="360" w:lineRule="auto"/>
+        <w:rPr>
+          <w:rFonts w:hint="default" w:ascii="Times New Roman" w:hAnsi="Times New Roman" w:cs="Times New Roman"/>
+          <w:sz w:val="24"/>
+          <w:szCs w:val="24"/>
+        </w:rPr>
+      </w:pPr>
+      <w:r>
+        <w:rPr>
+          <w:rFonts w:hint="default" w:ascii="Times New Roman" w:hAnsi="Times New Roman" w:eastAsia="Consolas" w:cs="Times New Roman"/>
+          <w:sz w:val="24"/>
+          <w:szCs w:val="24"/>
+        </w:rPr>
+        <w:t>- Expliquer la situation sans inventer de cause si elle n'est pas</w:t>
+      </w:r>
+    </w:p>
+    <w:p>
+      <w:pPr>
+        <w:spacing w:after="40" w:line="360" w:lineRule="auto"/>
+        <w:rPr>
+          <w:rFonts w:hint="default" w:ascii="Times New Roman" w:hAnsi="Times New Roman" w:cs="Times New Roman"/>
+          <w:sz w:val="24"/>
+          <w:szCs w:val="24"/>
+        </w:rPr>
+      </w:pPr>
+      <w:r>
+        <w:rPr>
+          <w:rFonts w:hint="default" w:ascii="Times New Roman" w:hAnsi="Times New Roman" w:eastAsia="Consolas" w:cs="Times New Roman"/>
+          <w:sz w:val="24"/>
+          <w:szCs w:val="24"/>
+        </w:rPr>
+        <w:t xml:space="preserve">  fournie (rester général si nécessaire, ex. "un contretemps</w:t>
+      </w:r>
+    </w:p>
+    <w:p>
+      <w:pPr>
+        <w:spacing w:after="40" w:line="360" w:lineRule="auto"/>
+        <w:rPr>
+          <w:rFonts w:hint="default" w:ascii="Times New Roman" w:hAnsi="Times New Roman" w:cs="Times New Roman"/>
+          <w:sz w:val="24"/>
+          <w:szCs w:val="24"/>
+        </w:rPr>
+      </w:pPr>
+      <w:r>
+        <w:rPr>
+          <w:rFonts w:hint="default" w:ascii="Times New Roman" w:hAnsi="Times New Roman" w:eastAsia="Consolas" w:cs="Times New Roman"/>
+          <w:sz w:val="24"/>
+          <w:szCs w:val="24"/>
+        </w:rPr>
+        <w:t xml:space="preserve">  logistique").</w:t>
+      </w:r>
+    </w:p>
+    <w:p>
+      <w:pPr>
+        <w:spacing w:after="40" w:line="360" w:lineRule="auto"/>
+        <w:rPr>
+          <w:rFonts w:hint="default" w:ascii="Times New Roman" w:hAnsi="Times New Roman" w:cs="Times New Roman"/>
+          <w:sz w:val="24"/>
+          <w:szCs w:val="24"/>
+        </w:rPr>
+      </w:pPr>
+      <w:r>
+        <w:rPr>
+          <w:rFonts w:hint="default" w:ascii="Times New Roman" w:hAnsi="Times New Roman" w:eastAsia="Consolas" w:cs="Times New Roman"/>
+          <w:sz w:val="24"/>
+          <w:szCs w:val="24"/>
+        </w:rPr>
+        <w:t>- Proposer une solution concrète (geste commercial, nouveau délai,</w:t>
+      </w:r>
+    </w:p>
+    <w:p>
+      <w:pPr>
+        <w:spacing w:after="40" w:line="360" w:lineRule="auto"/>
+        <w:rPr>
+          <w:rFonts w:hint="default" w:ascii="Times New Roman" w:hAnsi="Times New Roman" w:cs="Times New Roman"/>
+          <w:sz w:val="24"/>
+          <w:szCs w:val="24"/>
+        </w:rPr>
+      </w:pPr>
+      <w:r>
+        <w:rPr>
+          <w:rFonts w:hint="default" w:ascii="Times New Roman" w:hAnsi="Times New Roman" w:eastAsia="Consolas" w:cs="Times New Roman"/>
+          <w:sz w:val="24"/>
+          <w:szCs w:val="24"/>
+        </w:rPr>
+        <w:t xml:space="preserve">  suivi personnalisé).</w:t>
+      </w:r>
+    </w:p>
+    <w:p>
+      <w:pPr>
+        <w:spacing w:after="40" w:line="360" w:lineRule="auto"/>
+        <w:rPr>
+          <w:rFonts w:hint="default" w:ascii="Times New Roman" w:hAnsi="Times New Roman" w:cs="Times New Roman"/>
+          <w:sz w:val="24"/>
+          <w:szCs w:val="24"/>
+        </w:rPr>
+      </w:pPr>
+      <w:r>
+        <w:rPr>
+          <w:rFonts w:hint="default" w:ascii="Times New Roman" w:hAnsi="Times New Roman" w:eastAsia="Consolas" w:cs="Times New Roman"/>
+          <w:sz w:val="24"/>
+          <w:szCs w:val="24"/>
+        </w:rPr>
+        <w:t>Ton : professionnel, courtois et rassurant.</w:t>
+      </w:r>
+    </w:p>
+    <w:p>
+      <w:pPr>
+        <w:numPr>
+          <w:numId w:val="0"/>
+        </w:numPr>
+        <w:spacing w:line="360" w:lineRule="auto"/>
+        <w:ind w:leftChars="0"/>
+        <w:rPr>
+          <w:rFonts w:hint="default" w:ascii="Times New Roman" w:hAnsi="Times New Roman" w:eastAsia="Consolas" w:cs="Times New Roman"/>
+          <w:sz w:val="24"/>
+          <w:szCs w:val="24"/>
+        </w:rPr>
+      </w:pPr>
+      <w:r>
+        <w:rPr>
+          <w:rFonts w:hint="default" w:ascii="Times New Roman" w:hAnsi="Times New Roman" w:eastAsia="Consolas" w:cs="Times New Roman"/>
+          <w:sz w:val="24"/>
+          <w:szCs w:val="24"/>
+        </w:rPr>
+        <w:t>Longueur maximale : 150 mots.</w:t>
+      </w:r>
+    </w:p>
+    <w:p>
+      <w:pPr>
+        <w:numPr>
+          <w:numId w:val="0"/>
+        </w:numPr>
+        <w:spacing w:line="360" w:lineRule="auto"/>
+        <w:ind w:leftChars="0"/>
+        <w:rPr>
+          <w:rFonts w:hint="default" w:ascii="Times New Roman" w:hAnsi="Times New Roman" w:eastAsia="Consolas" w:cs="Times New Roman"/>
+          <w:sz w:val="24"/>
+          <w:szCs w:val="24"/>
+          <w:lang w:val="en-US"/>
+        </w:rPr>
+      </w:pPr>
+      <w:r>
+        <w:drawing>
+          <wp:inline distT="0" distB="0" distL="114300" distR="114300">
+            <wp:extent cx="4724400" cy="4533900"/>
+            <wp:effectExtent l="0" t="0" r="0" b="0"/>
+            <wp:docPr id="12" name="Picture 12"/>
+            <wp:cNvGraphicFramePr>
+              <a:graphicFrameLocks xmlns:a="http://schemas.openxmlformats.org/drawingml/2006/main" noChangeAspect="1"/>
+            </wp:cNvGraphicFramePr>
+            <a:graphic xmlns:a="http://schemas.openxmlformats.org/drawingml/2006/main">
+              <a:graphicData uri="http://schemas.openxmlformats.org/drawingml/2006/picture">
+                <pic:pic xmlns:pic="http://schemas.openxmlformats.org/drawingml/2006/picture">
+                  <pic:nvPicPr>
+                    <pic:cNvPr id="12" name="Picture 12"/>
+                    <pic:cNvPicPr>
+                      <a:picLocks noChangeAspect="1"/>
+                    </pic:cNvPicPr>
+                  </pic:nvPicPr>
+                  <pic:blipFill>
+                    <a:blip r:embed="rId14"/>
+                    <a:stretch>
+                      <a:fillRect/>
+                    </a:stretch>
+                  </pic:blipFill>
+                  <pic:spPr>
+                    <a:xfrm>
+                      <a:off x="0" y="0"/>
+                      <a:ext cx="4724400" cy="4533900"/>
+                    </a:xfrm>
+                    <a:prstGeom prst="rect">
+                      <a:avLst/>
+                    </a:prstGeom>
+                    <a:noFill/>
+                    <a:ln>
+                      <a:noFill/>
+                    </a:ln>
+                  </pic:spPr>
+                </pic:pic>
+              </a:graphicData>
+            </a:graphic>
+          </wp:inline>
+        </w:drawing>
+      </w:r>
+      <w:bookmarkStart w:id="0" w:name="_GoBack"/>
+      <w:bookmarkEnd w:id="0"/>
     </w:p>
     <w:sectPr>
       <w:pgSz w:w="11906" w:h="16838"/>

--- a/ai_business_assistant/AtelierPromptEngineering.docx
+++ b/ai_business_assistant/AtelierPromptEngineering.docx
@@ -1170,13 +1170,17 @@
         <w:spacing w:line="360" w:lineRule="auto"/>
         <w:rPr>
           <w:rFonts w:hint="default" w:ascii="Times New Roman" w:hAnsi="Times New Roman" w:cs="Times New Roman"/>
-          <w:sz w:val="24"/>
-          <w:szCs w:val="24"/>
-        </w:rPr>
-      </w:pPr>
-      <w:r>
-        <w:rPr>
-          <w:rFonts w:hint="default" w:ascii="Times New Roman" w:hAnsi="Times New Roman" w:cs="Times New Roman"/>
+          <w:b/>
+          <w:bCs/>
+          <w:sz w:val="24"/>
+          <w:szCs w:val="24"/>
+        </w:rPr>
+      </w:pPr>
+      <w:r>
+        <w:rPr>
+          <w:rFonts w:hint="default" w:ascii="Times New Roman" w:hAnsi="Times New Roman" w:cs="Times New Roman"/>
+          <w:b/>
+          <w:bCs/>
           <w:sz w:val="24"/>
           <w:szCs w:val="24"/>
         </w:rPr>
@@ -1185,20 +1189,760 @@
     </w:p>
     <w:p>
       <w:pPr>
-        <w:spacing w:after="160" w:line="360" w:lineRule="auto"/>
-        <w:rPr>
-          <w:rFonts w:hint="default" w:ascii="Times New Roman" w:hAnsi="Times New Roman" w:cs="Times New Roman"/>
-          <w:sz w:val="24"/>
-          <w:szCs w:val="24"/>
-        </w:rPr>
-      </w:pPr>
-      <w:r>
-        <w:rPr>
-          <w:rFonts w:hint="default" w:ascii="Times New Roman" w:hAnsi="Times New Roman" w:cs="Times New Roman"/>
-          <w:sz w:val="24"/>
-          <w:szCs w:val="24"/>
-        </w:rPr>
-        <w:t>Un prompt efficace se décompose en composantes réutilisables. Pour le besoin « analyser les retours clients d'une entreprise », voici les composantes identifiées :</w:t>
+        <w:spacing w:line="360" w:lineRule="auto"/>
+        <w:rPr>
+          <w:rFonts w:hint="default" w:ascii="Times New Roman" w:hAnsi="Times New Roman" w:cs="Times New Roman"/>
+          <w:b/>
+          <w:bCs/>
+          <w:sz w:val="24"/>
+          <w:szCs w:val="24"/>
+        </w:rPr>
+      </w:pPr>
+    </w:p>
+    <w:p>
+      <w:pPr>
+        <w:pStyle w:val="7"/>
+        <w:keepNext w:val="0"/>
+        <w:keepLines w:val="0"/>
+        <w:widowControl/>
+        <w:suppressLineNumbers w:val="0"/>
+        <w:bidi w:val="0"/>
+        <w:spacing w:line="360" w:lineRule="auto"/>
+        <w:rPr>
+          <w:rFonts w:hint="default" w:ascii="Times New Roman" w:hAnsi="Times New Roman" w:cs="Times New Roman"/>
+          <w:sz w:val="24"/>
+          <w:szCs w:val="24"/>
+        </w:rPr>
+      </w:pPr>
+      <w:r>
+        <w:rPr>
+          <w:rFonts w:hint="default" w:ascii="Times New Roman" w:hAnsi="Times New Roman" w:cs="Times New Roman"/>
+          <w:sz w:val="24"/>
+          <w:szCs w:val="24"/>
+        </w:rPr>
+        <w:t xml:space="preserve">L'idée pédagogique ici est de montrer qu'un bon prompt n'est jamais une phrase unique et vague, mais un </w:t>
+      </w:r>
+      <w:r>
+        <w:rPr>
+          <w:rStyle w:val="8"/>
+          <w:rFonts w:hint="default" w:ascii="Times New Roman" w:hAnsi="Times New Roman" w:cs="Times New Roman"/>
+          <w:b w:val="0"/>
+          <w:bCs w:val="0"/>
+          <w:sz w:val="24"/>
+          <w:szCs w:val="24"/>
+        </w:rPr>
+        <w:t>assemblage de composantes qui ont chacune un rôle précis</w:t>
+      </w:r>
+      <w:r>
+        <w:rPr>
+          <w:rFonts w:hint="default" w:ascii="Times New Roman" w:hAnsi="Times New Roman" w:cs="Times New Roman"/>
+          <w:sz w:val="24"/>
+          <w:szCs w:val="24"/>
+        </w:rPr>
+        <w:t xml:space="preserve">. Prenons l'exemple : </w:t>
+      </w:r>
+      <w:r>
+        <w:rPr>
+          <w:rStyle w:val="6"/>
+          <w:rFonts w:hint="default" w:ascii="Times New Roman" w:hAnsi="Times New Roman" w:cs="Times New Roman"/>
+          <w:sz w:val="24"/>
+          <w:szCs w:val="24"/>
+        </w:rPr>
+        <w:t>« Je souhaite analyser les retours de clients d'une entreprise. »</w:t>
+      </w:r>
+    </w:p>
+    <w:p>
+      <w:pPr>
+        <w:pStyle w:val="7"/>
+        <w:keepNext w:val="0"/>
+        <w:keepLines w:val="0"/>
+        <w:widowControl/>
+        <w:suppressLineNumbers w:val="0"/>
+        <w:bidi w:val="0"/>
+        <w:spacing w:line="360" w:lineRule="auto"/>
+        <w:rPr>
+          <w:rFonts w:hint="default" w:ascii="Times New Roman" w:hAnsi="Times New Roman" w:cs="Times New Roman"/>
+          <w:sz w:val="24"/>
+          <w:szCs w:val="24"/>
+        </w:rPr>
+      </w:pPr>
+      <w:r>
+        <w:rPr>
+          <w:rFonts w:hint="default" w:ascii="Times New Roman" w:hAnsi="Times New Roman" w:cs="Times New Roman"/>
+          <w:sz w:val="24"/>
+          <w:szCs w:val="24"/>
+        </w:rPr>
+        <w:t xml:space="preserve">Cette phrase brute est un </w:t>
+      </w:r>
+      <w:r>
+        <w:rPr>
+          <w:rStyle w:val="8"/>
+          <w:rFonts w:hint="default" w:ascii="Times New Roman" w:hAnsi="Times New Roman" w:cs="Times New Roman"/>
+          <w:b w:val="0"/>
+          <w:bCs w:val="0"/>
+          <w:sz w:val="24"/>
+          <w:szCs w:val="24"/>
+        </w:rPr>
+        <w:t>besoin</w:t>
+      </w:r>
+      <w:r>
+        <w:rPr>
+          <w:rFonts w:hint="default" w:ascii="Times New Roman" w:hAnsi="Times New Roman" w:cs="Times New Roman"/>
+          <w:sz w:val="24"/>
+          <w:szCs w:val="24"/>
+        </w:rPr>
+        <w:t>, pas un prompt. Il faut la décomposer en briques.</w:t>
+      </w:r>
+    </w:p>
+    <w:p>
+      <w:pPr>
+        <w:pStyle w:val="3"/>
+        <w:keepNext w:val="0"/>
+        <w:keepLines w:val="0"/>
+        <w:widowControl/>
+        <w:suppressLineNumbers w:val="0"/>
+        <w:bidi w:val="0"/>
+        <w:spacing w:line="360" w:lineRule="auto"/>
+        <w:rPr>
+          <w:rFonts w:hint="default" w:ascii="Times New Roman" w:hAnsi="Times New Roman" w:cs="Times New Roman"/>
+          <w:sz w:val="24"/>
+          <w:szCs w:val="24"/>
+        </w:rPr>
+      </w:pPr>
+      <w:r>
+        <w:rPr>
+          <w:rFonts w:hint="default" w:ascii="Times New Roman" w:hAnsi="Times New Roman" w:cs="Times New Roman"/>
+          <w:sz w:val="24"/>
+          <w:szCs w:val="24"/>
+        </w:rPr>
+        <w:t>Les composantes classiques d'un prompt</w:t>
+      </w:r>
+    </w:p>
+    <w:p>
+      <w:pPr>
+        <w:pStyle w:val="7"/>
+        <w:keepNext w:val="0"/>
+        <w:keepLines w:val="0"/>
+        <w:widowControl/>
+        <w:suppressLineNumbers w:val="0"/>
+        <w:bidi w:val="0"/>
+        <w:spacing w:line="360" w:lineRule="auto"/>
+        <w:rPr>
+          <w:rFonts w:hint="default" w:ascii="Times New Roman" w:hAnsi="Times New Roman" w:cs="Times New Roman"/>
+          <w:sz w:val="24"/>
+          <w:szCs w:val="24"/>
+        </w:rPr>
+      </w:pPr>
+      <w:r>
+        <w:rPr>
+          <w:rStyle w:val="8"/>
+          <w:rFonts w:hint="default" w:ascii="Times New Roman" w:hAnsi="Times New Roman" w:cs="Times New Roman"/>
+          <w:sz w:val="24"/>
+          <w:szCs w:val="24"/>
+        </w:rPr>
+        <w:t>1. Le rôle (persona)</w:t>
+      </w:r>
+      <w:r>
+        <w:rPr>
+          <w:rFonts w:hint="default" w:ascii="Times New Roman" w:hAnsi="Times New Roman" w:cs="Times New Roman"/>
+          <w:sz w:val="24"/>
+          <w:szCs w:val="24"/>
+        </w:rPr>
+        <w:br w:type="textWrapping"/>
+      </w:r>
+      <w:r>
+        <w:rPr>
+          <w:rFonts w:hint="default" w:ascii="Times New Roman" w:hAnsi="Times New Roman" w:cs="Times New Roman"/>
+          <w:sz w:val="24"/>
+          <w:szCs w:val="24"/>
+        </w:rPr>
+        <w:t>Donner à l'IA une posture d'expert cadre la façon dont elle va répondre.</w:t>
+      </w:r>
+    </w:p>
+    <w:p>
+      <w:pPr>
+        <w:pStyle w:val="7"/>
+        <w:keepNext w:val="0"/>
+        <w:keepLines w:val="0"/>
+        <w:widowControl/>
+        <w:suppressLineNumbers w:val="0"/>
+        <w:bidi w:val="0"/>
+        <w:spacing w:line="360" w:lineRule="auto"/>
+        <w:ind w:right="720"/>
+        <w:rPr>
+          <w:rFonts w:hint="default" w:ascii="Times New Roman" w:hAnsi="Times New Roman" w:cs="Times New Roman"/>
+          <w:sz w:val="24"/>
+          <w:szCs w:val="24"/>
+        </w:rPr>
+      </w:pPr>
+      <w:r>
+        <w:rPr>
+          <w:rStyle w:val="6"/>
+          <w:rFonts w:hint="default" w:ascii="Times New Roman" w:hAnsi="Times New Roman" w:eastAsia="SimSun" w:cs="Times New Roman"/>
+          <w:sz w:val="24"/>
+          <w:szCs w:val="24"/>
+        </w:rPr>
+        <w:t>"Tu es un analyste spécialisé en satisfaction client et en analyse de sentiment."</w:t>
+      </w:r>
+    </w:p>
+    <w:p>
+      <w:pPr>
+        <w:pStyle w:val="7"/>
+        <w:keepNext w:val="0"/>
+        <w:keepLines w:val="0"/>
+        <w:widowControl/>
+        <w:suppressLineNumbers w:val="0"/>
+        <w:bidi w:val="0"/>
+        <w:spacing w:line="360" w:lineRule="auto"/>
+        <w:rPr>
+          <w:rFonts w:hint="default" w:ascii="Times New Roman" w:hAnsi="Times New Roman" w:cs="Times New Roman"/>
+          <w:sz w:val="24"/>
+          <w:szCs w:val="24"/>
+        </w:rPr>
+      </w:pPr>
+      <w:r>
+        <w:rPr>
+          <w:rStyle w:val="8"/>
+          <w:rFonts w:hint="default" w:ascii="Times New Roman" w:hAnsi="Times New Roman" w:cs="Times New Roman"/>
+          <w:sz w:val="24"/>
+          <w:szCs w:val="24"/>
+        </w:rPr>
+        <w:t>2. Le contexte</w:t>
+      </w:r>
+      <w:r>
+        <w:rPr>
+          <w:rFonts w:hint="default" w:ascii="Times New Roman" w:hAnsi="Times New Roman" w:cs="Times New Roman"/>
+          <w:sz w:val="24"/>
+          <w:szCs w:val="24"/>
+        </w:rPr>
+        <w:br w:type="textWrapping"/>
+      </w:r>
+      <w:r>
+        <w:rPr>
+          <w:rFonts w:hint="default" w:ascii="Times New Roman" w:hAnsi="Times New Roman" w:cs="Times New Roman"/>
+          <w:sz w:val="24"/>
+          <w:szCs w:val="24"/>
+        </w:rPr>
+        <w:t>Toutes les informations de fond nécessaires pour que la réponse soit pertinente (secteur d'activité, source des données, objectif métier).</w:t>
+      </w:r>
+    </w:p>
+    <w:p>
+      <w:pPr>
+        <w:pStyle w:val="7"/>
+        <w:keepNext w:val="0"/>
+        <w:keepLines w:val="0"/>
+        <w:widowControl/>
+        <w:suppressLineNumbers w:val="0"/>
+        <w:bidi w:val="0"/>
+        <w:spacing w:line="360" w:lineRule="auto"/>
+        <w:ind w:right="720"/>
+        <w:rPr>
+          <w:rFonts w:hint="default" w:ascii="Times New Roman" w:hAnsi="Times New Roman" w:cs="Times New Roman"/>
+          <w:sz w:val="24"/>
+          <w:szCs w:val="24"/>
+        </w:rPr>
+      </w:pPr>
+      <w:r>
+        <w:rPr>
+          <w:rStyle w:val="6"/>
+          <w:rFonts w:hint="default" w:ascii="Times New Roman" w:hAnsi="Times New Roman" w:eastAsia="SimSun" w:cs="Times New Roman"/>
+          <w:sz w:val="24"/>
+          <w:szCs w:val="24"/>
+        </w:rPr>
+        <w:t>"L'entreprise est un service de livraison de repas. Les retours proviennent d'avis clients laissés sur une application mobile et sur Google."</w:t>
+      </w:r>
+    </w:p>
+    <w:p>
+      <w:pPr>
+        <w:pStyle w:val="7"/>
+        <w:keepNext w:val="0"/>
+        <w:keepLines w:val="0"/>
+        <w:widowControl/>
+        <w:suppressLineNumbers w:val="0"/>
+        <w:bidi w:val="0"/>
+        <w:spacing w:line="360" w:lineRule="auto"/>
+        <w:rPr>
+          <w:rFonts w:hint="default" w:ascii="Times New Roman" w:hAnsi="Times New Roman" w:cs="Times New Roman"/>
+          <w:sz w:val="24"/>
+          <w:szCs w:val="24"/>
+        </w:rPr>
+      </w:pPr>
+      <w:r>
+        <w:rPr>
+          <w:rStyle w:val="8"/>
+          <w:rFonts w:hint="default" w:ascii="Times New Roman" w:hAnsi="Times New Roman" w:cs="Times New Roman"/>
+          <w:sz w:val="24"/>
+          <w:szCs w:val="24"/>
+        </w:rPr>
+        <w:t>3. La tâche (instruction précise)</w:t>
+      </w:r>
+      <w:r>
+        <w:rPr>
+          <w:rFonts w:hint="default" w:ascii="Times New Roman" w:hAnsi="Times New Roman" w:cs="Times New Roman"/>
+          <w:sz w:val="24"/>
+          <w:szCs w:val="24"/>
+        </w:rPr>
+        <w:br w:type="textWrapping"/>
+      </w:r>
+      <w:r>
+        <w:rPr>
+          <w:rFonts w:hint="default" w:ascii="Times New Roman" w:hAnsi="Times New Roman" w:cs="Times New Roman"/>
+          <w:sz w:val="24"/>
+          <w:szCs w:val="24"/>
+        </w:rPr>
+        <w:t>Le verbe d'action clair : que doit faire l'IA exactement ? Éviter les formulations floues comme "analyse ça".</w:t>
+      </w:r>
+    </w:p>
+    <w:p>
+      <w:pPr>
+        <w:pStyle w:val="7"/>
+        <w:keepNext w:val="0"/>
+        <w:keepLines w:val="0"/>
+        <w:widowControl/>
+        <w:suppressLineNumbers w:val="0"/>
+        <w:bidi w:val="0"/>
+        <w:spacing w:line="360" w:lineRule="auto"/>
+        <w:ind w:right="720"/>
+        <w:rPr>
+          <w:rFonts w:hint="default" w:ascii="Times New Roman" w:hAnsi="Times New Roman" w:cs="Times New Roman"/>
+          <w:sz w:val="24"/>
+          <w:szCs w:val="24"/>
+        </w:rPr>
+      </w:pPr>
+      <w:r>
+        <w:rPr>
+          <w:rStyle w:val="6"/>
+          <w:rFonts w:hint="default" w:ascii="Times New Roman" w:hAnsi="Times New Roman" w:eastAsia="SimSun" w:cs="Times New Roman"/>
+          <w:sz w:val="24"/>
+          <w:szCs w:val="24"/>
+        </w:rPr>
+        <w:t>"Analyse les commentaires suivants pour en extraire les thèmes récurrents, le sentiment général (positif/négatif/neutre) et les points d'amélioration prioritaires."</w:t>
+      </w:r>
+    </w:p>
+    <w:p>
+      <w:pPr>
+        <w:pStyle w:val="7"/>
+        <w:keepNext w:val="0"/>
+        <w:keepLines w:val="0"/>
+        <w:widowControl/>
+        <w:suppressLineNumbers w:val="0"/>
+        <w:bidi w:val="0"/>
+        <w:spacing w:line="360" w:lineRule="auto"/>
+        <w:rPr>
+          <w:rFonts w:hint="default" w:ascii="Times New Roman" w:hAnsi="Times New Roman" w:cs="Times New Roman"/>
+          <w:sz w:val="24"/>
+          <w:szCs w:val="24"/>
+        </w:rPr>
+      </w:pPr>
+      <w:r>
+        <w:rPr>
+          <w:rStyle w:val="8"/>
+          <w:rFonts w:hint="default" w:ascii="Times New Roman" w:hAnsi="Times New Roman" w:cs="Times New Roman"/>
+          <w:sz w:val="24"/>
+          <w:szCs w:val="24"/>
+        </w:rPr>
+        <w:t>4. Les données / le contenu à traiter</w:t>
+      </w:r>
+      <w:r>
+        <w:rPr>
+          <w:rFonts w:hint="default" w:ascii="Times New Roman" w:hAnsi="Times New Roman" w:cs="Times New Roman"/>
+          <w:sz w:val="24"/>
+          <w:szCs w:val="24"/>
+        </w:rPr>
+        <w:br w:type="textWrapping"/>
+      </w:r>
+      <w:r>
+        <w:rPr>
+          <w:rFonts w:hint="default" w:ascii="Times New Roman" w:hAnsi="Times New Roman" w:cs="Times New Roman"/>
+          <w:sz w:val="24"/>
+          <w:szCs w:val="24"/>
+        </w:rPr>
+        <w:t>Le matériau brut sur lequel l'IA doit travailler (les avis clients eux-mêmes).</w:t>
+      </w:r>
+    </w:p>
+    <w:p>
+      <w:pPr>
+        <w:pStyle w:val="7"/>
+        <w:keepNext w:val="0"/>
+        <w:keepLines w:val="0"/>
+        <w:widowControl/>
+        <w:suppressLineNumbers w:val="0"/>
+        <w:bidi w:val="0"/>
+        <w:spacing w:line="360" w:lineRule="auto"/>
+        <w:ind w:right="720"/>
+        <w:rPr>
+          <w:rFonts w:hint="default" w:ascii="Times New Roman" w:hAnsi="Times New Roman" w:cs="Times New Roman"/>
+          <w:sz w:val="24"/>
+          <w:szCs w:val="24"/>
+        </w:rPr>
+      </w:pPr>
+      <w:r>
+        <w:rPr>
+          <w:rStyle w:val="6"/>
+          <w:rFonts w:hint="default" w:ascii="Times New Roman" w:hAnsi="Times New Roman" w:eastAsia="SimSun" w:cs="Times New Roman"/>
+          <w:sz w:val="24"/>
+          <w:szCs w:val="24"/>
+        </w:rPr>
+        <w:t>"Voici 20 avis clients : [liste des avis]"</w:t>
+      </w:r>
+    </w:p>
+    <w:p>
+      <w:pPr>
+        <w:pStyle w:val="7"/>
+        <w:keepNext w:val="0"/>
+        <w:keepLines w:val="0"/>
+        <w:widowControl/>
+        <w:suppressLineNumbers w:val="0"/>
+        <w:bidi w:val="0"/>
+        <w:spacing w:line="360" w:lineRule="auto"/>
+        <w:rPr>
+          <w:rFonts w:hint="default" w:ascii="Times New Roman" w:hAnsi="Times New Roman" w:cs="Times New Roman"/>
+          <w:sz w:val="24"/>
+          <w:szCs w:val="24"/>
+        </w:rPr>
+      </w:pPr>
+      <w:r>
+        <w:rPr>
+          <w:rStyle w:val="8"/>
+          <w:rFonts w:hint="default" w:ascii="Times New Roman" w:hAnsi="Times New Roman" w:cs="Times New Roman"/>
+          <w:sz w:val="24"/>
+          <w:szCs w:val="24"/>
+        </w:rPr>
+        <w:t>5. Le format de sortie attendu</w:t>
+      </w:r>
+      <w:r>
+        <w:rPr>
+          <w:rFonts w:hint="default" w:ascii="Times New Roman" w:hAnsi="Times New Roman" w:cs="Times New Roman"/>
+          <w:sz w:val="24"/>
+          <w:szCs w:val="24"/>
+        </w:rPr>
+        <w:br w:type="textWrapping"/>
+      </w:r>
+      <w:r>
+        <w:rPr>
+          <w:rFonts w:hint="default" w:ascii="Times New Roman" w:hAnsi="Times New Roman" w:cs="Times New Roman"/>
+          <w:sz w:val="24"/>
+          <w:szCs w:val="24"/>
+        </w:rPr>
+        <w:t>Comment la réponse doit être structurée (tableau, liste à puces, JSON, nombre de catégories...).</w:t>
+      </w:r>
+    </w:p>
+    <w:p>
+      <w:pPr>
+        <w:pStyle w:val="7"/>
+        <w:keepNext w:val="0"/>
+        <w:keepLines w:val="0"/>
+        <w:widowControl/>
+        <w:suppressLineNumbers w:val="0"/>
+        <w:bidi w:val="0"/>
+        <w:spacing w:line="360" w:lineRule="auto"/>
+        <w:ind w:right="720"/>
+        <w:rPr>
+          <w:rFonts w:hint="default" w:ascii="Times New Roman" w:hAnsi="Times New Roman" w:cs="Times New Roman"/>
+          <w:sz w:val="24"/>
+          <w:szCs w:val="24"/>
+        </w:rPr>
+      </w:pPr>
+      <w:r>
+        <w:rPr>
+          <w:rStyle w:val="6"/>
+          <w:rFonts w:hint="default" w:ascii="Times New Roman" w:hAnsi="Times New Roman" w:eastAsia="SimSun" w:cs="Times New Roman"/>
+          <w:sz w:val="24"/>
+          <w:szCs w:val="24"/>
+        </w:rPr>
+        <w:t>"Présente les résultats sous forme de tableau avec les colonnes : Thème, Nombre d'occurrences, Sentiment dominant, Exemple de verbatim."</w:t>
+      </w:r>
+    </w:p>
+    <w:p>
+      <w:pPr>
+        <w:pStyle w:val="7"/>
+        <w:keepNext w:val="0"/>
+        <w:keepLines w:val="0"/>
+        <w:widowControl/>
+        <w:suppressLineNumbers w:val="0"/>
+        <w:bidi w:val="0"/>
+        <w:spacing w:line="360" w:lineRule="auto"/>
+        <w:rPr>
+          <w:rFonts w:hint="default" w:ascii="Times New Roman" w:hAnsi="Times New Roman" w:cs="Times New Roman"/>
+          <w:sz w:val="24"/>
+          <w:szCs w:val="24"/>
+        </w:rPr>
+      </w:pPr>
+      <w:r>
+        <w:rPr>
+          <w:rStyle w:val="8"/>
+          <w:rFonts w:hint="default" w:ascii="Times New Roman" w:hAnsi="Times New Roman" w:cs="Times New Roman"/>
+          <w:sz w:val="24"/>
+          <w:szCs w:val="24"/>
+        </w:rPr>
+        <w:t>6. Les contraintes</w:t>
+      </w:r>
+      <w:r>
+        <w:rPr>
+          <w:rFonts w:hint="default" w:ascii="Times New Roman" w:hAnsi="Times New Roman" w:cs="Times New Roman"/>
+          <w:sz w:val="24"/>
+          <w:szCs w:val="24"/>
+        </w:rPr>
+        <w:br w:type="textWrapping"/>
+      </w:r>
+      <w:r>
+        <w:rPr>
+          <w:rFonts w:hint="default" w:ascii="Times New Roman" w:hAnsi="Times New Roman" w:cs="Times New Roman"/>
+          <w:sz w:val="24"/>
+          <w:szCs w:val="24"/>
+        </w:rPr>
+        <w:t>Limites de longueur, ton, langue, éléments à éviter.</w:t>
+      </w:r>
+    </w:p>
+    <w:p>
+      <w:pPr>
+        <w:pStyle w:val="7"/>
+        <w:keepNext w:val="0"/>
+        <w:keepLines w:val="0"/>
+        <w:widowControl/>
+        <w:suppressLineNumbers w:val="0"/>
+        <w:bidi w:val="0"/>
+        <w:spacing w:line="360" w:lineRule="auto"/>
+        <w:ind w:right="720"/>
+        <w:rPr>
+          <w:rFonts w:hint="default" w:ascii="Times New Roman" w:hAnsi="Times New Roman" w:cs="Times New Roman"/>
+          <w:sz w:val="24"/>
+          <w:szCs w:val="24"/>
+        </w:rPr>
+      </w:pPr>
+      <w:r>
+        <w:rPr>
+          <w:rStyle w:val="6"/>
+          <w:rFonts w:hint="default" w:ascii="Times New Roman" w:hAnsi="Times New Roman" w:eastAsia="SimSun" w:cs="Times New Roman"/>
+          <w:sz w:val="24"/>
+          <w:szCs w:val="24"/>
+        </w:rPr>
+        <w:t>"Reste factuel, n'invente aucune donnée non présente dans les avis, réponds en français, maximum 300 mots de synthèse."</w:t>
+      </w:r>
+    </w:p>
+    <w:p>
+      <w:pPr>
+        <w:pStyle w:val="7"/>
+        <w:keepNext w:val="0"/>
+        <w:keepLines w:val="0"/>
+        <w:widowControl/>
+        <w:suppressLineNumbers w:val="0"/>
+        <w:bidi w:val="0"/>
+        <w:spacing w:line="360" w:lineRule="auto"/>
+        <w:rPr>
+          <w:rFonts w:hint="default" w:ascii="Times New Roman" w:hAnsi="Times New Roman" w:cs="Times New Roman"/>
+          <w:sz w:val="24"/>
+          <w:szCs w:val="24"/>
+        </w:rPr>
+      </w:pPr>
+      <w:r>
+        <w:rPr>
+          <w:rStyle w:val="8"/>
+          <w:rFonts w:hint="default" w:ascii="Times New Roman" w:hAnsi="Times New Roman" w:cs="Times New Roman"/>
+          <w:sz w:val="24"/>
+          <w:szCs w:val="24"/>
+        </w:rPr>
+        <w:t>7. Le critère de réussite / objectif final</w:t>
+      </w:r>
+      <w:r>
+        <w:rPr>
+          <w:rFonts w:hint="default" w:ascii="Times New Roman" w:hAnsi="Times New Roman" w:cs="Times New Roman"/>
+          <w:sz w:val="24"/>
+          <w:szCs w:val="24"/>
+        </w:rPr>
+        <w:br w:type="textWrapping"/>
+      </w:r>
+      <w:r>
+        <w:rPr>
+          <w:rFonts w:hint="default" w:ascii="Times New Roman" w:hAnsi="Times New Roman" w:cs="Times New Roman"/>
+          <w:sz w:val="24"/>
+          <w:szCs w:val="24"/>
+        </w:rPr>
+        <w:t>Ce que l'utilisateur veut faire de la réponse (aide à la décision, rapport, présentation...).</w:t>
+      </w:r>
+    </w:p>
+    <w:p>
+      <w:pPr>
+        <w:pStyle w:val="7"/>
+        <w:keepNext w:val="0"/>
+        <w:keepLines w:val="0"/>
+        <w:widowControl/>
+        <w:suppressLineNumbers w:val="0"/>
+        <w:bidi w:val="0"/>
+        <w:spacing w:line="360" w:lineRule="auto"/>
+        <w:rPr>
+          <w:rFonts w:hint="default" w:ascii="Times New Roman" w:hAnsi="Times New Roman" w:cs="Times New Roman"/>
+          <w:sz w:val="24"/>
+          <w:szCs w:val="24"/>
+        </w:rPr>
+      </w:pPr>
+      <w:r>
+        <w:rPr>
+          <w:rStyle w:val="6"/>
+          <w:rFonts w:hint="default" w:ascii="Times New Roman" w:hAnsi="Times New Roman" w:eastAsia="SimSun" w:cs="Times New Roman"/>
+          <w:sz w:val="24"/>
+          <w:szCs w:val="24"/>
+        </w:rPr>
+        <w:t>"L'objectif est d'identifier les 3 priorités d'action pour le service client du prochain trimestre."</w:t>
+      </w:r>
+    </w:p>
+    <w:p>
+      <w:pPr>
+        <w:pStyle w:val="3"/>
+        <w:keepNext w:val="0"/>
+        <w:keepLines w:val="0"/>
+        <w:widowControl/>
+        <w:suppressLineNumbers w:val="0"/>
+        <w:bidi w:val="0"/>
+        <w:spacing w:line="360" w:lineRule="auto"/>
+        <w:rPr>
+          <w:rFonts w:hint="default" w:ascii="Times New Roman" w:hAnsi="Times New Roman" w:cs="Times New Roman"/>
+          <w:sz w:val="24"/>
+          <w:szCs w:val="24"/>
+          <w:lang w:val="en-US"/>
+        </w:rPr>
+      </w:pPr>
+      <w:r>
+        <w:rPr>
+          <w:rFonts w:hint="default" w:ascii="Times New Roman" w:hAnsi="Times New Roman" w:cs="Times New Roman"/>
+          <w:sz w:val="24"/>
+          <w:szCs w:val="24"/>
+        </w:rPr>
+        <w:t>Ce que cet exercice doit faire comprendr</w:t>
+      </w:r>
+      <w:r>
+        <w:rPr>
+          <w:rFonts w:hint="default" w:ascii="Times New Roman" w:hAnsi="Times New Roman" w:cs="Times New Roman"/>
+          <w:sz w:val="24"/>
+          <w:szCs w:val="24"/>
+          <w:lang w:val="en-US"/>
+        </w:rPr>
+        <w:t>e</w:t>
+      </w:r>
+    </w:p>
+    <w:p>
+      <w:pPr>
+        <w:keepNext w:val="0"/>
+        <w:keepLines w:val="0"/>
+        <w:widowControl/>
+        <w:numPr>
+          <w:ilvl w:val="0"/>
+          <w:numId w:val="1"/>
+        </w:numPr>
+        <w:suppressLineNumbers w:val="0"/>
+        <w:spacing w:before="0" w:beforeAutospacing="1" w:after="0" w:afterAutospacing="1" w:line="360" w:lineRule="auto"/>
+        <w:ind w:left="720" w:hanging="360"/>
+        <w:rPr>
+          <w:rFonts w:hint="default" w:ascii="Times New Roman" w:hAnsi="Times New Roman" w:cs="Times New Roman"/>
+          <w:sz w:val="24"/>
+          <w:szCs w:val="24"/>
+        </w:rPr>
+      </w:pPr>
+      <w:r>
+        <w:rPr>
+          <w:rFonts w:hint="default" w:ascii="Times New Roman" w:hAnsi="Times New Roman" w:cs="Times New Roman"/>
+          <w:sz w:val="24"/>
+          <w:szCs w:val="24"/>
+        </w:rPr>
+        <w:t>Un prompt vague donne une réponse générique et peu exploitable.</w:t>
+      </w:r>
+    </w:p>
+    <w:p>
+      <w:pPr>
+        <w:keepNext w:val="0"/>
+        <w:keepLines w:val="0"/>
+        <w:widowControl/>
+        <w:numPr>
+          <w:ilvl w:val="0"/>
+          <w:numId w:val="1"/>
+        </w:numPr>
+        <w:suppressLineNumbers w:val="0"/>
+        <w:spacing w:before="0" w:beforeAutospacing="1" w:after="0" w:afterAutospacing="1" w:line="360" w:lineRule="auto"/>
+        <w:ind w:left="720" w:hanging="360"/>
+        <w:rPr>
+          <w:rFonts w:hint="default" w:ascii="Times New Roman" w:hAnsi="Times New Roman" w:cs="Times New Roman"/>
+          <w:sz w:val="24"/>
+          <w:szCs w:val="24"/>
+        </w:rPr>
+      </w:pPr>
+      <w:r>
+        <w:rPr>
+          <w:rFonts w:hint="default" w:ascii="Times New Roman" w:hAnsi="Times New Roman" w:cs="Times New Roman"/>
+          <w:sz w:val="24"/>
+          <w:szCs w:val="24"/>
+        </w:rPr>
+        <w:t>Chaque composante réduit l'ambiguïté et le travail d'interprétation laissé au modèle.</w:t>
+      </w:r>
+    </w:p>
+    <w:p>
+      <w:pPr>
+        <w:keepNext w:val="0"/>
+        <w:keepLines w:val="0"/>
+        <w:widowControl/>
+        <w:numPr>
+          <w:ilvl w:val="0"/>
+          <w:numId w:val="1"/>
+        </w:numPr>
+        <w:suppressLineNumbers w:val="0"/>
+        <w:spacing w:before="0" w:beforeAutospacing="1" w:after="0" w:afterAutospacing="1" w:line="360" w:lineRule="auto"/>
+        <w:ind w:left="720" w:hanging="360"/>
+        <w:rPr>
+          <w:rFonts w:hint="default" w:ascii="Times New Roman" w:hAnsi="Times New Roman" w:cs="Times New Roman"/>
+          <w:sz w:val="24"/>
+          <w:szCs w:val="24"/>
+        </w:rPr>
+      </w:pPr>
+      <w:r>
+        <w:rPr>
+          <w:rFonts w:hint="default" w:ascii="Times New Roman" w:hAnsi="Times New Roman" w:cs="Times New Roman"/>
+          <w:sz w:val="24"/>
+          <w:szCs w:val="24"/>
+        </w:rPr>
+        <w:t xml:space="preserve">L'ordre des composantes compte moins que leur </w:t>
+      </w:r>
+      <w:r>
+        <w:rPr>
+          <w:rStyle w:val="8"/>
+          <w:rFonts w:hint="default" w:ascii="Times New Roman" w:hAnsi="Times New Roman" w:cs="Times New Roman"/>
+          <w:sz w:val="24"/>
+          <w:szCs w:val="24"/>
+        </w:rPr>
+        <w:t>présence</w:t>
+      </w:r>
+      <w:r>
+        <w:rPr>
+          <w:rFonts w:hint="default" w:ascii="Times New Roman" w:hAnsi="Times New Roman" w:cs="Times New Roman"/>
+          <w:sz w:val="24"/>
+          <w:szCs w:val="24"/>
+        </w:rPr>
+        <w:t xml:space="preserve"> — mais rôle → contexte → tâche → données → format → contraintes est un bon enchaînement par défaut.</w:t>
+      </w:r>
+    </w:p>
+    <w:p>
+      <w:pPr>
+        <w:keepNext w:val="0"/>
+        <w:keepLines w:val="0"/>
+        <w:widowControl/>
+        <w:numPr>
+          <w:ilvl w:val="0"/>
+          <w:numId w:val="1"/>
+        </w:numPr>
+        <w:suppressLineNumbers w:val="0"/>
+        <w:spacing w:before="0" w:beforeAutospacing="1" w:after="0" w:afterAutospacing="1" w:line="360" w:lineRule="auto"/>
+        <w:ind w:left="720" w:hanging="360"/>
+        <w:rPr>
+          <w:rFonts w:hint="default" w:ascii="Times New Roman" w:hAnsi="Times New Roman" w:cs="Times New Roman"/>
+          <w:sz w:val="24"/>
+          <w:szCs w:val="24"/>
+        </w:rPr>
+      </w:pPr>
+      <w:r>
+        <w:rPr>
+          <w:rFonts w:hint="default" w:ascii="Times New Roman" w:hAnsi="Times New Roman" w:cs="Times New Roman"/>
+          <w:sz w:val="24"/>
+          <w:szCs w:val="24"/>
+        </w:rPr>
+        <w:t>On peut faire l'exercice inversé en classe : donner le prompt vague, demander une réponse du modèle, montrer ses limites, puis reconstruire le prompt brique par brique et comparer les deux résultats.</w:t>
       </w:r>
     </w:p>
     <w:p>
@@ -1909,6 +2653,138 @@
         </w:rPr>
         <w:t>:</w:t>
       </w:r>
+    </w:p>
+    <w:p>
+      <w:pPr>
+        <w:pStyle w:val="7"/>
+        <w:keepNext w:val="0"/>
+        <w:keepLines w:val="0"/>
+        <w:widowControl/>
+        <w:suppressLineNumbers w:val="0"/>
+        <w:bidi w:val="0"/>
+        <w:spacing w:line="360" w:lineRule="auto"/>
+        <w:rPr>
+          <w:rFonts w:hint="default" w:ascii="Times New Roman" w:hAnsi="Times New Roman" w:cs="Times New Roman"/>
+          <w:sz w:val="24"/>
+          <w:szCs w:val="24"/>
+        </w:rPr>
+      </w:pPr>
+      <w:r>
+        <w:rPr>
+          <w:rFonts w:hint="default" w:ascii="Times New Roman" w:hAnsi="Times New Roman" w:cs="Times New Roman"/>
+          <w:sz w:val="24"/>
+          <w:szCs w:val="24"/>
+        </w:rPr>
+        <w:t>On donne uniquement l'instruction, sans exemple.</w:t>
+      </w:r>
+    </w:p>
+    <w:p>
+      <w:pPr>
+        <w:pStyle w:val="7"/>
+        <w:keepNext w:val="0"/>
+        <w:keepLines w:val="0"/>
+        <w:widowControl/>
+        <w:suppressLineNumbers w:val="0"/>
+        <w:bidi w:val="0"/>
+        <w:spacing w:line="360" w:lineRule="auto"/>
+        <w:ind w:right="720"/>
+        <w:rPr>
+          <w:rFonts w:hint="default" w:ascii="Times New Roman" w:hAnsi="Times New Roman" w:cs="Times New Roman"/>
+          <w:sz w:val="24"/>
+          <w:szCs w:val="24"/>
+        </w:rPr>
+      </w:pPr>
+      <w:r>
+        <w:rPr>
+          <w:rStyle w:val="6"/>
+          <w:rFonts w:hint="default" w:ascii="Times New Roman" w:hAnsi="Times New Roman" w:eastAsia="SimSun" w:cs="Times New Roman"/>
+          <w:sz w:val="24"/>
+          <w:szCs w:val="24"/>
+        </w:rPr>
+        <w:t>"Classe le commentaire suivant dans une des classes : positif, négatif, neutre. Commentaire : 'Le service est rapide mais l'application plante régulièrement.'"</w:t>
+      </w:r>
+    </w:p>
+    <w:p>
+      <w:pPr>
+        <w:keepNext w:val="0"/>
+        <w:keepLines w:val="0"/>
+        <w:widowControl/>
+        <w:numPr>
+          <w:numId w:val="0"/>
+        </w:numPr>
+        <w:suppressLineNumbers w:val="0"/>
+        <w:spacing w:before="0" w:beforeAutospacing="1" w:after="0" w:afterAutospacing="1" w:line="360" w:lineRule="auto"/>
+        <w:ind w:left="360" w:leftChars="0"/>
+        <w:rPr>
+          <w:rFonts w:hint="default" w:ascii="Times New Roman" w:hAnsi="Times New Roman" w:cs="Times New Roman"/>
+          <w:sz w:val="24"/>
+          <w:szCs w:val="24"/>
+        </w:rPr>
+      </w:pPr>
+      <w:r>
+        <w:rPr>
+          <w:rStyle w:val="8"/>
+          <w:rFonts w:hint="default" w:ascii="Times New Roman" w:hAnsi="Times New Roman" w:cs="Times New Roman"/>
+          <w:sz w:val="24"/>
+          <w:szCs w:val="24"/>
+        </w:rPr>
+        <w:t>Avantage</w:t>
+      </w:r>
+      <w:r>
+        <w:rPr>
+          <w:rFonts w:hint="default" w:ascii="Times New Roman" w:hAnsi="Times New Roman" w:cs="Times New Roman"/>
+          <w:sz w:val="24"/>
+          <w:szCs w:val="24"/>
+        </w:rPr>
+        <w:t xml:space="preserve"> : rapide à écrire, ne nécessite pas de préparer des exemples.</w:t>
+      </w:r>
+    </w:p>
+    <w:p>
+      <w:pPr>
+        <w:keepNext w:val="0"/>
+        <w:keepLines w:val="0"/>
+        <w:widowControl/>
+        <w:numPr>
+          <w:numId w:val="0"/>
+        </w:numPr>
+        <w:suppressLineNumbers w:val="0"/>
+        <w:spacing w:before="0" w:beforeAutospacing="1" w:after="0" w:afterAutospacing="1" w:line="360" w:lineRule="auto"/>
+        <w:ind w:left="360" w:leftChars="0"/>
+        <w:rPr>
+          <w:rFonts w:hint="default" w:ascii="Times New Roman" w:hAnsi="Times New Roman" w:cs="Times New Roman"/>
+          <w:sz w:val="24"/>
+          <w:szCs w:val="24"/>
+        </w:rPr>
+      </w:pPr>
+      <w:r>
+        <w:rPr>
+          <w:rStyle w:val="8"/>
+          <w:rFonts w:hint="default" w:ascii="Times New Roman" w:hAnsi="Times New Roman" w:cs="Times New Roman"/>
+          <w:sz w:val="24"/>
+          <w:szCs w:val="24"/>
+        </w:rPr>
+        <w:t>Limite</w:t>
+      </w:r>
+      <w:r>
+        <w:rPr>
+          <w:rFonts w:hint="default" w:ascii="Times New Roman" w:hAnsi="Times New Roman" w:cs="Times New Roman"/>
+          <w:sz w:val="24"/>
+          <w:szCs w:val="24"/>
+        </w:rPr>
+        <w:t xml:space="preserve"> : le modèle doit deviner seul les critères de classification. Sur un commentaire mixte comme celui-ci (un aspect positif, un aspect négatif), le résultat peut être instable ou peu justifié — le modèle peut répondre "neutre" par défaut faute de règle claire pour trancher un avis mitigé.</w:t>
+      </w:r>
+    </w:p>
+    <w:p>
+      <w:pPr>
+        <w:spacing w:line="360" w:lineRule="auto"/>
+        <w:rPr>
+          <w:rFonts w:hint="default" w:ascii="Times New Roman" w:hAnsi="Times New Roman" w:cs="Times New Roman"/>
+          <w:color w:val="7030A0"/>
+          <w:sz w:val="24"/>
+          <w:szCs w:val="24"/>
+          <w:lang w:val="en-US"/>
+        </w:rPr>
+      </w:pPr>
     </w:p>
     <w:p>
       <w:pPr>
@@ -1998,6 +2874,135 @@
     </w:p>
     <w:p>
       <w:pPr>
+        <w:pStyle w:val="7"/>
+        <w:keepNext w:val="0"/>
+        <w:keepLines w:val="0"/>
+        <w:widowControl/>
+        <w:suppressLineNumbers w:val="0"/>
+        <w:bidi w:val="0"/>
+        <w:spacing w:line="360" w:lineRule="auto"/>
+        <w:rPr>
+          <w:rFonts w:hint="default" w:ascii="Times New Roman" w:hAnsi="Times New Roman" w:cs="Times New Roman"/>
+          <w:sz w:val="24"/>
+          <w:szCs w:val="24"/>
+        </w:rPr>
+      </w:pPr>
+      <w:r>
+        <w:rPr>
+          <w:rFonts w:hint="default" w:ascii="Times New Roman" w:hAnsi="Times New Roman" w:cs="Times New Roman"/>
+          <w:sz w:val="24"/>
+          <w:szCs w:val="24"/>
+        </w:rPr>
+        <w:t>On ajoute un exemple pour montrer le format et la logique attendue.</w:t>
+      </w:r>
+    </w:p>
+    <w:p>
+      <w:pPr>
+        <w:pStyle w:val="7"/>
+        <w:keepNext w:val="0"/>
+        <w:keepLines w:val="0"/>
+        <w:widowControl/>
+        <w:suppressLineNumbers w:val="0"/>
+        <w:bidi w:val="0"/>
+        <w:spacing w:line="360" w:lineRule="auto"/>
+        <w:ind w:right="720"/>
+        <w:rPr>
+          <w:rFonts w:hint="default" w:ascii="Times New Roman" w:hAnsi="Times New Roman" w:cs="Times New Roman"/>
+          <w:sz w:val="24"/>
+          <w:szCs w:val="24"/>
+        </w:rPr>
+      </w:pPr>
+      <w:r>
+        <w:rPr>
+          <w:rStyle w:val="6"/>
+          <w:rFonts w:hint="default" w:ascii="Times New Roman" w:hAnsi="Times New Roman" w:eastAsia="SimSun" w:cs="Times New Roman"/>
+          <w:sz w:val="24"/>
+          <w:szCs w:val="24"/>
+        </w:rPr>
+        <w:t>"Voici un exemple : Commentaire : 'Le livreur était très aimable.' → Classe : positif. Classe maintenant ce commentaire : 'Le service est rapide mais l'application plante régulièrement.'"</w:t>
+      </w:r>
+    </w:p>
+    <w:p>
+      <w:pPr>
+        <w:keepNext w:val="0"/>
+        <w:keepLines w:val="0"/>
+        <w:widowControl/>
+        <w:numPr>
+          <w:numId w:val="0"/>
+        </w:numPr>
+        <w:suppressLineNumbers w:val="0"/>
+        <w:spacing w:before="0" w:beforeAutospacing="1" w:after="0" w:afterAutospacing="1" w:line="360" w:lineRule="auto"/>
+        <w:rPr>
+          <w:rFonts w:hint="default" w:ascii="Times New Roman" w:hAnsi="Times New Roman" w:cs="Times New Roman"/>
+          <w:sz w:val="24"/>
+          <w:szCs w:val="24"/>
+        </w:rPr>
+      </w:pPr>
+      <w:r>
+        <w:rPr>
+          <w:rStyle w:val="8"/>
+          <w:rFonts w:hint="default" w:ascii="Times New Roman" w:hAnsi="Times New Roman" w:cs="Times New Roman"/>
+          <w:sz w:val="24"/>
+          <w:szCs w:val="24"/>
+        </w:rPr>
+        <w:t>Avantage</w:t>
+      </w:r>
+      <w:r>
+        <w:rPr>
+          <w:rFonts w:hint="default" w:ascii="Times New Roman" w:hAnsi="Times New Roman" w:cs="Times New Roman"/>
+          <w:sz w:val="24"/>
+          <w:szCs w:val="24"/>
+        </w:rPr>
+        <w:t xml:space="preserve"> : le modèle comprend le format de réponse attendu (juste le label, pas de phrase).</w:t>
+      </w:r>
+    </w:p>
+    <w:p>
+      <w:pPr>
+        <w:keepNext w:val="0"/>
+        <w:keepLines w:val="0"/>
+        <w:widowControl/>
+        <w:numPr>
+          <w:numId w:val="0"/>
+        </w:numPr>
+        <w:suppressLineNumbers w:val="0"/>
+        <w:spacing w:before="0" w:beforeAutospacing="1" w:after="0" w:afterAutospacing="1" w:line="360" w:lineRule="auto"/>
+        <w:rPr>
+          <w:rFonts w:hint="default" w:ascii="Times New Roman" w:hAnsi="Times New Roman" w:cs="Times New Roman"/>
+          <w:sz w:val="24"/>
+          <w:szCs w:val="24"/>
+        </w:rPr>
+      </w:pPr>
+      <w:r>
+        <w:rPr>
+          <w:rStyle w:val="8"/>
+          <w:rFonts w:hint="default" w:ascii="Times New Roman" w:hAnsi="Times New Roman" w:cs="Times New Roman"/>
+          <w:sz w:val="24"/>
+          <w:szCs w:val="24"/>
+        </w:rPr>
+        <w:t>Limite</w:t>
+      </w:r>
+      <w:r>
+        <w:rPr>
+          <w:rFonts w:hint="default" w:ascii="Times New Roman" w:hAnsi="Times New Roman" w:cs="Times New Roman"/>
+          <w:sz w:val="24"/>
+          <w:szCs w:val="24"/>
+        </w:rPr>
+        <w:t xml:space="preserve"> : un seul exemple, souvent univoque (ici clairement positif), n'aide pas à trancher un cas ambigu comme le nôtre qui mélange deux sentiments.</w:t>
+      </w:r>
+    </w:p>
+    <w:p>
+      <w:pPr>
+        <w:spacing w:line="360" w:lineRule="auto"/>
+        <w:rPr>
+          <w:rFonts w:hint="default" w:ascii="Times New Roman" w:hAnsi="Times New Roman" w:cs="Times New Roman"/>
+          <w:color w:val="7030A0"/>
+          <w:sz w:val="24"/>
+          <w:szCs w:val="24"/>
+        </w:rPr>
+      </w:pPr>
+    </w:p>
+    <w:p>
+      <w:pPr>
         <w:spacing w:line="360" w:lineRule="auto"/>
       </w:pPr>
       <w:r>
@@ -2084,6 +3089,218 @@
     </w:p>
     <w:p>
       <w:pPr>
+        <w:pStyle w:val="7"/>
+        <w:keepNext w:val="0"/>
+        <w:keepLines w:val="0"/>
+        <w:widowControl/>
+        <w:suppressLineNumbers w:val="0"/>
+        <w:bidi w:val="0"/>
+        <w:spacing w:line="360" w:lineRule="auto"/>
+        <w:rPr>
+          <w:rFonts w:hint="default" w:ascii="Times New Roman" w:hAnsi="Times New Roman" w:cs="Times New Roman"/>
+          <w:sz w:val="24"/>
+          <w:szCs w:val="24"/>
+        </w:rPr>
+      </w:pPr>
+      <w:r>
+        <w:rPr>
+          <w:rFonts w:hint="default" w:ascii="Times New Roman" w:hAnsi="Times New Roman" w:cs="Times New Roman"/>
+          <w:sz w:val="24"/>
+          <w:szCs w:val="24"/>
+        </w:rPr>
+        <w:t>On fournit plusieurs exemples couvrant différents cas, y compris des cas mixtes.</w:t>
+      </w:r>
+    </w:p>
+    <w:p>
+      <w:pPr>
+        <w:pStyle w:val="7"/>
+        <w:keepNext w:val="0"/>
+        <w:keepLines w:val="0"/>
+        <w:widowControl/>
+        <w:suppressLineNumbers w:val="0"/>
+        <w:bidi w:val="0"/>
+        <w:spacing w:line="360" w:lineRule="auto"/>
+        <w:ind w:left="720" w:right="720"/>
+        <w:rPr>
+          <w:rFonts w:hint="default" w:ascii="Times New Roman" w:hAnsi="Times New Roman" w:cs="Times New Roman"/>
+          <w:sz w:val="24"/>
+          <w:szCs w:val="24"/>
+        </w:rPr>
+      </w:pPr>
+      <w:r>
+        <w:rPr>
+          <w:rStyle w:val="6"/>
+          <w:rFonts w:hint="default" w:ascii="Times New Roman" w:hAnsi="Times New Roman" w:eastAsia="SimSun" w:cs="Times New Roman"/>
+          <w:sz w:val="24"/>
+          <w:szCs w:val="24"/>
+        </w:rPr>
+        <w:t>"Exemples :</w:t>
+      </w:r>
+      <w:r>
+        <w:rPr>
+          <w:rFonts w:hint="default" w:ascii="Times New Roman" w:hAnsi="Times New Roman" w:eastAsia="SimSun" w:cs="Times New Roman"/>
+          <w:sz w:val="24"/>
+          <w:szCs w:val="24"/>
+        </w:rPr>
+        <w:br w:type="textWrapping"/>
+      </w:r>
+      <w:r>
+        <w:rPr>
+          <w:rStyle w:val="6"/>
+          <w:rFonts w:hint="default" w:ascii="Times New Roman" w:hAnsi="Times New Roman" w:eastAsia="SimSun" w:cs="Times New Roman"/>
+          <w:sz w:val="24"/>
+          <w:szCs w:val="24"/>
+        </w:rPr>
+        <w:t>- 'Livraison en retard et froide.' → négatif</w:t>
+      </w:r>
+      <w:r>
+        <w:rPr>
+          <w:rFonts w:hint="default" w:ascii="Times New Roman" w:hAnsi="Times New Roman" w:eastAsia="SimSun" w:cs="Times New Roman"/>
+          <w:sz w:val="24"/>
+          <w:szCs w:val="24"/>
+        </w:rPr>
+        <w:br w:type="textWrapping"/>
+      </w:r>
+      <w:r>
+        <w:rPr>
+          <w:rStyle w:val="6"/>
+          <w:rFonts w:hint="default" w:ascii="Times New Roman" w:hAnsi="Times New Roman" w:eastAsia="SimSun" w:cs="Times New Roman"/>
+          <w:sz w:val="24"/>
+          <w:szCs w:val="24"/>
+        </w:rPr>
+        <w:t>- 'Rien à signaler, RAS.' → neutre</w:t>
+      </w:r>
+      <w:r>
+        <w:rPr>
+          <w:rFonts w:hint="default" w:ascii="Times New Roman" w:hAnsi="Times New Roman" w:eastAsia="SimSun" w:cs="Times New Roman"/>
+          <w:sz w:val="24"/>
+          <w:szCs w:val="24"/>
+        </w:rPr>
+        <w:br w:type="textWrapping"/>
+      </w:r>
+      <w:r>
+        <w:rPr>
+          <w:rStyle w:val="6"/>
+          <w:rFonts w:hint="default" w:ascii="Times New Roman" w:hAnsi="Times New Roman" w:eastAsia="SimSun" w:cs="Times New Roman"/>
+          <w:sz w:val="24"/>
+          <w:szCs w:val="24"/>
+        </w:rPr>
+        <w:t>- 'Prix correct mais support client injoignable.' → négatif</w:t>
+      </w:r>
+      <w:r>
+        <w:rPr>
+          <w:rFonts w:hint="default" w:ascii="Times New Roman" w:hAnsi="Times New Roman" w:eastAsia="SimSun" w:cs="Times New Roman"/>
+          <w:sz w:val="24"/>
+          <w:szCs w:val="24"/>
+        </w:rPr>
+        <w:br w:type="textWrapping"/>
+      </w:r>
+      <w:r>
+        <w:rPr>
+          <w:rStyle w:val="6"/>
+          <w:rFonts w:hint="default" w:ascii="Times New Roman" w:hAnsi="Times New Roman" w:eastAsia="SimSun" w:cs="Times New Roman"/>
+          <w:sz w:val="24"/>
+          <w:szCs w:val="24"/>
+        </w:rPr>
+        <w:t>Classe : 'Le service est rapide mais l'application plante régulièrement.'"</w:t>
+      </w:r>
+    </w:p>
+    <w:p>
+      <w:pPr>
+        <w:keepNext w:val="0"/>
+        <w:keepLines w:val="0"/>
+        <w:widowControl/>
+        <w:numPr>
+          <w:numId w:val="0"/>
+        </w:numPr>
+        <w:suppressLineNumbers w:val="0"/>
+        <w:spacing w:before="0" w:beforeAutospacing="1" w:after="0" w:afterAutospacing="1" w:line="360" w:lineRule="auto"/>
+        <w:rPr>
+          <w:rFonts w:hint="default" w:ascii="Times New Roman" w:hAnsi="Times New Roman" w:cs="Times New Roman"/>
+          <w:sz w:val="24"/>
+          <w:szCs w:val="24"/>
+        </w:rPr>
+      </w:pPr>
+      <w:r>
+        <w:rPr>
+          <w:rStyle w:val="8"/>
+          <w:rFonts w:hint="default" w:ascii="Times New Roman" w:hAnsi="Times New Roman" w:cs="Times New Roman"/>
+          <w:sz w:val="24"/>
+          <w:szCs w:val="24"/>
+        </w:rPr>
+        <w:t>Avantage</w:t>
+      </w:r>
+      <w:r>
+        <w:rPr>
+          <w:rFonts w:hint="default" w:ascii="Times New Roman" w:hAnsi="Times New Roman" w:cs="Times New Roman"/>
+          <w:sz w:val="24"/>
+          <w:szCs w:val="24"/>
+        </w:rPr>
+        <w:t xml:space="preserve"> : en montrant un exemple structurellement similaire ("X mais Y" avec un défaut technique jugé négatif), on guide le modèle à appliquer la même logique — ici, un bug récurrent l'emporte souvent sur un point positif mineur, donc la classe attendue penche vers </w:t>
+      </w:r>
+      <w:r>
+        <w:rPr>
+          <w:rStyle w:val="6"/>
+          <w:rFonts w:hint="default" w:ascii="Times New Roman" w:hAnsi="Times New Roman" w:cs="Times New Roman"/>
+          <w:sz w:val="24"/>
+          <w:szCs w:val="24"/>
+        </w:rPr>
+        <w:t>négatif</w:t>
+      </w:r>
+      <w:r>
+        <w:rPr>
+          <w:rFonts w:hint="default" w:ascii="Times New Roman" w:hAnsi="Times New Roman" w:cs="Times New Roman"/>
+          <w:sz w:val="24"/>
+          <w:szCs w:val="24"/>
+        </w:rPr>
+        <w:t>.</w:t>
+      </w:r>
+    </w:p>
+    <w:p>
+      <w:pPr>
+        <w:keepNext w:val="0"/>
+        <w:keepLines w:val="0"/>
+        <w:widowControl/>
+        <w:numPr>
+          <w:numId w:val="0"/>
+        </w:numPr>
+        <w:suppressLineNumbers w:val="0"/>
+        <w:spacing w:before="0" w:beforeAutospacing="1" w:after="0" w:afterAutospacing="1" w:line="360" w:lineRule="auto"/>
+      </w:pPr>
+      <w:r>
+        <w:rPr>
+          <w:rStyle w:val="8"/>
+          <w:rFonts w:hint="default" w:ascii="Times New Roman" w:hAnsi="Times New Roman" w:cs="Times New Roman"/>
+          <w:sz w:val="24"/>
+          <w:szCs w:val="24"/>
+        </w:rPr>
+        <w:t>Limite</w:t>
+      </w:r>
+      <w:r>
+        <w:rPr>
+          <w:rFonts w:hint="default" w:ascii="Times New Roman" w:hAnsi="Times New Roman" w:cs="Times New Roman"/>
+          <w:sz w:val="24"/>
+          <w:szCs w:val="24"/>
+        </w:rPr>
+        <w:t xml:space="preserve"> : demande plus de travail de préparation, et le choix des exemples influence fortement la réponse (biais possible si les exemples sont mal choisis)</w:t>
+      </w:r>
+      <w:r>
+        <w:t>.</w:t>
+      </w:r>
+    </w:p>
+    <w:p>
+      <w:pPr>
+        <w:spacing w:line="360" w:lineRule="auto"/>
+        <w:rPr>
+          <w:rFonts w:hint="default" w:ascii="Times New Roman" w:hAnsi="Times New Roman" w:cs="Times New Roman"/>
+          <w:color w:val="7030A0"/>
+          <w:sz w:val="24"/>
+          <w:szCs w:val="24"/>
+        </w:rPr>
+      </w:pPr>
+    </w:p>
+    <w:p>
+      <w:pPr>
         <w:spacing w:line="360" w:lineRule="auto"/>
       </w:pPr>
       <w:r>
@@ -2162,6 +3379,170 @@
     </w:p>
     <w:p>
       <w:pPr>
+        <w:pStyle w:val="7"/>
+        <w:keepNext w:val="0"/>
+        <w:keepLines w:val="0"/>
+        <w:widowControl/>
+        <w:suppressLineNumbers w:val="0"/>
+        <w:bidi w:val="0"/>
+        <w:spacing w:line="360" w:lineRule="auto"/>
+        <w:rPr>
+          <w:rFonts w:hint="default" w:ascii="Times New Roman" w:hAnsi="Times New Roman" w:cs="Times New Roman"/>
+          <w:sz w:val="24"/>
+          <w:szCs w:val="24"/>
+        </w:rPr>
+      </w:pPr>
+      <w:r>
+        <w:rPr>
+          <w:rFonts w:hint="default" w:ascii="Times New Roman" w:hAnsi="Times New Roman" w:cs="Times New Roman"/>
+          <w:sz w:val="24"/>
+          <w:szCs w:val="24"/>
+        </w:rPr>
+        <w:t>On ajoute un rôle, des critères de décision explicites et un format de sortie contraint.</w:t>
+      </w:r>
+    </w:p>
+    <w:p>
+      <w:pPr>
+        <w:pStyle w:val="7"/>
+        <w:keepNext w:val="0"/>
+        <w:keepLines w:val="0"/>
+        <w:widowControl/>
+        <w:suppressLineNumbers w:val="0"/>
+        <w:bidi w:val="0"/>
+        <w:spacing w:line="360" w:lineRule="auto"/>
+        <w:ind w:right="720"/>
+        <w:rPr>
+          <w:rStyle w:val="6"/>
+          <w:rFonts w:hint="default" w:ascii="Times New Roman" w:hAnsi="Times New Roman" w:eastAsia="SimSun" w:cs="Times New Roman"/>
+          <w:sz w:val="24"/>
+          <w:szCs w:val="24"/>
+        </w:rPr>
+      </w:pPr>
+      <w:r>
+        <w:rPr>
+          <w:rStyle w:val="6"/>
+          <w:rFonts w:hint="default" w:ascii="Times New Roman" w:hAnsi="Times New Roman" w:eastAsia="SimSun" w:cs="Times New Roman"/>
+          <w:sz w:val="24"/>
+          <w:szCs w:val="24"/>
+        </w:rPr>
+        <w:t>"Tu es un système de classification de sentiment pour une entreprise de services numériques. Règles : si le commentaire contient à la fois un aspect positif et un aspect négatif, classe-le selon l'élément qui affecte le plus l'expérience utilisateur (ex : un bug fonctionnel prime sur un avantage secondaire). Réponds uniquement au format suivant : Classe: [positif/négatif/neutre] | Justification: [une phrase].</w:t>
+      </w:r>
+      <w:r>
+        <w:rPr>
+          <w:rFonts w:hint="default" w:ascii="Times New Roman" w:hAnsi="Times New Roman" w:eastAsia="SimSun" w:cs="Times New Roman"/>
+          <w:sz w:val="24"/>
+          <w:szCs w:val="24"/>
+        </w:rPr>
+        <w:br w:type="textWrapping"/>
+      </w:r>
+      <w:r>
+        <w:rPr>
+          <w:rStyle w:val="6"/>
+          <w:rFonts w:hint="default" w:ascii="Times New Roman" w:hAnsi="Times New Roman" w:eastAsia="SimSun" w:cs="Times New Roman"/>
+          <w:sz w:val="24"/>
+          <w:szCs w:val="24"/>
+        </w:rPr>
+        <w:t>Commentaire : 'Le service est rapide mais l'application plante régulièrement.'"</w:t>
+      </w:r>
+    </w:p>
+    <w:p>
+      <w:pPr>
+        <w:pStyle w:val="7"/>
+        <w:keepNext w:val="0"/>
+        <w:keepLines w:val="0"/>
+        <w:widowControl/>
+        <w:suppressLineNumbers w:val="0"/>
+        <w:bidi w:val="0"/>
+        <w:spacing w:line="360" w:lineRule="auto"/>
+        <w:ind w:right="720"/>
+        <w:rPr>
+          <w:rFonts w:hint="default" w:ascii="Times New Roman" w:hAnsi="Times New Roman" w:cs="Times New Roman"/>
+          <w:sz w:val="24"/>
+          <w:szCs w:val="24"/>
+        </w:rPr>
+      </w:pPr>
+      <w:r>
+        <w:rPr>
+          <w:rStyle w:val="8"/>
+          <w:rFonts w:hint="default" w:ascii="Times New Roman" w:hAnsi="Times New Roman" w:cs="Times New Roman"/>
+          <w:sz w:val="24"/>
+          <w:szCs w:val="24"/>
+        </w:rPr>
+        <w:t>Avantage</w:t>
+      </w:r>
+      <w:r>
+        <w:rPr>
+          <w:rFonts w:hint="default" w:ascii="Times New Roman" w:hAnsi="Times New Roman" w:cs="Times New Roman"/>
+          <w:sz w:val="24"/>
+          <w:szCs w:val="24"/>
+        </w:rPr>
+        <w:t xml:space="preserve"> : c'est la technique la plus fiable pour les cas ambigus, car elle </w:t>
+      </w:r>
+      <w:r>
+        <w:rPr>
+          <w:rStyle w:val="8"/>
+          <w:rFonts w:hint="default" w:ascii="Times New Roman" w:hAnsi="Times New Roman" w:cs="Times New Roman"/>
+          <w:b w:val="0"/>
+          <w:bCs w:val="0"/>
+          <w:sz w:val="24"/>
+          <w:szCs w:val="24"/>
+        </w:rPr>
+        <w:t>explicite la règle de décision</w:t>
+      </w:r>
+      <w:r>
+        <w:rPr>
+          <w:rFonts w:hint="default" w:ascii="Times New Roman" w:hAnsi="Times New Roman" w:cs="Times New Roman"/>
+          <w:sz w:val="24"/>
+          <w:szCs w:val="24"/>
+        </w:rPr>
+        <w:t xml:space="preserve"> au lieu de la laisser implicite dans des exemples. Elle impose aussi un format exploitable automatiquement (utile si on veut traiter des centaines de commentaires en masse).</w:t>
+      </w:r>
+    </w:p>
+    <w:p>
+      <w:pPr>
+        <w:keepNext w:val="0"/>
+        <w:keepLines w:val="0"/>
+        <w:widowControl/>
+        <w:numPr>
+          <w:numId w:val="0"/>
+        </w:numPr>
+        <w:suppressLineNumbers w:val="0"/>
+        <w:spacing w:before="0" w:beforeAutospacing="1" w:after="0" w:afterAutospacing="1" w:line="360" w:lineRule="auto"/>
+        <w:rPr>
+          <w:rFonts w:hint="default" w:ascii="Times New Roman" w:hAnsi="Times New Roman" w:cs="Times New Roman"/>
+          <w:sz w:val="24"/>
+          <w:szCs w:val="24"/>
+        </w:rPr>
+      </w:pPr>
+      <w:bookmarkStart w:id="0" w:name="_GoBack"/>
+      <w:bookmarkEnd w:id="0"/>
+      <w:r>
+        <w:rPr>
+          <w:rStyle w:val="8"/>
+          <w:rFonts w:hint="default" w:ascii="Times New Roman" w:hAnsi="Times New Roman" w:cs="Times New Roman"/>
+          <w:sz w:val="24"/>
+          <w:szCs w:val="24"/>
+        </w:rPr>
+        <w:t>Limite</w:t>
+      </w:r>
+      <w:r>
+        <w:rPr>
+          <w:rFonts w:hint="default" w:ascii="Times New Roman" w:hAnsi="Times New Roman" w:cs="Times New Roman"/>
+          <w:sz w:val="24"/>
+          <w:szCs w:val="24"/>
+        </w:rPr>
+        <w:t xml:space="preserve"> : demande plus d'effort de conception en amont, et fonctionne moins bien si les règles écrites sont elles-mêmes mal pensées ou incomplètes.</w:t>
+      </w:r>
+    </w:p>
+    <w:p>
+      <w:pPr>
+        <w:rPr>
+          <w:rFonts w:hint="default"/>
+        </w:rPr>
+      </w:pPr>
+    </w:p>
+    <w:p>
+      <w:pPr>
         <w:rPr>
           <w:rFonts w:hint="default"/>
         </w:rPr>
@@ -2262,7 +3643,7 @@
     </w:p>
     <w:tbl>
       <w:tblPr>
-        <w:tblStyle w:val="4"/>
+        <w:tblStyle w:val="5"/>
         <w:tblW w:w="9200" w:type="dxa"/>
         <w:tblInd w:w="0" w:type="dxa"/>
         <w:tblBorders>
@@ -2864,7 +4245,7 @@
       <w:pPr>
         <w:numPr>
           <w:ilvl w:val="0"/>
-          <w:numId w:val="1"/>
+          <w:numId w:val="2"/>
         </w:numPr>
         <w:spacing w:line="360" w:lineRule="auto"/>
         <w:rPr>
@@ -2886,7 +4267,7 @@
     </w:p>
     <w:tbl>
       <w:tblPr>
-        <w:tblStyle w:val="4"/>
+        <w:tblStyle w:val="5"/>
         <w:tblW w:w="9200" w:type="dxa"/>
         <w:tblInd w:w="0" w:type="dxa"/>
         <w:tblBorders>
@@ -3357,7 +4738,7 @@
       <w:pPr>
         <w:numPr>
           <w:ilvl w:val="0"/>
-          <w:numId w:val="1"/>
+          <w:numId w:val="2"/>
         </w:numPr>
         <w:spacing w:line="360" w:lineRule="auto"/>
         <w:ind w:left="0" w:leftChars="0" w:firstLine="0" w:firstLineChars="0"/>
@@ -3680,7 +5061,7 @@
       <w:pPr>
         <w:numPr>
           <w:ilvl w:val="0"/>
-          <w:numId w:val="2"/>
+          <w:numId w:val="3"/>
         </w:numPr>
         <w:spacing w:line="360" w:lineRule="auto"/>
       </w:pPr>
@@ -3764,7 +5145,7 @@
       <w:pPr>
         <w:numPr>
           <w:ilvl w:val="0"/>
-          <w:numId w:val="2"/>
+          <w:numId w:val="3"/>
         </w:numPr>
         <w:spacing w:line="360" w:lineRule="auto"/>
         <w:ind w:left="0" w:leftChars="0" w:firstLine="0" w:firstLineChars="0"/>
@@ -4188,7 +5569,7 @@
       <w:pPr>
         <w:numPr>
           <w:ilvl w:val="0"/>
-          <w:numId w:val="2"/>
+          <w:numId w:val="3"/>
         </w:numPr>
         <w:spacing w:line="360" w:lineRule="auto"/>
         <w:ind w:left="0" w:leftChars="0" w:firstLine="0" w:firstLineChars="0"/>
@@ -4506,7 +5887,7 @@
       <w:pPr>
         <w:numPr>
           <w:ilvl w:val="0"/>
-          <w:numId w:val="2"/>
+          <w:numId w:val="3"/>
         </w:numPr>
         <w:spacing w:line="360" w:lineRule="auto"/>
         <w:ind w:left="0" w:leftChars="0" w:firstLine="0" w:firstLineChars="0"/>
@@ -5041,7 +6422,7 @@
       <w:pPr>
         <w:numPr>
           <w:ilvl w:val="0"/>
-          <w:numId w:val="2"/>
+          <w:numId w:val="3"/>
         </w:numPr>
         <w:spacing w:line="360" w:lineRule="auto"/>
         <w:ind w:left="0" w:leftChars="0" w:firstLine="0" w:firstLineChars="0"/>
@@ -5370,8 +6751,6 @@
           </wp:inline>
         </w:drawing>
       </w:r>
-      <w:bookmarkStart w:id="0" w:name="_GoBack"/>
-      <w:bookmarkEnd w:id="0"/>
     </w:p>
     <w:sectPr>
       <w:pgSz w:w="11906" w:h="16838"/>
@@ -5409,10 +6788,162 @@
       <w:lvlJc w:val="left"/>
     </w:lvl>
   </w:abstractNum>
+  <w:abstractNum w:abstractNumId="2">
+    <w:nsid w:val="C51DF8AB"/>
+    <w:multiLevelType w:val="multilevel"/>
+    <w:tmpl w:val="C51DF8AB"/>
+    <w:lvl w:ilvl="0" w:tentative="0">
+      <w:start w:val="1"/>
+      <w:numFmt w:val="bullet"/>
+      <w:lvlText w:val=""/>
+      <w:lvlJc w:val="left"/>
+      <w:pPr>
+        <w:tabs>
+          <w:tab w:val="left" w:pos="720"/>
+        </w:tabs>
+        <w:ind w:left="720" w:hanging="360"/>
+      </w:pPr>
+      <w:rPr>
+        <w:rFonts w:ascii="Symbol" w:hAnsi="Symbol" w:cs="Symbol"/>
+        <w:sz w:val="20"/>
+      </w:rPr>
+    </w:lvl>
+    <w:lvl w:ilvl="1" w:tentative="0">
+      <w:start w:val="1"/>
+      <w:numFmt w:val="bullet"/>
+      <w:lvlText w:val="o"/>
+      <w:lvlJc w:val="left"/>
+      <w:pPr>
+        <w:tabs>
+          <w:tab w:val="left" w:pos="1440"/>
+        </w:tabs>
+        <w:ind w:left="1440" w:hanging="360"/>
+      </w:pPr>
+      <w:rPr>
+        <w:rFonts w:ascii="Courier New" w:hAnsi="Courier New" w:cs="Courier New"/>
+        <w:sz w:val="20"/>
+      </w:rPr>
+    </w:lvl>
+    <w:lvl w:ilvl="2" w:tentative="0">
+      <w:start w:val="1"/>
+      <w:numFmt w:val="bullet"/>
+      <w:lvlText w:val=""/>
+      <w:lvlJc w:val="left"/>
+      <w:pPr>
+        <w:tabs>
+          <w:tab w:val="left" w:pos="2160"/>
+        </w:tabs>
+        <w:ind w:left="2160" w:hanging="360"/>
+      </w:pPr>
+      <w:rPr>
+        <w:rFonts w:ascii="Wingdings" w:hAnsi="Wingdings" w:cs="Wingdings"/>
+        <w:sz w:val="20"/>
+      </w:rPr>
+    </w:lvl>
+    <w:lvl w:ilvl="3" w:tentative="0">
+      <w:start w:val="1"/>
+      <w:numFmt w:val="bullet"/>
+      <w:lvlText w:val=""/>
+      <w:lvlJc w:val="left"/>
+      <w:pPr>
+        <w:tabs>
+          <w:tab w:val="left" w:pos="2880"/>
+        </w:tabs>
+        <w:ind w:left="2880" w:hanging="360"/>
+      </w:pPr>
+      <w:rPr>
+        <w:rFonts w:hint="default" w:ascii="Wingdings" w:hAnsi="Wingdings" w:cs="Wingdings"/>
+        <w:sz w:val="20"/>
+      </w:rPr>
+    </w:lvl>
+    <w:lvl w:ilvl="4" w:tentative="0">
+      <w:start w:val="1"/>
+      <w:numFmt w:val="bullet"/>
+      <w:lvlText w:val=""/>
+      <w:lvlJc w:val="left"/>
+      <w:pPr>
+        <w:tabs>
+          <w:tab w:val="left" w:pos="3600"/>
+        </w:tabs>
+        <w:ind w:left="3600" w:hanging="360"/>
+      </w:pPr>
+      <w:rPr>
+        <w:rFonts w:hint="default" w:ascii="Wingdings" w:hAnsi="Wingdings" w:cs="Wingdings"/>
+        <w:sz w:val="20"/>
+      </w:rPr>
+    </w:lvl>
+    <w:lvl w:ilvl="5" w:tentative="0">
+      <w:start w:val="1"/>
+      <w:numFmt w:val="bullet"/>
+      <w:lvlText w:val=""/>
+      <w:lvlJc w:val="left"/>
+      <w:pPr>
+        <w:tabs>
+          <w:tab w:val="left" w:pos="4320"/>
+        </w:tabs>
+        <w:ind w:left="4320" w:hanging="360"/>
+      </w:pPr>
+      <w:rPr>
+        <w:rFonts w:hint="default" w:ascii="Wingdings" w:hAnsi="Wingdings" w:cs="Wingdings"/>
+        <w:sz w:val="20"/>
+      </w:rPr>
+    </w:lvl>
+    <w:lvl w:ilvl="6" w:tentative="0">
+      <w:start w:val="1"/>
+      <w:numFmt w:val="bullet"/>
+      <w:lvlText w:val=""/>
+      <w:lvlJc w:val="left"/>
+      <w:pPr>
+        <w:tabs>
+          <w:tab w:val="left" w:pos="5040"/>
+        </w:tabs>
+        <w:ind w:left="5040" w:hanging="360"/>
+      </w:pPr>
+      <w:rPr>
+        <w:rFonts w:hint="default" w:ascii="Wingdings" w:hAnsi="Wingdings" w:cs="Wingdings"/>
+        <w:sz w:val="20"/>
+      </w:rPr>
+    </w:lvl>
+    <w:lvl w:ilvl="7" w:tentative="0">
+      <w:start w:val="1"/>
+      <w:numFmt w:val="bullet"/>
+      <w:lvlText w:val=""/>
+      <w:lvlJc w:val="left"/>
+      <w:pPr>
+        <w:tabs>
+          <w:tab w:val="left" w:pos="5760"/>
+        </w:tabs>
+        <w:ind w:left="5760" w:hanging="360"/>
+      </w:pPr>
+      <w:rPr>
+        <w:rFonts w:hint="default" w:ascii="Wingdings" w:hAnsi="Wingdings" w:cs="Wingdings"/>
+        <w:sz w:val="20"/>
+      </w:rPr>
+    </w:lvl>
+    <w:lvl w:ilvl="8" w:tentative="0">
+      <w:start w:val="1"/>
+      <w:numFmt w:val="bullet"/>
+      <w:lvlText w:val=""/>
+      <w:lvlJc w:val="left"/>
+      <w:pPr>
+        <w:tabs>
+          <w:tab w:val="left" w:pos="6480"/>
+        </w:tabs>
+        <w:ind w:left="6480" w:hanging="360"/>
+      </w:pPr>
+      <w:rPr>
+        <w:rFonts w:hint="default" w:ascii="Wingdings" w:hAnsi="Wingdings" w:cs="Wingdings"/>
+        <w:sz w:val="20"/>
+      </w:rPr>
+    </w:lvl>
+  </w:abstractNum>
   <w:num w:numId="1">
+    <w:abstractNumId w:val="2"/>
+  </w:num>
+  <w:num w:numId="2">
     <w:abstractNumId w:val="0"/>
   </w:num>
-  <w:num w:numId="2">
+  <w:num w:numId="3">
     <w:abstractNumId w:val="1"/>
   </w:num>
 </w:numbering>
@@ -5423,7 +6954,7 @@
   <w:docDefaults>
     <w:rPrDefault>
       <w:rPr>
-        <w:rFonts w:asciiTheme="minorHAnsi" w:hAnsiTheme="minorHAnsi" w:eastAsiaTheme="minorEastAsia" w:cstheme="minorBidi"/>
+        <w:rFonts w:ascii="Times New Roman" w:hAnsi="Times New Roman" w:eastAsia="SimSun" w:cs="Times New Roman"/>
       </w:rPr>
     </w:rPrDefault>
     <w:pPrDefault/>
@@ -5699,13 +7230,34 @@
       <w:szCs w:val="26"/>
     </w:rPr>
   </w:style>
-  <w:style w:type="character" w:default="1" w:styleId="3">
+  <w:style w:type="paragraph" w:styleId="3">
+    <w:name w:val="heading 4"/>
+    <w:next w:val="1"/>
+    <w:semiHidden/>
+    <w:unhideWhenUsed/>
+    <w:qFormat/>
+    <w:uiPriority w:val="0"/>
+    <w:pPr>
+      <w:spacing w:before="0" w:beforeAutospacing="1" w:after="0" w:afterAutospacing="1"/>
+      <w:jc w:val="left"/>
+    </w:pPr>
+    <w:rPr>
+      <w:rFonts w:hint="eastAsia" w:ascii="SimSun" w:hAnsi="SimSun" w:eastAsia="SimSun" w:cs="SimSun"/>
+      <w:b/>
+      <w:bCs/>
+      <w:kern w:val="0"/>
+      <w:sz w:val="24"/>
+      <w:szCs w:val="24"/>
+      <w:lang w:val="en-US" w:eastAsia="zh-CN" w:bidi="ar"/>
+    </w:rPr>
+  </w:style>
+  <w:style w:type="character" w:default="1" w:styleId="4">
     <w:name w:val="Default Paragraph Font"/>
     <w:semiHidden/>
     <w:qFormat/>
     <w:uiPriority w:val="0"/>
   </w:style>
-  <w:style w:type="table" w:default="1" w:styleId="4">
+  <w:style w:type="table" w:default="1" w:styleId="5">
     <w:name w:val="Normal Table"/>
     <w:semiHidden/>
     <w:qFormat/>
@@ -5718,6 +7270,41 @@
         <w:right w:w="108" w:type="dxa"/>
       </w:tblCellMar>
     </w:tblPr>
+  </w:style>
+  <w:style w:type="character" w:styleId="6">
+    <w:name w:val="Emphasis"/>
+    <w:basedOn w:val="4"/>
+    <w:qFormat/>
+    <w:uiPriority w:val="0"/>
+    <w:rPr>
+      <w:i/>
+      <w:iCs/>
+    </w:rPr>
+  </w:style>
+  <w:style w:type="paragraph" w:styleId="7">
+    <w:name w:val="Normal (Web)"/>
+    <w:uiPriority w:val="0"/>
+    <w:pPr>
+      <w:spacing w:before="0" w:beforeAutospacing="1" w:after="0" w:afterAutospacing="1"/>
+      <w:ind w:left="0" w:right="0"/>
+      <w:jc w:val="left"/>
+    </w:pPr>
+    <w:rPr>
+      <w:kern w:val="0"/>
+      <w:sz w:val="24"/>
+      <w:szCs w:val="24"/>
+      <w:lang w:val="en-US" w:eastAsia="zh-CN" w:bidi="ar"/>
+    </w:rPr>
+  </w:style>
+  <w:style w:type="character" w:styleId="8">
+    <w:name w:val="Strong"/>
+    <w:basedOn w:val="4"/>
+    <w:qFormat/>
+    <w:uiPriority w:val="0"/>
+    <w:rPr>
+      <w:b/>
+      <w:bCs/>
+    </w:rPr>
   </w:style>
 </w:styles>
 </file>
